--- a/documentazione/documentazione.docx
+++ b/documentazione/documentazione.docx
@@ -32,6 +32,15 @@
           <w:szCs w:val="48"/>
         </w:rPr>
       </w:r>
+      <w:r>
+        <w:rPr>
+          <w:b/>
+          <w:bCs/>
+          <w:sz w:val="48"/>
+          <w:szCs w:val="48"/>
+          <w:highlight w:val="none"/>
+        </w:rPr>
+      </w:r>
     </w:p>
     <w:p>
       <w:pPr>
@@ -45,6 +54,14 @@
           <w:szCs w:val="24"/>
         </w:rPr>
       </w:pPr>
+      <w:r>
+        <w:rPr>
+          <w:b/>
+          <w:bCs/>
+          <w:sz w:val="24"/>
+          <w:szCs w:val="24"/>
+        </w:rPr>
+      </w:r>
       <w:r>
         <w:rPr>
           <w:b/>
@@ -91,6 +108,15 @@
           <w:bCs w:val="0"/>
           <w:sz w:val="24"/>
           <w:szCs w:val="24"/>
+        </w:rPr>
+      </w:r>
+      <w:r>
+        <w:rPr>
+          <w:b w:val="0"/>
+          <w:bCs w:val="0"/>
+          <w:sz w:val="24"/>
+          <w:szCs w:val="24"/>
+          <w:highlight w:val="none"/>
         </w:rPr>
       </w:r>
     </w:p>
@@ -142,7 +168,7 @@
                       <pic:spPr bwMode="auto">
                         <a:xfrm flipH="0" flipV="0">
                           <a:off x="0" y="0"/>
-                          <a:ext cx="1753319" cy="3896264"/>
+                          <a:ext cx="1753318" cy="3896264"/>
                         </a:xfrm>
                         <a:prstGeom prst="rect">
                           <a:avLst/>
@@ -210,7 +236,7 @@
                       <pic:spPr bwMode="auto">
                         <a:xfrm flipH="1" flipV="0">
                           <a:off x="0" y="0"/>
-                          <a:ext cx="1753319" cy="3896264"/>
+                          <a:ext cx="1753318" cy="3896264"/>
                         </a:xfrm>
                         <a:prstGeom prst="rect">
                           <a:avLst/>
@@ -287,7 +313,7 @@
                       <pic:spPr bwMode="auto">
                         <a:xfrm flipH="0" flipV="0">
                           <a:off x="0" y="0"/>
-                          <a:ext cx="1753319" cy="3896264"/>
+                          <a:ext cx="1753318" cy="3896264"/>
                         </a:xfrm>
                         <a:prstGeom prst="rect">
                           <a:avLst/>
@@ -375,6 +401,14 @@
           <w:szCs w:val="24"/>
         </w:rPr>
       </w:r>
+      <w:r>
+        <w:rPr>
+          <w:b w:val="0"/>
+          <w:bCs w:val="0"/>
+          <w:sz w:val="24"/>
+          <w:szCs w:val="24"/>
+        </w:rPr>
+      </w:r>
     </w:p>
     <w:p>
       <w:pPr>
@@ -399,57 +433,6 @@
         </w:rPr>
         <w:t xml:space="preserve">Partendo da un testo giapponese e la sua traduzione in input, genera le lyrics alternate riga per riga per uno studio piu’ semplice.</w:t>
       </w:r>
-      <w:r>
-        <w:rPr>
-          <w:b w:val="0"/>
-          <w:bCs w:val="0"/>
-          <w:sz w:val="24"/>
-          <w:szCs w:val="24"/>
-          <w:highlight w:val="none"/>
-        </w:rPr>
-      </w:r>
-    </w:p>
-    <w:p>
-      <w:pPr>
-        <w:pBdr/>
-        <w:spacing/>
-        <w:ind/>
-        <w:rPr>
-          <w:b w:val="0"/>
-          <w:bCs w:val="0"/>
-          <w:sz w:val="24"/>
-          <w:szCs w:val="24"/>
-        </w:rPr>
-      </w:pPr>
-      <w:r>
-        <w:rPr>
-          <w:b w:val="0"/>
-          <w:bCs w:val="0"/>
-          <w:sz w:val="24"/>
-          <w:szCs w:val="24"/>
-        </w:rPr>
-      </w:r>
-      <w:r>
-        <w:rPr>
-          <w:b w:val="0"/>
-          <w:bCs w:val="0"/>
-          <w:sz w:val="24"/>
-          <w:szCs w:val="24"/>
-        </w:rPr>
-      </w:r>
-    </w:p>
-    <w:p>
-      <w:pPr>
-        <w:pBdr/>
-        <w:spacing/>
-        <w:ind/>
-        <w:rPr>
-          <w:b w:val="0"/>
-          <w:bCs w:val="0"/>
-          <w:sz w:val="24"/>
-          <w:szCs w:val="24"/>
-        </w:rPr>
-      </w:pPr>
       <w:r>
         <w:rPr>
           <w:b w:val="0"/>
@@ -479,6 +462,82 @@
           <w:bCs w:val="0"/>
           <w:sz w:val="24"/>
           <w:szCs w:val="24"/>
+        </w:rPr>
+      </w:pPr>
+      <w:r>
+        <w:rPr>
+          <w:b w:val="0"/>
+          <w:bCs w:val="0"/>
+          <w:sz w:val="24"/>
+          <w:szCs w:val="24"/>
+        </w:rPr>
+      </w:r>
+      <w:r>
+        <w:rPr>
+          <w:b w:val="0"/>
+          <w:bCs w:val="0"/>
+          <w:sz w:val="24"/>
+          <w:szCs w:val="24"/>
+        </w:rPr>
+      </w:r>
+      <w:r>
+        <w:rPr>
+          <w:b w:val="0"/>
+          <w:bCs w:val="0"/>
+          <w:sz w:val="24"/>
+          <w:szCs w:val="24"/>
+        </w:rPr>
+      </w:r>
+    </w:p>
+    <w:p>
+      <w:pPr>
+        <w:pBdr/>
+        <w:spacing/>
+        <w:ind/>
+        <w:rPr>
+          <w:b w:val="0"/>
+          <w:bCs w:val="0"/>
+          <w:sz w:val="24"/>
+          <w:szCs w:val="24"/>
+        </w:rPr>
+      </w:pPr>
+      <w:r>
+        <w:rPr>
+          <w:b w:val="0"/>
+          <w:bCs w:val="0"/>
+          <w:sz w:val="24"/>
+          <w:szCs w:val="24"/>
+          <w:highlight w:val="none"/>
+        </w:rPr>
+      </w:r>
+      <w:r>
+        <w:rPr>
+          <w:b w:val="0"/>
+          <w:bCs w:val="0"/>
+          <w:sz w:val="24"/>
+          <w:szCs w:val="24"/>
+          <w:highlight w:val="none"/>
+        </w:rPr>
+      </w:r>
+      <w:r>
+        <w:rPr>
+          <w:b w:val="0"/>
+          <w:bCs w:val="0"/>
+          <w:sz w:val="24"/>
+          <w:szCs w:val="24"/>
+        </w:rPr>
+      </w:r>
+    </w:p>
+    <w:p>
+      <w:pPr>
+        <w:pBdr/>
+        <w:spacing/>
+        <w:ind/>
+        <w:rPr>
+          <w:b w:val="0"/>
+          <w:bCs w:val="0"/>
+          <w:sz w:val="24"/>
+          <w:szCs w:val="24"/>
           <w:highlight w:val="none"/>
         </w:rPr>
       </w:pPr>
@@ -499,35 +558,6 @@
           <w:szCs w:val="24"/>
         </w:rPr>
       </w:r>
-    </w:p>
-    <w:p>
-      <w:pPr>
-        <w:pStyle w:val="621"/>
-        <w:numPr>
-          <w:ilvl w:val="0"/>
-          <w:numId w:val="1"/>
-        </w:numPr>
-        <w:pBdr/>
-        <w:spacing/>
-        <w:ind/>
-        <w:rPr>
-          <w:b w:val="0"/>
-          <w:bCs w:val="0"/>
-          <w:sz w:val="24"/>
-          <w:szCs w:val="24"/>
-          <w:highlight w:val="none"/>
-        </w:rPr>
-      </w:pPr>
-      <w:r>
-        <w:rPr>
-          <w:b w:val="0"/>
-          <w:bCs w:val="0"/>
-          <w:sz w:val="24"/>
-          <w:szCs w:val="24"/>
-          <w:highlight w:val="none"/>
-        </w:rPr>
-        <w:t xml:space="preserve">Autenticazione</w:t>
-      </w:r>
       <w:r>
         <w:rPr>
           <w:b w:val="0"/>
@@ -540,7 +570,7 @@
     </w:p>
     <w:p>
       <w:pPr>
-        <w:pStyle w:val="621"/>
+        <w:pStyle w:val="848"/>
         <w:numPr>
           <w:ilvl w:val="0"/>
           <w:numId w:val="1"/>
@@ -564,107 +594,8 @@
           <w:szCs w:val="24"/>
           <w:highlight w:val="none"/>
         </w:rPr>
-        <w:t xml:space="preserve">Persistenza</w:t>
+        <w:t xml:space="preserve">Autenticazione</w:t>
       </w:r>
-      <w:r>
-        <w:rPr>
-          <w:b w:val="0"/>
-          <w:bCs w:val="0"/>
-          <w:sz w:val="24"/>
-          <w:szCs w:val="24"/>
-          <w:highlight w:val="none"/>
-        </w:rPr>
-      </w:r>
-    </w:p>
-    <w:p>
-      <w:pPr>
-        <w:pStyle w:val="621"/>
-        <w:numPr>
-          <w:ilvl w:val="0"/>
-          <w:numId w:val="1"/>
-        </w:numPr>
-        <w:pBdr/>
-        <w:spacing/>
-        <w:ind/>
-        <w:rPr>
-          <w:b w:val="0"/>
-          <w:bCs w:val="0"/>
-          <w:sz w:val="24"/>
-          <w:szCs w:val="24"/>
-          <w:highlight w:val="none"/>
-        </w:rPr>
-      </w:pPr>
-      <w:r>
-        <w:rPr>
-          <w:b w:val="0"/>
-          <w:bCs w:val="0"/>
-          <w:sz w:val="24"/>
-          <w:szCs w:val="24"/>
-          <w:highlight w:val="none"/>
-        </w:rPr>
-        <w:t xml:space="preserve">Dependency injection</w:t>
-      </w:r>
-      <w:r>
-        <w:rPr>
-          <w:b w:val="0"/>
-          <w:bCs w:val="0"/>
-          <w:sz w:val="24"/>
-          <w:szCs w:val="24"/>
-          <w:highlight w:val="none"/>
-        </w:rPr>
-      </w:r>
-    </w:p>
-    <w:p>
-      <w:pPr>
-        <w:pStyle w:val="621"/>
-        <w:numPr>
-          <w:ilvl w:val="0"/>
-          <w:numId w:val="1"/>
-        </w:numPr>
-        <w:pBdr/>
-        <w:spacing/>
-        <w:ind/>
-        <w:rPr>
-          <w:b w:val="0"/>
-          <w:bCs w:val="0"/>
-          <w:sz w:val="24"/>
-          <w:szCs w:val="24"/>
-          <w:highlight w:val="none"/>
-        </w:rPr>
-      </w:pPr>
-      <w:r>
-        <w:rPr>
-          <w:b w:val="0"/>
-          <w:bCs w:val="0"/>
-          <w:sz w:val="24"/>
-          <w:szCs w:val="24"/>
-          <w:highlight w:val="none"/>
-        </w:rPr>
-        <w:t xml:space="preserve">Chiamate API</w:t>
-      </w:r>
-      <w:r>
-        <w:rPr>
-          <w:b w:val="0"/>
-          <w:bCs w:val="0"/>
-          <w:sz w:val="24"/>
-          <w:szCs w:val="24"/>
-          <w:highlight w:val="none"/>
-        </w:rPr>
-      </w:r>
-    </w:p>
-    <w:p>
-      <w:pPr>
-        <w:pBdr/>
-        <w:spacing/>
-        <w:ind w:firstLine="0" w:left="709"/>
-        <w:rPr>
-          <w:b w:val="0"/>
-          <w:bCs w:val="0"/>
-          <w:sz w:val="24"/>
-          <w:szCs w:val="24"/>
-          <w:highlight w:val="none"/>
-        </w:rPr>
-      </w:pPr>
       <w:r>
         <w:rPr>
           <w:b w:val="0"/>
@@ -686,9 +617,14 @@
     </w:p>
     <w:p>
       <w:pPr>
-        <w:pBdr/>
-        <w:spacing/>
-        <w:ind w:firstLine="0" w:left="709"/>
+        <w:pStyle w:val="848"/>
+        <w:numPr>
+          <w:ilvl w:val="0"/>
+          <w:numId w:val="1"/>
+        </w:numPr>
+        <w:pBdr/>
+        <w:spacing/>
+        <w:ind/>
         <w:rPr>
           <w:b w:val="0"/>
           <w:bCs w:val="0"/>
@@ -697,6 +633,16 @@
           <w:highlight w:val="none"/>
         </w:rPr>
       </w:pPr>
+      <w:r>
+        <w:rPr>
+          <w:b w:val="0"/>
+          <w:bCs w:val="0"/>
+          <w:sz w:val="24"/>
+          <w:szCs w:val="24"/>
+          <w:highlight w:val="none"/>
+        </w:rPr>
+        <w:t xml:space="preserve">Persistenza</w:t>
+      </w:r>
       <w:r>
         <w:rPr>
           <w:b w:val="0"/>
@@ -718,9 +664,14 @@
     </w:p>
     <w:p>
       <w:pPr>
-        <w:pBdr/>
-        <w:spacing/>
-        <w:ind w:firstLine="0" w:left="709"/>
+        <w:pStyle w:val="848"/>
+        <w:numPr>
+          <w:ilvl w:val="0"/>
+          <w:numId w:val="1"/>
+        </w:numPr>
+        <w:pBdr/>
+        <w:spacing/>
+        <w:ind/>
         <w:rPr>
           <w:b w:val="0"/>
           <w:bCs w:val="0"/>
@@ -729,6 +680,16 @@
           <w:highlight w:val="none"/>
         </w:rPr>
       </w:pPr>
+      <w:r>
+        <w:rPr>
+          <w:b w:val="0"/>
+          <w:bCs w:val="0"/>
+          <w:sz w:val="24"/>
+          <w:szCs w:val="24"/>
+          <w:highlight w:val="none"/>
+        </w:rPr>
+        <w:t xml:space="preserve">Dependency injection</w:t>
+      </w:r>
       <w:r>
         <w:rPr>
           <w:b w:val="0"/>
@@ -750,6 +711,176 @@
     </w:p>
     <w:p>
       <w:pPr>
+        <w:pStyle w:val="848"/>
+        <w:numPr>
+          <w:ilvl w:val="0"/>
+          <w:numId w:val="1"/>
+        </w:numPr>
+        <w:pBdr/>
+        <w:spacing/>
+        <w:ind/>
+        <w:rPr>
+          <w:b w:val="0"/>
+          <w:bCs w:val="0"/>
+          <w:sz w:val="24"/>
+          <w:szCs w:val="24"/>
+          <w:highlight w:val="none"/>
+        </w:rPr>
+      </w:pPr>
+      <w:r>
+        <w:rPr>
+          <w:b w:val="0"/>
+          <w:bCs w:val="0"/>
+          <w:sz w:val="24"/>
+          <w:szCs w:val="24"/>
+          <w:highlight w:val="none"/>
+        </w:rPr>
+        <w:t xml:space="preserve">Chiamate API</w:t>
+      </w:r>
+      <w:r>
+        <w:rPr>
+          <w:b w:val="0"/>
+          <w:bCs w:val="0"/>
+          <w:sz w:val="24"/>
+          <w:szCs w:val="24"/>
+          <w:highlight w:val="none"/>
+        </w:rPr>
+      </w:r>
+      <w:r>
+        <w:rPr>
+          <w:b w:val="0"/>
+          <w:bCs w:val="0"/>
+          <w:sz w:val="24"/>
+          <w:szCs w:val="24"/>
+          <w:highlight w:val="none"/>
+        </w:rPr>
+      </w:r>
+    </w:p>
+    <w:p>
+      <w:pPr>
+        <w:pBdr/>
+        <w:spacing/>
+        <w:ind w:firstLine="0" w:left="709"/>
+        <w:rPr>
+          <w:b w:val="0"/>
+          <w:bCs w:val="0"/>
+          <w:sz w:val="24"/>
+          <w:szCs w:val="24"/>
+          <w:highlight w:val="none"/>
+        </w:rPr>
+      </w:pPr>
+      <w:r>
+        <w:rPr>
+          <w:b w:val="0"/>
+          <w:bCs w:val="0"/>
+          <w:sz w:val="24"/>
+          <w:szCs w:val="24"/>
+          <w:highlight w:val="none"/>
+        </w:rPr>
+      </w:r>
+      <w:r>
+        <w:rPr>
+          <w:b w:val="0"/>
+          <w:bCs w:val="0"/>
+          <w:sz w:val="24"/>
+          <w:szCs w:val="24"/>
+          <w:highlight w:val="none"/>
+        </w:rPr>
+      </w:r>
+      <w:r>
+        <w:rPr>
+          <w:b w:val="0"/>
+          <w:bCs w:val="0"/>
+          <w:sz w:val="24"/>
+          <w:szCs w:val="24"/>
+          <w:highlight w:val="none"/>
+        </w:rPr>
+      </w:r>
+    </w:p>
+    <w:p>
+      <w:pPr>
+        <w:pBdr/>
+        <w:spacing/>
+        <w:ind w:firstLine="0" w:left="709"/>
+        <w:rPr>
+          <w:b w:val="0"/>
+          <w:bCs w:val="0"/>
+          <w:sz w:val="24"/>
+          <w:szCs w:val="24"/>
+          <w:highlight w:val="none"/>
+        </w:rPr>
+      </w:pPr>
+      <w:r>
+        <w:rPr>
+          <w:b w:val="0"/>
+          <w:bCs w:val="0"/>
+          <w:sz w:val="24"/>
+          <w:szCs w:val="24"/>
+          <w:highlight w:val="none"/>
+        </w:rPr>
+      </w:r>
+      <w:r>
+        <w:rPr>
+          <w:b w:val="0"/>
+          <w:bCs w:val="0"/>
+          <w:sz w:val="24"/>
+          <w:szCs w:val="24"/>
+          <w:highlight w:val="none"/>
+        </w:rPr>
+      </w:r>
+      <w:r>
+        <w:rPr>
+          <w:b w:val="0"/>
+          <w:bCs w:val="0"/>
+          <w:sz w:val="24"/>
+          <w:szCs w:val="24"/>
+          <w:highlight w:val="none"/>
+        </w:rPr>
+      </w:r>
+    </w:p>
+    <w:p>
+      <w:pPr>
+        <w:pBdr/>
+        <w:spacing/>
+        <w:ind w:firstLine="0" w:left="709"/>
+        <w:rPr>
+          <w:b w:val="0"/>
+          <w:bCs w:val="0"/>
+          <w:sz w:val="24"/>
+          <w:szCs w:val="24"/>
+          <w:highlight w:val="none"/>
+        </w:rPr>
+      </w:pPr>
+      <w:r>
+        <w:rPr>
+          <w:b w:val="0"/>
+          <w:bCs w:val="0"/>
+          <w:sz w:val="24"/>
+          <w:szCs w:val="24"/>
+          <w:highlight w:val="none"/>
+        </w:rPr>
+      </w:r>
+      <w:r>
+        <w:rPr>
+          <w:b w:val="0"/>
+          <w:bCs w:val="0"/>
+          <w:sz w:val="24"/>
+          <w:szCs w:val="24"/>
+          <w:highlight w:val="none"/>
+        </w:rPr>
+      </w:r>
+      <w:r>
+        <w:rPr>
+          <w:b w:val="0"/>
+          <w:bCs w:val="0"/>
+          <w:sz w:val="24"/>
+          <w:szCs w:val="24"/>
+          <w:highlight w:val="none"/>
+        </w:rPr>
+      </w:r>
+    </w:p>
+    <w:p>
+      <w:pPr>
         <w:pBdr/>
         <w:spacing/>
         <w:ind/>
@@ -770,6 +901,15 @@
           <w:highlight w:val="none"/>
         </w:rPr>
         <w:t xml:space="preserve">Autenticazione</w:t>
+      </w:r>
+      <w:r>
+        <w:rPr>
+          <w:b/>
+          <w:bCs/>
+          <w:sz w:val="40"/>
+          <w:szCs w:val="40"/>
+          <w:highlight w:val="none"/>
+        </w:rPr>
       </w:r>
       <w:r>
         <w:rPr>
@@ -843,15 +983,6 @@
           <w:szCs w:val="24"/>
           <w:highlight w:val="none"/>
         </w:rPr>
-      </w:r>
-      <w:r>
-        <w:rPr>
-          <w:b w:val="0"/>
-          <w:bCs w:val="0"/>
-          <w:sz w:val="24"/>
-          <w:szCs w:val="24"/>
-          <w:highlight w:val="none"/>
-        </w:rPr>
         <w:t xml:space="preserve"> Questo permette di ottenere credenziali in modo sicuro per la sincronizzazione cloud dei dati dell’utente di cui parlero’ in modo piu’ approfondito nella sezione di persistenza.</w:t>
       </w:r>
       <w:r>
@@ -863,7 +994,6 @@
           <w:highlight w:val="none"/>
         </w:rPr>
       </w:r>
-      <w:r/>
       <w:r>
         <w:rPr>
           <w:b w:val="0"/>
@@ -968,12 +1098,7 @@
           <w:highlight w:val="none"/>
         </w:rPr>
       </w:r>
-    </w:p>
-    <w:p>
-      <w:pPr>
-        <w:pBdr/>
-        <w:spacing/>
-        <w:ind/>
+      <w:r>
         <w:rPr>
           <w:b w:val="0"/>
           <w:bCs w:val="0"/>
@@ -981,7 +1106,30 @@
           <w:szCs w:val="24"/>
           <w:highlight w:val="none"/>
         </w:rPr>
-      </w:pPr>
+      </w:r>
+    </w:p>
+    <w:p>
+      <w:pPr>
+        <w:pBdr/>
+        <w:spacing/>
+        <w:ind/>
+        <w:rPr>
+          <w:b w:val="0"/>
+          <w:bCs w:val="0"/>
+          <w:sz w:val="24"/>
+          <w:szCs w:val="24"/>
+          <w:highlight w:val="none"/>
+        </w:rPr>
+      </w:pPr>
+      <w:r>
+        <w:rPr>
+          <w:b w:val="0"/>
+          <w:bCs w:val="0"/>
+          <w:sz w:val="24"/>
+          <w:szCs w:val="24"/>
+          <w:highlight w:val="none"/>
+        </w:rPr>
+      </w:r>
       <w:r>
         <w:rPr>
           <w:b w:val="0"/>
@@ -1168,12 +1316,7 @@
           <w:highlight w:val="none"/>
         </w:rPr>
       </w:r>
-    </w:p>
-    <w:p>
-      <w:pPr>
-        <w:pBdr/>
-        <w:spacing/>
-        <w:ind/>
+      <w:r>
         <w:rPr>
           <w:b/>
           <w:bCs/>
@@ -1181,7 +1324,30 @@
           <w:szCs w:val="40"/>
           <w:highlight w:val="none"/>
         </w:rPr>
-      </w:pPr>
+      </w:r>
+    </w:p>
+    <w:p>
+      <w:pPr>
+        <w:pBdr/>
+        <w:spacing/>
+        <w:ind/>
+        <w:rPr>
+          <w:b/>
+          <w:bCs/>
+          <w:sz w:val="40"/>
+          <w:szCs w:val="40"/>
+          <w:highlight w:val="none"/>
+        </w:rPr>
+      </w:pPr>
+      <w:r>
+        <w:rPr>
+          <w:b/>
+          <w:bCs/>
+          <w:sz w:val="40"/>
+          <w:szCs w:val="40"/>
+          <w:highlight w:val="none"/>
+        </w:rPr>
+      </w:r>
       <w:r>
         <w:rPr>
           <w:b/>
@@ -1232,12 +1398,7 @@
           <w:highlight w:val="none"/>
         </w:rPr>
       </w:r>
-    </w:p>
-    <w:p>
-      <w:pPr>
-        <w:pBdr/>
-        <w:spacing/>
-        <w:ind/>
+      <w:r>
         <w:rPr>
           <w:b/>
           <w:bCs/>
@@ -1245,7 +1406,30 @@
           <w:szCs w:val="40"/>
           <w:highlight w:val="none"/>
         </w:rPr>
-      </w:pPr>
+      </w:r>
+    </w:p>
+    <w:p>
+      <w:pPr>
+        <w:pBdr/>
+        <w:spacing/>
+        <w:ind/>
+        <w:rPr>
+          <w:b/>
+          <w:bCs/>
+          <w:sz w:val="40"/>
+          <w:szCs w:val="40"/>
+          <w:highlight w:val="none"/>
+        </w:rPr>
+      </w:pPr>
+      <w:r>
+        <w:rPr>
+          <w:b/>
+          <w:bCs/>
+          <w:sz w:val="40"/>
+          <w:szCs w:val="40"/>
+          <w:highlight w:val="none"/>
+        </w:rPr>
+      </w:r>
       <w:r>
         <w:rPr>
           <w:b/>
@@ -1296,6 +1480,15 @@
           <w:highlight w:val="none"/>
         </w:rPr>
       </w:r>
+      <w:r>
+        <w:rPr>
+          <w:b/>
+          <w:bCs/>
+          <w:sz w:val="40"/>
+          <w:szCs w:val="40"/>
+          <w:highlight w:val="none"/>
+        </w:rPr>
+      </w:r>
     </w:p>
     <w:p>
       <w:pPr>
@@ -1329,6 +1522,15 @@
           <w:highlight w:val="none"/>
         </w:rPr>
       </w:r>
+      <w:r>
+        <w:rPr>
+          <w:b/>
+          <w:bCs/>
+          <w:sz w:val="40"/>
+          <w:szCs w:val="40"/>
+          <w:highlight w:val="none"/>
+        </w:rPr>
+      </w:r>
     </w:p>
     <w:p>
       <w:pPr>
@@ -1343,6 +1545,15 @@
           <w:highlight w:val="none"/>
         </w:rPr>
       </w:pPr>
+      <w:r>
+        <w:rPr>
+          <w:b w:val="0"/>
+          <w:bCs w:val="0"/>
+          <w:sz w:val="24"/>
+          <w:szCs w:val="24"/>
+          <w:highlight w:val="none"/>
+        </w:rPr>
+      </w:r>
       <w:r>
         <w:rPr>
           <w:b w:val="0"/>
@@ -1424,7 +1635,6 @@
         </w:rPr>
         <w:t xml:space="preserve"> nel database locale, che a sua volta causa un aggiornamento della UI.</w:t>
       </w:r>
-      <w:r/>
       <w:r>
         <w:rPr>
           <w:b w:val="0"/>
@@ -1435,6 +1645,30 @@
           <w:lang w:val="it-IT"/>
         </w:rPr>
       </w:r>
+      <w:r>
+        <w:rPr>
+          <w:b w:val="0"/>
+          <w:bCs w:val="0"/>
+          <w:sz w:val="24"/>
+          <w:szCs w:val="24"/>
+          <w:highlight w:val="none"/>
+          <w:lang w:val="it-IT"/>
+        </w:rPr>
+      </w:r>
+    </w:p>
+    <w:p>
+      <w:pPr>
+        <w:pBdr/>
+        <w:spacing/>
+        <w:ind/>
+        <w:rPr>
+          <w:b w:val="0"/>
+          <w:bCs w:val="0"/>
+          <w:sz w:val="24"/>
+          <w:szCs w:val="24"/>
+          <w:highlight w:val="none"/>
+        </w:rPr>
+      </w:pPr>
       <w:r>
         <w:rPr>
           <w:b w:val="0"/>
@@ -1460,39 +1694,6 @@
           <w:sz w:val="24"/>
           <w:szCs w:val="24"/>
           <w:highlight w:val="none"/>
-          <w:lang w:val="it-IT"/>
-        </w:rPr>
-      </w:r>
-    </w:p>
-    <w:p>
-      <w:pPr>
-        <w:pBdr/>
-        <w:spacing/>
-        <w:ind/>
-        <w:rPr>
-          <w:b w:val="0"/>
-          <w:bCs w:val="0"/>
-          <w:sz w:val="24"/>
-          <w:szCs w:val="24"/>
-          <w:highlight w:val="none"/>
-        </w:rPr>
-      </w:pPr>
-      <w:r>
-        <w:rPr>
-          <w:b w:val="0"/>
-          <w:bCs w:val="0"/>
-          <w:sz w:val="24"/>
-          <w:szCs w:val="24"/>
-          <w:highlight w:val="none"/>
-        </w:rPr>
-      </w:r>
-      <w:r>
-        <w:rPr>
-          <w:b w:val="0"/>
-          <w:bCs w:val="0"/>
-          <w:sz w:val="24"/>
-          <w:szCs w:val="24"/>
-          <w:highlight w:val="none"/>
         </w:rPr>
       </w:r>
     </w:p>
@@ -1519,6 +1720,15 @@
           <w:lang w:val="it-IT"/>
         </w:rPr>
         <w:t xml:space="preserve">Persistenza Locale</w:t>
+      </w:r>
+      <w:r>
+        <w:rPr>
+          <w:b/>
+          <w:bCs/>
+          <w:sz w:val="28"/>
+          <w:szCs w:val="28"/>
+          <w:highlight w:val="none"/>
+        </w:rPr>
       </w:r>
       <w:r>
         <w:rPr>
@@ -1610,6 +1820,16 @@
           <w:sz w:val="24"/>
           <w:szCs w:val="24"/>
           <w:highlight w:val="none"/>
+        </w:rPr>
+      </w:r>
+      <w:r>
+        <w:rPr>
+          <w:b w:val="0"/>
+          <w:bCs w:val="0"/>
+          <w:sz w:val="24"/>
+          <w:szCs w:val="24"/>
+          <w:highlight w:val="none"/>
+          <w:lang w:val="it-IT"/>
         </w:rPr>
       </w:r>
     </w:p>
@@ -1772,6 +1992,16 @@
           <w:highlight w:val="none"/>
         </w:rPr>
       </w:r>
+      <w:r>
+        <w:rPr>
+          <w:b w:val="0"/>
+          <w:bCs w:val="0"/>
+          <w:i w:val="0"/>
+          <w:sz w:val="24"/>
+          <w:szCs w:val="24"/>
+          <w:highlight w:val="none"/>
+        </w:rPr>
+      </w:r>
     </w:p>
     <w:p>
       <w:pPr>
@@ -1786,6 +2016,15 @@
           <w:highlight w:val="none"/>
         </w:rPr>
       </w:pPr>
+      <w:r>
+        <w:rPr>
+          <w:b w:val="0"/>
+          <w:bCs w:val="0"/>
+          <w:sz w:val="24"/>
+          <w:szCs w:val="24"/>
+          <w:highlight w:val="none"/>
+        </w:rPr>
+      </w:r>
       <w:r>
         <w:rPr>
           <w:b w:val="0"/>
@@ -1837,6 +2076,15 @@
           <w:szCs w:val="28"/>
           <w:highlight w:val="none"/>
           <w:lang w:val="it-IT"/>
+        </w:rPr>
+      </w:r>
+      <w:r>
+        <w:rPr>
+          <w:b/>
+          <w:bCs/>
+          <w:sz w:val="28"/>
+          <w:szCs w:val="28"/>
+          <w:highlight w:val="none"/>
         </w:rPr>
       </w:r>
     </w:p>
@@ -1886,6 +2134,16 @@
           <w:lang w:val="it-IT"/>
         </w:rPr>
         <w:t xml:space="preserve"> per sincronizzare i dati dell’utente nel cloud. Questo permette che le canzoni salvate durante l’utilizzo dell’app sopravvivano a un’eventuale disinstallazione o altra cancellazione dei dati.</w:t>
+      </w:r>
+      <w:r>
+        <w:rPr>
+          <w:b w:val="0"/>
+          <w:bCs w:val="0"/>
+          <w:sz w:val="24"/>
+          <w:szCs w:val="24"/>
+          <w:highlight w:val="none"/>
+          <w:lang w:val="it-IT"/>
+        </w:rPr>
       </w:r>
       <w:r>
         <w:rPr>
@@ -1974,6 +2232,16 @@
           <w:highlight w:val="none"/>
         </w:rPr>
       </w:r>
+      <w:r>
+        <w:rPr>
+          <w:b w:val="0"/>
+          <w:bCs w:val="0"/>
+          <w:i w:val="0"/>
+          <w:sz w:val="24"/>
+          <w:szCs w:val="24"/>
+          <w:highlight w:val="none"/>
+        </w:rPr>
+      </w:r>
     </w:p>
     <w:p>
       <w:pPr>
@@ -1988,6 +2256,15 @@
           <w:highlight w:val="none"/>
         </w:rPr>
       </w:pPr>
+      <w:r>
+        <w:rPr>
+          <w:b/>
+          <w:bCs/>
+          <w:sz w:val="40"/>
+          <w:szCs w:val="40"/>
+          <w:highlight w:val="none"/>
+        </w:rPr>
+      </w:r>
       <w:r>
         <w:rPr>
           <w:b/>
@@ -2029,6 +2306,15 @@
           <w:highlight w:val="none"/>
         </w:rPr>
         <w:t xml:space="preserve">Dependency injection</w:t>
+      </w:r>
+      <w:r>
+        <w:rPr>
+          <w:b/>
+          <w:bCs/>
+          <w:sz w:val="40"/>
+          <w:szCs w:val="40"/>
+          <w:highlight w:val="none"/>
+        </w:rPr>
       </w:r>
       <w:r>
         <w:rPr>
@@ -2100,8 +2386,139 @@
           <w:sz w:val="24"/>
           <w:szCs w:val="24"/>
           <w:highlight w:val="none"/>
+          <w:lang w:val="it-IT"/>
         </w:rPr>
       </w:r>
+      <w:r>
+        <w:rPr>
+          <w:b w:val="0"/>
+          <w:bCs w:val="0"/>
+          <w:i w:val="0"/>
+          <w:sz w:val="24"/>
+          <w:szCs w:val="24"/>
+          <w:highlight w:val="none"/>
+          <w:lang w:val="it-IT"/>
+        </w:rPr>
+      </w:r>
+    </w:p>
+    <w:p>
+      <w:pPr>
+        <w:pBdr/>
+        <w:spacing/>
+        <w:ind/>
+        <w:rPr>
+          <w:b w:val="0"/>
+          <w:bCs w:val="0"/>
+          <w:i w:val="0"/>
+          <w:sz w:val="24"/>
+          <w:szCs w:val="24"/>
+          <w:highlight w:val="none"/>
+          <w:lang w:val="it-IT"/>
+        </w:rPr>
+      </w:pPr>
+      <w:r>
+        <w:rPr>
+          <w:b w:val="0"/>
+          <w:bCs w:val="0"/>
+          <w:i w:val="0"/>
+          <w:iCs w:val="0"/>
+          <w:sz w:val="24"/>
+          <w:szCs w:val="24"/>
+          <w:highlight w:val="none"/>
+          <w:lang w:val="it-IT"/>
+        </w:rPr>
+        <w:t xml:space="preserve">In fase di test è infa</w:t>
+      </w:r>
+      <w:r>
+        <w:rPr>
+          <w:b w:val="0"/>
+          <w:bCs w:val="0"/>
+          <w:i w:val="0"/>
+          <w:iCs w:val="0"/>
+          <w:sz w:val="24"/>
+          <w:szCs w:val="24"/>
+          <w:highlight w:val="none"/>
+          <w:lang w:val="it-IT"/>
+        </w:rPr>
+        <w:t xml:space="preserve">tti possibile fornire alle classi dei mockup delle dipendenze appositamente studiati, cosa che sarebbe molto difficile o impossibile con dipendenze generate all’interno delle classi stesse. Favorisce inoltre la riusabilità e l’ottimizzazione delle risorse.</w:t>
+      </w:r>
+      <w:r>
+        <w:rPr>
+          <w:b w:val="0"/>
+          <w:bCs w:val="0"/>
+          <w:i w:val="0"/>
+          <w:iCs w:val="0"/>
+          <w:sz w:val="24"/>
+          <w:szCs w:val="24"/>
+          <w:highlight w:val="none"/>
+          <w:lang w:val="it-IT"/>
+        </w:rPr>
+      </w:r>
+      <w:r>
+        <w:rPr>
+          <w:b w:val="0"/>
+          <w:bCs w:val="0"/>
+          <w:i w:val="0"/>
+          <w:sz w:val="24"/>
+          <w:szCs w:val="24"/>
+          <w:highlight w:val="none"/>
+          <w:lang w:val="it-IT"/>
+        </w:rPr>
+      </w:r>
+      <w:r>
+        <w:rPr>
+          <w:b/>
+          <w:bCs/>
+          <w:sz w:val="40"/>
+          <w:szCs w:val="40"/>
+          <w:highlight w:val="none"/>
+        </w:rPr>
+      </w:r>
+      <w:r>
+        <w:rPr>
+          <w:b/>
+          <w:bCs/>
+          <w:sz w:val="40"/>
+          <w:szCs w:val="40"/>
+          <w:highlight w:val="none"/>
+        </w:rPr>
+      </w:r>
+      <w:r>
+        <w:rPr>
+          <w:b/>
+          <w:bCs/>
+          <w:sz w:val="40"/>
+          <w:szCs w:val="40"/>
+          <w:highlight w:val="none"/>
+        </w:rPr>
+      </w:r>
+      <w:r>
+        <w:rPr>
+          <w:b w:val="0"/>
+          <w:bCs w:val="0"/>
+          <w:i w:val="0"/>
+          <w:sz w:val="24"/>
+          <w:szCs w:val="24"/>
+          <w:highlight w:val="none"/>
+          <w:lang w:val="it-IT"/>
+        </w:rPr>
+      </w:r>
+    </w:p>
+    <w:p>
+      <w:pPr>
+        <w:pBdr/>
+        <w:spacing/>
+        <w:ind/>
+        <w:rPr>
+          <w:b w:val="0"/>
+          <w:bCs w:val="0"/>
+          <w:i w:val="0"/>
+          <w:sz w:val="24"/>
+          <w:szCs w:val="24"/>
+          <w:highlight w:val="none"/>
+          <w:lang w:val="it-IT"/>
+        </w:rPr>
+      </w:pPr>
       <w:r>
         <w:rPr>
           <w:b w:val="0"/>
@@ -2126,122 +2543,6 @@
           <w:lang w:val="it-IT"/>
         </w:rPr>
       </w:r>
-      <w:r>
-        <w:rPr>
-          <w:b w:val="0"/>
-          <w:bCs w:val="0"/>
-          <w:i w:val="0"/>
-          <w:sz w:val="24"/>
-          <w:szCs w:val="24"/>
-          <w:highlight w:val="none"/>
-          <w:lang w:val="it-IT"/>
-        </w:rPr>
-      </w:r>
-    </w:p>
-    <w:p>
-      <w:pPr>
-        <w:pBdr/>
-        <w:spacing/>
-        <w:ind/>
-        <w:rPr>
-          <w:b w:val="0"/>
-          <w:bCs w:val="0"/>
-          <w:i w:val="0"/>
-          <w:sz w:val="24"/>
-          <w:szCs w:val="24"/>
-          <w:highlight w:val="none"/>
-          <w:lang w:val="it-IT"/>
-        </w:rPr>
-      </w:pPr>
-      <w:r>
-        <w:rPr>
-          <w:b w:val="0"/>
-          <w:bCs w:val="0"/>
-          <w:i w:val="0"/>
-          <w:iCs w:val="0"/>
-          <w:sz w:val="24"/>
-          <w:szCs w:val="24"/>
-          <w:highlight w:val="none"/>
-          <w:lang w:val="it-IT"/>
-        </w:rPr>
-        <w:t xml:space="preserve">In fase di test è infatti possibile fornire alle classi dei mockup delle dipendenze appositamente studiati, cosa che sarebbe molto difficile o impossibile con dipendenze generate all’interno delle classi stesse. Favorisce inoltre la riusabilità e l’ottimizzazione delle risorse.</w:t>
-      </w:r>
-      <w:r>
-        <w:rPr>
-          <w:b w:val="0"/>
-          <w:bCs w:val="0"/>
-          <w:i w:val="0"/>
-          <w:iCs w:val="0"/>
-          <w:sz w:val="24"/>
-          <w:szCs w:val="24"/>
-          <w:highlight w:val="none"/>
-          <w:lang w:val="it-IT"/>
-        </w:rPr>
-      </w:r>
-    </w:p>
-    <w:p>
-      <w:pPr>
-        <w:pBdr/>
-        <w:spacing/>
-        <w:ind/>
-        <w:rPr>
-          <w:b/>
-          <w:bCs/>
-          <w:sz w:val="40"/>
-          <w:szCs w:val="40"/>
-          <w:highlight w:val="none"/>
-        </w:rPr>
-      </w:pPr>
-      <w:r>
-        <w:rPr>
-          <w:b/>
-          <w:bCs/>
-          <w:sz w:val="40"/>
-          <w:szCs w:val="40"/>
-          <w:highlight w:val="none"/>
-        </w:rPr>
-      </w:r>
-      <w:r>
-        <w:rPr>
-          <w:b/>
-          <w:bCs/>
-          <w:sz w:val="40"/>
-          <w:szCs w:val="40"/>
-          <w:highlight w:val="none"/>
-        </w:rPr>
-      </w:r>
-    </w:p>
-    <w:p>
-      <w:pPr>
-        <w:pBdr/>
-        <w:spacing/>
-        <w:ind/>
-        <w:rPr>
-          <w:b/>
-          <w:bCs/>
-          <w:sz w:val="40"/>
-          <w:szCs w:val="40"/>
-          <w:highlight w:val="none"/>
-        </w:rPr>
-      </w:pPr>
-      <w:r>
-        <w:rPr>
-          <w:b/>
-          <w:bCs/>
-          <w:sz w:val="40"/>
-          <w:szCs w:val="40"/>
-          <w:highlight w:val="none"/>
-        </w:rPr>
-      </w:r>
-      <w:r>
-        <w:rPr>
-          <w:b/>
-          <w:bCs/>
-          <w:sz w:val="40"/>
-          <w:szCs w:val="40"/>
-          <w:highlight w:val="none"/>
-        </w:rPr>
-      </w:r>
     </w:p>
     <w:p>
       <w:pPr>
@@ -2272,25 +2573,6 @@
           <w:bCs/>
           <w:sz w:val="40"/>
           <w:szCs w:val="40"/>
-          <w:highlight w:val="none"/>
-        </w:rPr>
-      </w:r>
-      <w:r>
-        <w:rPr>
-          <w:b w:val="0"/>
-          <w:bCs w:val="0"/>
-          <w:sz w:val="24"/>
-          <w:szCs w:val="24"/>
-          <w:highlight w:val="none"/>
-          <w:lang w:val="it-IT"/>
-        </w:rPr>
-      </w:r>
-      <w:r>
-        <w:rPr>
-          <w:b w:val="0"/>
-          <w:bCs w:val="0"/>
-          <w:sz w:val="24"/>
-          <w:szCs w:val="24"/>
           <w:highlight w:val="none"/>
         </w:rPr>
       </w:r>
@@ -2417,6 +2699,16 @@
           <w:highlight w:val="none"/>
         </w:rPr>
       </w:r>
+      <w:r>
+        <w:rPr>
+          <w:b w:val="0"/>
+          <w:bCs w:val="0"/>
+          <w:i w:val="0"/>
+          <w:sz w:val="24"/>
+          <w:szCs w:val="24"/>
+          <w:highlight w:val="none"/>
+        </w:rPr>
+      </w:r>
     </w:p>
     <w:p>
       <w:pPr>
@@ -2431,6 +2723,15 @@
           <w:highlight w:val="none"/>
         </w:rPr>
       </w:pPr>
+      <w:r>
+        <w:rPr>
+          <w:b/>
+          <w:bCs/>
+          <w:sz w:val="40"/>
+          <w:szCs w:val="40"/>
+          <w:highlight w:val="none"/>
+        </w:rPr>
+      </w:r>
       <w:r>
         <w:rPr>
           <w:b/>
@@ -2471,6 +2772,7 @@
           <w:szCs w:val="40"/>
           <w:highlight w:val="none"/>
         </w:rPr>
+        <w:t xml:space="preserve">Preferenze</w:t>
       </w:r>
       <w:r>
         <w:rPr>
@@ -2480,30 +2782,6 @@
           <w:szCs w:val="40"/>
           <w:highlight w:val="none"/>
         </w:rPr>
-      </w:r>
-    </w:p>
-    <w:p>
-      <w:pPr>
-        <w:pBdr/>
-        <w:spacing/>
-        <w:ind/>
-        <w:rPr>
-          <w:b/>
-          <w:bCs/>
-          <w:sz w:val="40"/>
-          <w:szCs w:val="40"/>
-          <w:highlight w:val="none"/>
-        </w:rPr>
-      </w:pPr>
-      <w:r>
-        <w:rPr>
-          <w:b/>
-          <w:bCs/>
-          <w:sz w:val="40"/>
-          <w:szCs w:val="40"/>
-          <w:highlight w:val="none"/>
-        </w:rPr>
-        <w:t xml:space="preserve">Preferenze</w:t>
       </w:r>
       <w:r>
         <w:rPr>
@@ -2548,6 +2826,15 @@
           <w:highlight w:val="none"/>
         </w:rPr>
       </w:r>
+      <w:r>
+        <w:rPr>
+          <w:b w:val="0"/>
+          <w:bCs w:val="0"/>
+          <w:sz w:val="24"/>
+          <w:szCs w:val="24"/>
+          <w:highlight w:val="none"/>
+        </w:rPr>
+      </w:r>
     </w:p>
     <w:p>
       <w:pPr>
@@ -2562,6 +2849,15 @@
           <w:highlight w:val="none"/>
         </w:rPr>
       </w:pPr>
+      <w:r>
+        <w:rPr>
+          <w:b/>
+          <w:bCs/>
+          <w:sz w:val="40"/>
+          <w:szCs w:val="40"/>
+          <w:highlight w:val="none"/>
+        </w:rPr>
+      </w:r>
       <w:r>
         <w:rPr>
           <w:b/>
@@ -2602,6 +2898,7 @@
           <w:szCs w:val="40"/>
           <w:highlight w:val="none"/>
         </w:rPr>
+        <w:t xml:space="preserve">Problemi</w:t>
       </w:r>
       <w:r>
         <w:rPr>
@@ -2611,30 +2908,6 @@
           <w:szCs w:val="40"/>
           <w:highlight w:val="none"/>
         </w:rPr>
-      </w:r>
-    </w:p>
-    <w:p>
-      <w:pPr>
-        <w:pBdr/>
-        <w:spacing/>
-        <w:ind/>
-        <w:rPr>
-          <w:b/>
-          <w:bCs/>
-          <w:sz w:val="40"/>
-          <w:szCs w:val="40"/>
-          <w:highlight w:val="none"/>
-        </w:rPr>
-      </w:pPr>
-      <w:r>
-        <w:rPr>
-          <w:b/>
-          <w:bCs/>
-          <w:sz w:val="40"/>
-          <w:szCs w:val="40"/>
-          <w:highlight w:val="none"/>
-        </w:rPr>
-        <w:t xml:space="preserve">Problemi</w:t>
       </w:r>
       <w:r>
         <w:rPr>
@@ -2678,10 +2951,20 @@
           <w:szCs w:val="24"/>
         </w:rPr>
       </w:r>
+      <w:r>
+        <w:rPr>
+          <w:b w:val="0"/>
+          <w:bCs w:val="0"/>
+          <w:sz w:val="24"/>
+          <w:szCs w:val="24"/>
+          <w:highlight w:val="none"/>
+          <w:lang w:val="it-IT"/>
+        </w:rPr>
+      </w:r>
     </w:p>
     <w:p>
       <w:pPr>
-        <w:pStyle w:val="621"/>
+        <w:pStyle w:val="848"/>
         <w:numPr>
           <w:ilvl w:val="0"/>
           <w:numId w:val="2"/>
@@ -2717,10 +3000,18 @@
           <w:lang w:val="it-IT"/>
         </w:rPr>
       </w:r>
+      <w:r>
+        <w:rPr>
+          <w:b w:val="0"/>
+          <w:bCs w:val="0"/>
+          <w:sz w:val="24"/>
+          <w:szCs w:val="24"/>
+        </w:rPr>
+      </w:r>
     </w:p>
     <w:p>
       <w:pPr>
-        <w:pStyle w:val="621"/>
+        <w:pStyle w:val="848"/>
         <w:numPr>
           <w:ilvl w:val="0"/>
           <w:numId w:val="2"/>
@@ -2757,10 +3048,19 @@
           <w:lang w:val="it-IT"/>
         </w:rPr>
       </w:r>
+      <w:r>
+        <w:rPr>
+          <w:b w:val="0"/>
+          <w:bCs w:val="0"/>
+          <w:sz w:val="24"/>
+          <w:szCs w:val="24"/>
+          <w:lang w:val="it-IT"/>
+        </w:rPr>
+      </w:r>
     </w:p>
     <w:p>
       <w:pPr>
-        <w:pStyle w:val="621"/>
+        <w:pStyle w:val="848"/>
         <w:numPr>
           <w:ilvl w:val="0"/>
           <w:numId w:val="2"/>
@@ -2797,10 +3097,19 @@
           <w:lang w:val="it-IT"/>
         </w:rPr>
       </w:r>
+      <w:r>
+        <w:rPr>
+          <w:b w:val="0"/>
+          <w:bCs w:val="0"/>
+          <w:sz w:val="24"/>
+          <w:szCs w:val="24"/>
+          <w:lang w:val="it-IT"/>
+        </w:rPr>
+      </w:r>
     </w:p>
     <w:p>
       <w:pPr>
-        <w:pStyle w:val="621"/>
+        <w:pStyle w:val="848"/>
         <w:numPr>
           <w:ilvl w:val="0"/>
           <w:numId w:val="2"/>
@@ -2837,6 +3146,15 @@
           <w:lang w:val="it-IT"/>
         </w:rPr>
       </w:r>
+      <w:r>
+        <w:rPr>
+          <w:b w:val="0"/>
+          <w:bCs w:val="0"/>
+          <w:sz w:val="24"/>
+          <w:szCs w:val="24"/>
+          <w:lang w:val="it-IT"/>
+        </w:rPr>
+      </w:r>
     </w:p>
     <w:p>
       <w:pPr>
@@ -2850,6 +3168,14 @@
           <w:szCs w:val="40"/>
         </w:rPr>
       </w:pPr>
+      <w:r>
+        <w:rPr>
+          <w:b/>
+          <w:bCs/>
+          <w:sz w:val="40"/>
+          <w:szCs w:val="40"/>
+        </w:rPr>
+      </w:r>
       <w:r>
         <w:rPr>
           <w:b/>
@@ -2895,6 +3221,14 @@
           <w:szCs w:val="40"/>
         </w:rPr>
       </w:r>
+      <w:r>
+        <w:rPr>
+          <w:b/>
+          <w:bCs/>
+          <w:sz w:val="40"/>
+          <w:szCs w:val="40"/>
+        </w:rPr>
+      </w:r>
     </w:p>
     <w:p>
       <w:pPr>
@@ -2924,6 +3258,14 @@
           <w:sz w:val="40"/>
           <w:szCs w:val="40"/>
           <w:highlight w:val="none"/>
+        </w:rPr>
+      </w:r>
+      <w:r>
+        <w:rPr>
+          <w:b/>
+          <w:bCs/>
+          <w:sz w:val="40"/>
+          <w:szCs w:val="40"/>
         </w:rPr>
       </w:r>
     </w:p>
@@ -2950,7 +3292,6 @@
         <w:ind/>
         <w:rPr/>
       </w:pPr>
-      <w:r/>
       <w:r>
         <w:separator/>
       </w:r>
@@ -2965,7 +3306,6 @@
         <w:ind/>
         <w:rPr/>
       </w:pPr>
-      <w:r/>
       <w:r>
         <w:continuationSeparator/>
       </w:r>
@@ -2985,7 +3325,6 @@
         <w:ind/>
         <w:rPr/>
       </w:pPr>
-      <w:r/>
       <w:r>
         <w:separator/>
       </w:r>
@@ -3000,7 +3339,6 @@
         <w:ind/>
         <w:rPr/>
       </w:pPr>
-      <w:r/>
       <w:r>
         <w:continuationSeparator/>
       </w:r>
@@ -3014,7 +3352,7 @@
 <w:hdr xmlns:wpc="http://schemas.microsoft.com/office/word/2010/wordprocessingCanvas" xmlns:mc="http://schemas.openxmlformats.org/markup-compatibility/2006" xmlns:o="urn:schemas-microsoft-com:office:office" xmlns:r="http://schemas.openxmlformats.org/officeDocument/2006/relationships" xmlns:m="http://schemas.openxmlformats.org/officeDocument/2006/math" xmlns:v="urn:schemas-microsoft-com:vml" xmlns:wp14="http://schemas.microsoft.com/office/word/2010/wordprocessingDrawing" xmlns:wp="http://schemas.openxmlformats.org/drawingml/2006/wordprocessingDrawing" xmlns:w10="urn:schemas-microsoft-com:office:word" xmlns:w="http://schemas.openxmlformats.org/wordprocessingml/2006/main" xmlns:w14="http://schemas.microsoft.com/office/word/2010/wordml" xmlns:w15="http://schemas.microsoft.com/office/word/2012/wordml" xmlns:wpg="http://schemas.microsoft.com/office/word/2010/wordprocessingGroup" xmlns:wpi="http://schemas.microsoft.com/office/word/2010/wordprocessingInk" xmlns:wne="http://schemas.microsoft.com/office/word/2006/wordml" xmlns:a="http://schemas.openxmlformats.org/drawingml/2006/main" xmlns:wps="http://schemas.microsoft.com/office/word/2010/wordprocessingShape" mc:Ignorable="w14 w15 wp14">
   <w:p>
     <w:pPr>
-      <w:pStyle w:val="42"/>
+      <w:pStyle w:val="694"/>
       <w:pBdr/>
       <w:spacing/>
       <w:ind/>
@@ -3043,7 +3381,7 @@
         <w:rFonts w:hint="default" w:ascii="Symbol" w:hAnsi="Symbol" w:eastAsia="Symbol" w:cs="Symbol"/>
       </w:rPr>
       <w:start w:val="1"/>
-      <w:suff w:val="space"/>
+      <w:suff w:val="tab"/>
     </w:lvl>
     <w:lvl w:ilvl="1">
       <w:isLgl w:val="false"/>
@@ -3059,7 +3397,7 @@
         <w:rFonts w:hint="default" w:ascii="Courier New" w:hAnsi="Courier New" w:eastAsia="Courier New" w:cs="Courier New"/>
       </w:rPr>
       <w:start w:val="1"/>
-      <w:suff w:val="space"/>
+      <w:suff w:val="tab"/>
     </w:lvl>
     <w:lvl w:ilvl="2">
       <w:isLgl w:val="false"/>
@@ -3075,7 +3413,7 @@
         <w:rFonts w:hint="default" w:ascii="Wingdings" w:hAnsi="Wingdings" w:eastAsia="Wingdings" w:cs="Wingdings"/>
       </w:rPr>
       <w:start w:val="1"/>
-      <w:suff w:val="space"/>
+      <w:suff w:val="tab"/>
     </w:lvl>
     <w:lvl w:ilvl="3">
       <w:isLgl w:val="false"/>
@@ -3091,7 +3429,7 @@
         <w:rFonts w:hint="default" w:ascii="Symbol" w:hAnsi="Symbol" w:eastAsia="Symbol" w:cs="Symbol"/>
       </w:rPr>
       <w:start w:val="1"/>
-      <w:suff w:val="space"/>
+      <w:suff w:val="tab"/>
     </w:lvl>
     <w:lvl w:ilvl="4">
       <w:isLgl w:val="false"/>
@@ -3107,7 +3445,7 @@
         <w:rFonts w:hint="default" w:ascii="Courier New" w:hAnsi="Courier New" w:eastAsia="Courier New" w:cs="Courier New"/>
       </w:rPr>
       <w:start w:val="1"/>
-      <w:suff w:val="space"/>
+      <w:suff w:val="tab"/>
     </w:lvl>
     <w:lvl w:ilvl="5">
       <w:isLgl w:val="false"/>
@@ -3123,7 +3461,7 @@
         <w:rFonts w:hint="default" w:ascii="Wingdings" w:hAnsi="Wingdings" w:eastAsia="Wingdings" w:cs="Wingdings"/>
       </w:rPr>
       <w:start w:val="1"/>
-      <w:suff w:val="space"/>
+      <w:suff w:val="tab"/>
     </w:lvl>
     <w:lvl w:ilvl="6">
       <w:isLgl w:val="false"/>
@@ -3139,7 +3477,7 @@
         <w:rFonts w:hint="default" w:ascii="Symbol" w:hAnsi="Symbol" w:eastAsia="Symbol" w:cs="Symbol"/>
       </w:rPr>
       <w:start w:val="1"/>
-      <w:suff w:val="space"/>
+      <w:suff w:val="tab"/>
     </w:lvl>
     <w:lvl w:ilvl="7">
       <w:isLgl w:val="false"/>
@@ -3155,7 +3493,7 @@
         <w:rFonts w:hint="default" w:ascii="Courier New" w:hAnsi="Courier New" w:eastAsia="Courier New" w:cs="Courier New"/>
       </w:rPr>
       <w:start w:val="1"/>
-      <w:suff w:val="space"/>
+      <w:suff w:val="tab"/>
     </w:lvl>
     <w:lvl w:ilvl="8">
       <w:isLgl w:val="false"/>
@@ -3171,7 +3509,7 @@
         <w:rFonts w:hint="default" w:ascii="Wingdings" w:hAnsi="Wingdings" w:eastAsia="Wingdings" w:cs="Wingdings"/>
       </w:rPr>
       <w:start w:val="1"/>
-      <w:suff w:val="space"/>
+      <w:suff w:val="tab"/>
     </w:lvl>
   </w:abstractNum>
   <w:abstractNum w:abstractNumId="1">
@@ -3189,7 +3527,7 @@
         <w:rFonts w:hint="default" w:ascii="Symbol" w:hAnsi="Symbol" w:eastAsia="Symbol" w:cs="Symbol"/>
       </w:rPr>
       <w:start w:val="1"/>
-      <w:suff w:val="space"/>
+      <w:suff w:val="tab"/>
     </w:lvl>
     <w:lvl w:ilvl="1">
       <w:isLgl w:val="false"/>
@@ -3205,7 +3543,7 @@
         <w:rFonts w:hint="default" w:ascii="Courier New" w:hAnsi="Courier New" w:eastAsia="Courier New" w:cs="Courier New"/>
       </w:rPr>
       <w:start w:val="1"/>
-      <w:suff w:val="space"/>
+      <w:suff w:val="tab"/>
     </w:lvl>
     <w:lvl w:ilvl="2">
       <w:isLgl w:val="false"/>
@@ -3221,7 +3559,7 @@
         <w:rFonts w:hint="default" w:ascii="Wingdings" w:hAnsi="Wingdings" w:eastAsia="Wingdings" w:cs="Wingdings"/>
       </w:rPr>
       <w:start w:val="1"/>
-      <w:suff w:val="space"/>
+      <w:suff w:val="tab"/>
     </w:lvl>
     <w:lvl w:ilvl="3">
       <w:isLgl w:val="false"/>
@@ -3237,7 +3575,7 @@
         <w:rFonts w:hint="default" w:ascii="Symbol" w:hAnsi="Symbol" w:eastAsia="Symbol" w:cs="Symbol"/>
       </w:rPr>
       <w:start w:val="1"/>
-      <w:suff w:val="space"/>
+      <w:suff w:val="tab"/>
     </w:lvl>
     <w:lvl w:ilvl="4">
       <w:isLgl w:val="false"/>
@@ -3253,7 +3591,7 @@
         <w:rFonts w:hint="default" w:ascii="Courier New" w:hAnsi="Courier New" w:eastAsia="Courier New" w:cs="Courier New"/>
       </w:rPr>
       <w:start w:val="1"/>
-      <w:suff w:val="space"/>
+      <w:suff w:val="tab"/>
     </w:lvl>
     <w:lvl w:ilvl="5">
       <w:isLgl w:val="false"/>
@@ -3269,7 +3607,7 @@
         <w:rFonts w:hint="default" w:ascii="Wingdings" w:hAnsi="Wingdings" w:eastAsia="Wingdings" w:cs="Wingdings"/>
       </w:rPr>
       <w:start w:val="1"/>
-      <w:suff w:val="space"/>
+      <w:suff w:val="tab"/>
     </w:lvl>
     <w:lvl w:ilvl="6">
       <w:isLgl w:val="false"/>
@@ -3285,7 +3623,7 @@
         <w:rFonts w:hint="default" w:ascii="Symbol" w:hAnsi="Symbol" w:eastAsia="Symbol" w:cs="Symbol"/>
       </w:rPr>
       <w:start w:val="1"/>
-      <w:suff w:val="space"/>
+      <w:suff w:val="tab"/>
     </w:lvl>
     <w:lvl w:ilvl="7">
       <w:isLgl w:val="false"/>
@@ -3301,7 +3639,7 @@
         <w:rFonts w:hint="default" w:ascii="Courier New" w:hAnsi="Courier New" w:eastAsia="Courier New" w:cs="Courier New"/>
       </w:rPr>
       <w:start w:val="1"/>
-      <w:suff w:val="space"/>
+      <w:suff w:val="tab"/>
     </w:lvl>
     <w:lvl w:ilvl="8">
       <w:isLgl w:val="false"/>
@@ -3317,7 +3655,7 @@
         <w:rFonts w:hint="default" w:ascii="Wingdings" w:hAnsi="Wingdings" w:eastAsia="Wingdings" w:cs="Wingdings"/>
       </w:rPr>
       <w:start w:val="1"/>
-      <w:suff w:val="space"/>
+      <w:suff w:val="tab"/>
     </w:lvl>
   </w:abstractNum>
   <w:num w:numId="1">
@@ -3487,11 +3825,11 @@
     <w:lsdException w:name="Bibliography" w:uiPriority="37"/>
     <w:lsdException w:name="TOC Heading" w:uiPriority="39" w:qFormat="1"/>
   </w:latentStyles>
-  <w:style w:type="paragraph" w:styleId="13">
+  <w:style w:type="paragraph" w:styleId="668">
     <w:name w:val="Heading 1"/>
-    <w:basedOn w:val="617"/>
-    <w:next w:val="617"/>
-    <w:link w:val="14"/>
+    <w:basedOn w:val="844"/>
+    <w:next w:val="844"/>
+    <w:link w:val="669"/>
     <w:uiPriority w:val="9"/>
     <w:qFormat/>
     <w:pPr>
@@ -3508,10 +3846,9 @@
       <w:szCs w:val="40"/>
     </w:rPr>
   </w:style>
-  <w:style w:type="character" w:styleId="14">
+  <w:style w:type="character" w:styleId="669">
     <w:name w:val="Heading 1 Char"/>
-    <w:basedOn w:val="11"/>
-    <w:link w:val="13"/>
+    <w:link w:val="668"/>
     <w:uiPriority w:val="9"/>
     <w:pPr>
       <w:pBdr/>
@@ -3524,11 +3861,11 @@
       <w:szCs w:val="40"/>
     </w:rPr>
   </w:style>
-  <w:style w:type="paragraph" w:styleId="15">
+  <w:style w:type="paragraph" w:styleId="670">
     <w:name w:val="Heading 2"/>
-    <w:basedOn w:val="617"/>
-    <w:next w:val="617"/>
-    <w:link w:val="16"/>
+    <w:basedOn w:val="844"/>
+    <w:next w:val="844"/>
+    <w:link w:val="671"/>
     <w:uiPriority w:val="9"/>
     <w:unhideWhenUsed/>
     <w:qFormat/>
@@ -3545,10 +3882,9 @@
       <w:sz w:val="34"/>
     </w:rPr>
   </w:style>
-  <w:style w:type="character" w:styleId="16">
+  <w:style w:type="character" w:styleId="671">
     <w:name w:val="Heading 2 Char"/>
-    <w:basedOn w:val="11"/>
-    <w:link w:val="15"/>
+    <w:link w:val="670"/>
     <w:uiPriority w:val="9"/>
     <w:pPr>
       <w:pBdr/>
@@ -3560,11 +3896,11 @@
       <w:sz w:val="34"/>
     </w:rPr>
   </w:style>
-  <w:style w:type="paragraph" w:styleId="17">
+  <w:style w:type="paragraph" w:styleId="672">
     <w:name w:val="Heading 3"/>
-    <w:basedOn w:val="617"/>
-    <w:next w:val="617"/>
-    <w:link w:val="18"/>
+    <w:basedOn w:val="844"/>
+    <w:next w:val="844"/>
+    <w:link w:val="673"/>
     <w:uiPriority w:val="9"/>
     <w:unhideWhenUsed/>
     <w:qFormat/>
@@ -3582,10 +3918,9 @@
       <w:szCs w:val="30"/>
     </w:rPr>
   </w:style>
-  <w:style w:type="character" w:styleId="18">
+  <w:style w:type="character" w:styleId="673">
     <w:name w:val="Heading 3 Char"/>
-    <w:basedOn w:val="11"/>
-    <w:link w:val="17"/>
+    <w:link w:val="672"/>
     <w:uiPriority w:val="9"/>
     <w:pPr>
       <w:pBdr/>
@@ -3598,11 +3933,11 @@
       <w:szCs w:val="30"/>
     </w:rPr>
   </w:style>
-  <w:style w:type="paragraph" w:styleId="19">
+  <w:style w:type="paragraph" w:styleId="674">
     <w:name w:val="Heading 4"/>
-    <w:basedOn w:val="617"/>
-    <w:next w:val="617"/>
-    <w:link w:val="20"/>
+    <w:basedOn w:val="844"/>
+    <w:next w:val="844"/>
+    <w:link w:val="675"/>
     <w:uiPriority w:val="9"/>
     <w:unhideWhenUsed/>
     <w:qFormat/>
@@ -3622,10 +3957,9 @@
       <w:szCs w:val="26"/>
     </w:rPr>
   </w:style>
-  <w:style w:type="character" w:styleId="20">
+  <w:style w:type="character" w:styleId="675">
     <w:name w:val="Heading 4 Char"/>
-    <w:basedOn w:val="11"/>
-    <w:link w:val="19"/>
+    <w:link w:val="674"/>
     <w:uiPriority w:val="9"/>
     <w:pPr>
       <w:pBdr/>
@@ -3640,11 +3974,11 @@
       <w:szCs w:val="26"/>
     </w:rPr>
   </w:style>
-  <w:style w:type="paragraph" w:styleId="21">
+  <w:style w:type="paragraph" w:styleId="676">
     <w:name w:val="Heading 5"/>
-    <w:basedOn w:val="617"/>
-    <w:next w:val="617"/>
-    <w:link w:val="22"/>
+    <w:basedOn w:val="844"/>
+    <w:next w:val="844"/>
+    <w:link w:val="677"/>
     <w:uiPriority w:val="9"/>
     <w:unhideWhenUsed/>
     <w:qFormat/>
@@ -3664,10 +3998,9 @@
       <w:szCs w:val="24"/>
     </w:rPr>
   </w:style>
-  <w:style w:type="character" w:styleId="22">
+  <w:style w:type="character" w:styleId="677">
     <w:name w:val="Heading 5 Char"/>
-    <w:basedOn w:val="11"/>
-    <w:link w:val="21"/>
+    <w:link w:val="676"/>
     <w:uiPriority w:val="9"/>
     <w:pPr>
       <w:pBdr/>
@@ -3682,11 +4015,11 @@
       <w:szCs w:val="24"/>
     </w:rPr>
   </w:style>
-  <w:style w:type="paragraph" w:styleId="23">
+  <w:style w:type="paragraph" w:styleId="678">
     <w:name w:val="Heading 6"/>
-    <w:basedOn w:val="617"/>
-    <w:next w:val="617"/>
-    <w:link w:val="24"/>
+    <w:basedOn w:val="844"/>
+    <w:next w:val="844"/>
+    <w:link w:val="679"/>
     <w:uiPriority w:val="9"/>
     <w:unhideWhenUsed/>
     <w:qFormat/>
@@ -3706,10 +4039,9 @@
       <w:szCs w:val="22"/>
     </w:rPr>
   </w:style>
-  <w:style w:type="character" w:styleId="24">
+  <w:style w:type="character" w:styleId="679">
     <w:name w:val="Heading 6 Char"/>
-    <w:basedOn w:val="11"/>
-    <w:link w:val="23"/>
+    <w:link w:val="678"/>
     <w:uiPriority w:val="9"/>
     <w:pPr>
       <w:pBdr/>
@@ -3724,11 +4056,11 @@
       <w:szCs w:val="22"/>
     </w:rPr>
   </w:style>
-  <w:style w:type="paragraph" w:styleId="25">
+  <w:style w:type="paragraph" w:styleId="680">
     <w:name w:val="Heading 7"/>
-    <w:basedOn w:val="617"/>
-    <w:next w:val="617"/>
-    <w:link w:val="26"/>
+    <w:basedOn w:val="844"/>
+    <w:next w:val="844"/>
+    <w:link w:val="681"/>
     <w:uiPriority w:val="9"/>
     <w:unhideWhenUsed/>
     <w:qFormat/>
@@ -3750,10 +4082,9 @@
       <w:szCs w:val="22"/>
     </w:rPr>
   </w:style>
-  <w:style w:type="character" w:styleId="26">
+  <w:style w:type="character" w:styleId="681">
     <w:name w:val="Heading 7 Char"/>
-    <w:basedOn w:val="11"/>
-    <w:link w:val="25"/>
+    <w:link w:val="680"/>
     <w:uiPriority w:val="9"/>
     <w:pPr>
       <w:pBdr/>
@@ -3770,11 +4101,11 @@
       <w:szCs w:val="22"/>
     </w:rPr>
   </w:style>
-  <w:style w:type="paragraph" w:styleId="27">
+  <w:style w:type="paragraph" w:styleId="682">
     <w:name w:val="Heading 8"/>
-    <w:basedOn w:val="617"/>
-    <w:next w:val="617"/>
-    <w:link w:val="28"/>
+    <w:basedOn w:val="844"/>
+    <w:next w:val="844"/>
+    <w:link w:val="683"/>
     <w:uiPriority w:val="9"/>
     <w:unhideWhenUsed/>
     <w:qFormat/>
@@ -3794,10 +4125,9 @@
       <w:szCs w:val="22"/>
     </w:rPr>
   </w:style>
-  <w:style w:type="character" w:styleId="28">
+  <w:style w:type="character" w:styleId="683">
     <w:name w:val="Heading 8 Char"/>
-    <w:basedOn w:val="11"/>
-    <w:link w:val="27"/>
+    <w:link w:val="682"/>
     <w:uiPriority w:val="9"/>
     <w:pPr>
       <w:pBdr/>
@@ -3812,11 +4142,11 @@
       <w:szCs w:val="22"/>
     </w:rPr>
   </w:style>
-  <w:style w:type="paragraph" w:styleId="29">
+  <w:style w:type="paragraph" w:styleId="684">
     <w:name w:val="Heading 9"/>
-    <w:basedOn w:val="617"/>
-    <w:next w:val="617"/>
-    <w:link w:val="30"/>
+    <w:basedOn w:val="844"/>
+    <w:next w:val="844"/>
+    <w:link w:val="685"/>
     <w:uiPriority w:val="9"/>
     <w:unhideWhenUsed/>
     <w:qFormat/>
@@ -3836,10 +4166,9 @@
       <w:szCs w:val="21"/>
     </w:rPr>
   </w:style>
-  <w:style w:type="character" w:styleId="30">
+  <w:style w:type="character" w:styleId="685">
     <w:name w:val="Heading 9 Char"/>
-    <w:basedOn w:val="11"/>
-    <w:link w:val="29"/>
+    <w:link w:val="684"/>
     <w:uiPriority w:val="9"/>
     <w:pPr>
       <w:pBdr/>
@@ -3854,11 +4183,11 @@
       <w:szCs w:val="21"/>
     </w:rPr>
   </w:style>
-  <w:style w:type="paragraph" w:styleId="34">
+  <w:style w:type="paragraph" w:styleId="686">
     <w:name w:val="Title"/>
-    <w:basedOn w:val="617"/>
-    <w:next w:val="617"/>
-    <w:link w:val="35"/>
+    <w:basedOn w:val="844"/>
+    <w:next w:val="844"/>
+    <w:link w:val="687"/>
     <w:uiPriority w:val="10"/>
     <w:qFormat/>
     <w:pPr>
@@ -3872,10 +4201,9 @@
       <w:szCs w:val="48"/>
     </w:rPr>
   </w:style>
-  <w:style w:type="character" w:styleId="35">
+  <w:style w:type="character" w:styleId="687">
     <w:name w:val="Title Char"/>
-    <w:basedOn w:val="11"/>
-    <w:link w:val="34"/>
+    <w:link w:val="686"/>
     <w:uiPriority w:val="10"/>
     <w:pPr>
       <w:pBdr/>
@@ -3887,11 +4215,11 @@
       <w:szCs w:val="48"/>
     </w:rPr>
   </w:style>
-  <w:style w:type="paragraph" w:styleId="36">
+  <w:style w:type="paragraph" w:styleId="688">
     <w:name w:val="Subtitle"/>
-    <w:basedOn w:val="617"/>
-    <w:next w:val="617"/>
-    <w:link w:val="37"/>
+    <w:basedOn w:val="844"/>
+    <w:next w:val="844"/>
+    <w:link w:val="689"/>
     <w:uiPriority w:val="11"/>
     <w:qFormat/>
     <w:pPr>
@@ -3904,10 +4232,9 @@
       <w:szCs w:val="24"/>
     </w:rPr>
   </w:style>
-  <w:style w:type="character" w:styleId="37">
+  <w:style w:type="character" w:styleId="689">
     <w:name w:val="Subtitle Char"/>
-    <w:basedOn w:val="11"/>
-    <w:link w:val="36"/>
+    <w:link w:val="688"/>
     <w:uiPriority w:val="11"/>
     <w:pPr>
       <w:pBdr/>
@@ -3919,11 +4246,11 @@
       <w:szCs w:val="24"/>
     </w:rPr>
   </w:style>
-  <w:style w:type="paragraph" w:styleId="38">
+  <w:style w:type="paragraph" w:styleId="690">
     <w:name w:val="Quote"/>
-    <w:basedOn w:val="617"/>
-    <w:next w:val="617"/>
-    <w:link w:val="39"/>
+    <w:basedOn w:val="844"/>
+    <w:next w:val="844"/>
+    <w:link w:val="691"/>
     <w:uiPriority w:val="29"/>
     <w:qFormat/>
     <w:pPr>
@@ -3935,9 +4262,9 @@
       <w:i/>
     </w:rPr>
   </w:style>
-  <w:style w:type="character" w:styleId="39">
+  <w:style w:type="character" w:styleId="691">
     <w:name w:val="Quote Char"/>
-    <w:link w:val="38"/>
+    <w:link w:val="690"/>
     <w:uiPriority w:val="29"/>
     <w:pPr>
       <w:pBdr/>
@@ -3948,11 +4275,11 @@
       <w:i/>
     </w:rPr>
   </w:style>
-  <w:style w:type="paragraph" w:styleId="40">
+  <w:style w:type="paragraph" w:styleId="692">
     <w:name w:val="Intense Quote"/>
-    <w:basedOn w:val="617"/>
-    <w:next w:val="617"/>
-    <w:link w:val="41"/>
+    <w:basedOn w:val="844"/>
+    <w:next w:val="844"/>
+    <w:link w:val="693"/>
     <w:uiPriority w:val="30"/>
     <w:qFormat/>
     <w:pPr>
@@ -3971,9 +4298,9 @@
       <w:i/>
     </w:rPr>
   </w:style>
-  <w:style w:type="character" w:styleId="41">
+  <w:style w:type="character" w:styleId="693">
     <w:name w:val="Intense Quote Char"/>
-    <w:link w:val="40"/>
+    <w:link w:val="692"/>
     <w:uiPriority w:val="30"/>
     <w:pPr>
       <w:pBdr/>
@@ -3984,10 +4311,10 @@
       <w:i/>
     </w:rPr>
   </w:style>
-  <w:style w:type="paragraph" w:styleId="42">
+  <w:style w:type="paragraph" w:styleId="694">
     <w:name w:val="Header"/>
-    <w:basedOn w:val="617"/>
-    <w:link w:val="43"/>
+    <w:basedOn w:val="844"/>
+    <w:link w:val="695"/>
     <w:uiPriority w:val="99"/>
     <w:unhideWhenUsed/>
     <w:pPr>
@@ -4000,10 +4327,9 @@
       <w:ind/>
     </w:pPr>
   </w:style>
-  <w:style w:type="character" w:styleId="43">
+  <w:style w:type="character" w:styleId="695">
     <w:name w:val="Header Char"/>
-    <w:basedOn w:val="11"/>
-    <w:link w:val="42"/>
+    <w:link w:val="694"/>
     <w:uiPriority w:val="99"/>
     <w:pPr>
       <w:pBdr/>
@@ -4011,10 +4337,10 @@
       <w:ind/>
     </w:pPr>
   </w:style>
-  <w:style w:type="paragraph" w:styleId="44">
+  <w:style w:type="paragraph" w:styleId="696">
     <w:name w:val="Footer"/>
-    <w:basedOn w:val="617"/>
-    <w:link w:val="47"/>
+    <w:basedOn w:val="844"/>
+    <w:link w:val="699"/>
     <w:uiPriority w:val="99"/>
     <w:unhideWhenUsed/>
     <w:pPr>
@@ -4027,10 +4353,9 @@
       <w:ind/>
     </w:pPr>
   </w:style>
-  <w:style w:type="character" w:styleId="45">
+  <w:style w:type="character" w:styleId="697">
     <w:name w:val="Footer Char"/>
-    <w:basedOn w:val="11"/>
-    <w:link w:val="44"/>
+    <w:link w:val="696"/>
     <w:uiPriority w:val="99"/>
     <w:pPr>
       <w:pBdr/>
@@ -4038,10 +4363,10 @@
       <w:ind/>
     </w:pPr>
   </w:style>
-  <w:style w:type="paragraph" w:styleId="46">
+  <w:style w:type="paragraph" w:styleId="698">
     <w:name w:val="Caption"/>
-    <w:basedOn w:val="617"/>
-    <w:next w:val="617"/>
+    <w:basedOn w:val="844"/>
+    <w:next w:val="844"/>
     <w:uiPriority w:val="35"/>
     <w:semiHidden/>
     <w:unhideWhenUsed/>
@@ -4059,10 +4384,10 @@
       <w:szCs w:val="18"/>
     </w:rPr>
   </w:style>
-  <w:style w:type="character" w:styleId="47">
+  <w:style w:type="character" w:styleId="699">
     <w:name w:val="Caption Char"/>
-    <w:basedOn w:val="46"/>
-    <w:link w:val="44"/>
+    <w:basedOn w:val="698"/>
+    <w:link w:val="696"/>
     <w:uiPriority w:val="99"/>
     <w:pPr>
       <w:pBdr/>
@@ -4070,9 +4395,9 @@
       <w:ind/>
     </w:pPr>
   </w:style>
-  <w:style w:type="table" w:styleId="48">
+  <w:style w:type="table" w:styleId="700">
     <w:name w:val="Table Grid"/>
-    <w:basedOn w:val="618"/>
+    <w:basedOn w:val="845"/>
     <w:uiPriority w:val="59"/>
     <w:pPr>
       <w:pBdr/>
@@ -4269,9 +4594,9 @@
       </w:tcPr>
     </w:tblStylePr>
   </w:style>
-  <w:style w:type="table" w:styleId="49">
+  <w:style w:type="table" w:styleId="701">
     <w:name w:val="Table Grid Light"/>
-    <w:basedOn w:val="618"/>
+    <w:basedOn w:val="845"/>
     <w:uiPriority w:val="59"/>
     <w:pPr>
       <w:pBdr/>
@@ -4468,9 +4793,9 @@
       </w:tcPr>
     </w:tblStylePr>
   </w:style>
-  <w:style w:type="table" w:styleId="50">
+  <w:style w:type="table" w:styleId="702">
     <w:name w:val="Plain Table 1"/>
-    <w:basedOn w:val="618"/>
+    <w:basedOn w:val="845"/>
     <w:uiPriority w:val="59"/>
     <w:pPr>
       <w:pBdr/>
@@ -4693,9 +5018,9 @@
       </w:tcPr>
     </w:tblStylePr>
   </w:style>
-  <w:style w:type="table" w:styleId="51">
+  <w:style w:type="table" w:styleId="703">
     <w:name w:val="Plain Table 2"/>
-    <w:basedOn w:val="618"/>
+    <w:basedOn w:val="845"/>
     <w:uiPriority w:val="59"/>
     <w:pPr>
       <w:pBdr/>
@@ -4926,9 +5251,9 @@
       </w:tcPr>
     </w:tblStylePr>
   </w:style>
-  <w:style w:type="table" w:styleId="52">
+  <w:style w:type="table" w:styleId="704">
     <w:name w:val="Plain Table 3"/>
-    <w:basedOn w:val="618"/>
+    <w:basedOn w:val="845"/>
     <w:uiPriority w:val="99"/>
     <w:pPr>
       <w:pBdr/>
@@ -5156,9 +5481,9 @@
       </w:tcPr>
     </w:tblStylePr>
   </w:style>
-  <w:style w:type="table" w:styleId="53">
+  <w:style w:type="table" w:styleId="705">
     <w:name w:val="Plain Table 4"/>
-    <w:basedOn w:val="618"/>
+    <w:basedOn w:val="845"/>
     <w:uiPriority w:val="99"/>
     <w:pPr>
       <w:pBdr/>
@@ -5372,9 +5697,9 @@
       </w:tcPr>
     </w:tblStylePr>
   </w:style>
-  <w:style w:type="table" w:styleId="54">
+  <w:style w:type="table" w:styleId="706">
     <w:name w:val="Plain Table 5"/>
-    <w:basedOn w:val="618"/>
+    <w:basedOn w:val="845"/>
     <w:uiPriority w:val="99"/>
     <w:pPr>
       <w:pBdr/>
@@ -5605,9 +5930,9 @@
       </w:tcPr>
     </w:tblStylePr>
   </w:style>
-  <w:style w:type="table" w:styleId="55">
+  <w:style w:type="table" w:styleId="707">
     <w:name w:val="Grid Table 1 Light"/>
-    <w:basedOn w:val="618"/>
+    <w:basedOn w:val="845"/>
     <w:uiPriority w:val="99"/>
     <w:pPr>
       <w:pBdr/>
@@ -5828,9 +6153,9 @@
       </w:tcPr>
     </w:tblStylePr>
   </w:style>
-  <w:style w:type="table" w:styleId="56">
+  <w:style w:type="table" w:styleId="708">
     <w:name w:val="Grid Table 1 Light - Accent 1"/>
-    <w:basedOn w:val="618"/>
+    <w:basedOn w:val="845"/>
     <w:uiPriority w:val="99"/>
     <w:pPr>
       <w:pBdr/>
@@ -6051,9 +6376,9 @@
       </w:tcPr>
     </w:tblStylePr>
   </w:style>
-  <w:style w:type="table" w:styleId="57">
+  <w:style w:type="table" w:styleId="709">
     <w:name w:val="Grid Table 1 Light - Accent 2"/>
-    <w:basedOn w:val="618"/>
+    <w:basedOn w:val="845"/>
     <w:uiPriority w:val="99"/>
     <w:pPr>
       <w:pBdr/>
@@ -6274,9 +6599,9 @@
       </w:tcPr>
     </w:tblStylePr>
   </w:style>
-  <w:style w:type="table" w:styleId="58">
+  <w:style w:type="table" w:styleId="710">
     <w:name w:val="Grid Table 1 Light - Accent 3"/>
-    <w:basedOn w:val="618"/>
+    <w:basedOn w:val="845"/>
     <w:uiPriority w:val="99"/>
     <w:pPr>
       <w:pBdr/>
@@ -6497,9 +6822,9 @@
       </w:tcPr>
     </w:tblStylePr>
   </w:style>
-  <w:style w:type="table" w:styleId="59">
+  <w:style w:type="table" w:styleId="711">
     <w:name w:val="Grid Table 1 Light - Accent 4"/>
-    <w:basedOn w:val="618"/>
+    <w:basedOn w:val="845"/>
     <w:uiPriority w:val="99"/>
     <w:pPr>
       <w:pBdr/>
@@ -6720,9 +7045,9 @@
       </w:tcPr>
     </w:tblStylePr>
   </w:style>
-  <w:style w:type="table" w:styleId="60">
+  <w:style w:type="table" w:styleId="712">
     <w:name w:val="Grid Table 1 Light - Accent 5"/>
-    <w:basedOn w:val="618"/>
+    <w:basedOn w:val="845"/>
     <w:uiPriority w:val="99"/>
     <w:pPr>
       <w:pBdr/>
@@ -6943,9 +7268,9 @@
       </w:tcPr>
     </w:tblStylePr>
   </w:style>
-  <w:style w:type="table" w:styleId="61">
+  <w:style w:type="table" w:styleId="713">
     <w:name w:val="Grid Table 1 Light - Accent 6"/>
-    <w:basedOn w:val="618"/>
+    <w:basedOn w:val="845"/>
     <w:uiPriority w:val="99"/>
     <w:pPr>
       <w:pBdr/>
@@ -7166,9 +7491,9 @@
       </w:tcPr>
     </w:tblStylePr>
   </w:style>
-  <w:style w:type="table" w:styleId="62">
+  <w:style w:type="table" w:styleId="714">
     <w:name w:val="Grid Table 2"/>
-    <w:basedOn w:val="618"/>
+    <w:basedOn w:val="845"/>
     <w:uiPriority w:val="99"/>
     <w:pPr>
       <w:pBdr/>
@@ -7398,9 +7723,9 @@
       </w:tcPr>
     </w:tblStylePr>
   </w:style>
-  <w:style w:type="table" w:styleId="63">
+  <w:style w:type="table" w:styleId="715">
     <w:name w:val="Grid Table 2 - Accent 1"/>
-    <w:basedOn w:val="618"/>
+    <w:basedOn w:val="845"/>
     <w:uiPriority w:val="99"/>
     <w:pPr>
       <w:pBdr/>
@@ -7630,9 +7955,9 @@
       </w:tcPr>
     </w:tblStylePr>
   </w:style>
-  <w:style w:type="table" w:styleId="64">
+  <w:style w:type="table" w:styleId="716">
     <w:name w:val="Grid Table 2 - Accent 2"/>
-    <w:basedOn w:val="618"/>
+    <w:basedOn w:val="845"/>
     <w:uiPriority w:val="99"/>
     <w:pPr>
       <w:pBdr/>
@@ -7862,9 +8187,9 @@
       </w:tcPr>
     </w:tblStylePr>
   </w:style>
-  <w:style w:type="table" w:styleId="65">
+  <w:style w:type="table" w:styleId="717">
     <w:name w:val="Grid Table 2 - Accent 3"/>
-    <w:basedOn w:val="618"/>
+    <w:basedOn w:val="845"/>
     <w:uiPriority w:val="99"/>
     <w:pPr>
       <w:pBdr/>
@@ -8094,9 +8419,9 @@
       </w:tcPr>
     </w:tblStylePr>
   </w:style>
-  <w:style w:type="table" w:styleId="66">
+  <w:style w:type="table" w:styleId="718">
     <w:name w:val="Grid Table 2 - Accent 4"/>
-    <w:basedOn w:val="618"/>
+    <w:basedOn w:val="845"/>
     <w:uiPriority w:val="99"/>
     <w:pPr>
       <w:pBdr/>
@@ -8326,9 +8651,9 @@
       </w:tcPr>
     </w:tblStylePr>
   </w:style>
-  <w:style w:type="table" w:styleId="67">
+  <w:style w:type="table" w:styleId="719">
     <w:name w:val="Grid Table 2 - Accent 5"/>
-    <w:basedOn w:val="618"/>
+    <w:basedOn w:val="845"/>
     <w:uiPriority w:val="99"/>
     <w:pPr>
       <w:pBdr/>
@@ -8558,9 +8883,9 @@
       </w:tcPr>
     </w:tblStylePr>
   </w:style>
-  <w:style w:type="table" w:styleId="68">
+  <w:style w:type="table" w:styleId="720">
     <w:name w:val="Grid Table 2 - Accent 6"/>
-    <w:basedOn w:val="618"/>
+    <w:basedOn w:val="845"/>
     <w:uiPriority w:val="99"/>
     <w:pPr>
       <w:pBdr/>
@@ -8790,9 +9115,9 @@
       </w:tcPr>
     </w:tblStylePr>
   </w:style>
-  <w:style w:type="table" w:styleId="69">
+  <w:style w:type="table" w:styleId="721">
     <w:name w:val="Grid Table 3"/>
-    <w:basedOn w:val="618"/>
+    <w:basedOn w:val="845"/>
     <w:uiPriority w:val="99"/>
     <w:pPr>
       <w:pBdr/>
@@ -8891,29 +9216,6 @@
         <w:tblBorders/>
       </w:tblPr>
       <w:tcPr>
-        <w:shd w:color="ffffff"/>
-        <w:tcBorders>
-          <w:top w:val="none" w:color="000000" w:sz="4" w:space="0"/>
-          <w:left w:val="none" w:color="000000" w:sz="4" w:space="0"/>
-          <w:bottom w:val="none" w:color="000000" w:sz="4" w:space="0"/>
-          <w:right w:val="none" w:color="000000" w:sz="4" w:space="0"/>
-        </w:tcBorders>
-      </w:tcPr>
-    </w:tblStylePr>
-    <w:tblStylePr w:type="firstRow">
-      <w:rPr>
-        <w:b/>
-        <w:color w:val="404040"/>
-      </w:rPr>
-      <w:pPr>
-        <w:pBdr/>
-        <w:spacing/>
-        <w:ind/>
-      </w:pPr>
-      <w:tblPr>
-        <w:tblBorders/>
-      </w:tblPr>
-      <w:tcPr>
         <w:shd w:val="clear" w:color="ffffff"/>
         <w:tcBorders>
           <w:top w:val="none" w:color="000000" w:sz="4" w:space="0"/>
@@ -8923,30 +9225,7 @@
         </w:tcBorders>
       </w:tcPr>
     </w:tblStylePr>
-    <w:tblStylePr w:type="lastCol">
-      <w:rPr>
-        <w:i/>
-        <w:color w:val="404040"/>
-      </w:rPr>
-      <w:pPr>
-        <w:pBdr/>
-        <w:spacing/>
-        <w:ind/>
-      </w:pPr>
-      <w:tblPr>
-        <w:tblBorders/>
-      </w:tblPr>
-      <w:tcPr>
-        <w:shd w:color="ffffff"/>
-        <w:tcBorders>
-          <w:top w:val="none" w:color="000000" w:sz="4" w:space="0"/>
-          <w:left w:val="none" w:color="000000" w:sz="4" w:space="0"/>
-          <w:bottom w:val="none" w:color="000000" w:sz="4" w:space="0"/>
-          <w:right w:val="none" w:color="000000" w:sz="4" w:space="0"/>
-        </w:tcBorders>
-      </w:tcPr>
-    </w:tblStylePr>
-    <w:tblStylePr w:type="lastRow">
+    <w:tblStylePr w:type="firstRow">
       <w:rPr>
         <w:b/>
         <w:color w:val="404040"/>
@@ -8969,6 +9248,52 @@
         </w:tcBorders>
       </w:tcPr>
     </w:tblStylePr>
+    <w:tblStylePr w:type="lastCol">
+      <w:rPr>
+        <w:i/>
+        <w:color w:val="404040"/>
+      </w:rPr>
+      <w:pPr>
+        <w:pBdr/>
+        <w:spacing/>
+        <w:ind/>
+      </w:pPr>
+      <w:tblPr>
+        <w:tblBorders/>
+      </w:tblPr>
+      <w:tcPr>
+        <w:shd w:val="clear" w:color="ffffff"/>
+        <w:tcBorders>
+          <w:top w:val="none" w:color="000000" w:sz="4" w:space="0"/>
+          <w:left w:val="none" w:color="000000" w:sz="4" w:space="0"/>
+          <w:bottom w:val="none" w:color="000000" w:sz="4" w:space="0"/>
+          <w:right w:val="none" w:color="000000" w:sz="4" w:space="0"/>
+        </w:tcBorders>
+      </w:tcPr>
+    </w:tblStylePr>
+    <w:tblStylePr w:type="lastRow">
+      <w:rPr>
+        <w:b/>
+        <w:color w:val="404040"/>
+      </w:rPr>
+      <w:pPr>
+        <w:pBdr/>
+        <w:spacing/>
+        <w:ind/>
+      </w:pPr>
+      <w:tblPr>
+        <w:tblBorders/>
+      </w:tblPr>
+      <w:tcPr>
+        <w:shd w:val="clear" w:color="ffffff"/>
+        <w:tcBorders>
+          <w:top w:val="none" w:color="000000" w:sz="4" w:space="0"/>
+          <w:left w:val="none" w:color="000000" w:sz="4" w:space="0"/>
+          <w:bottom w:val="none" w:color="000000" w:sz="4" w:space="0"/>
+          <w:right w:val="none" w:color="000000" w:sz="4" w:space="0"/>
+        </w:tcBorders>
+      </w:tcPr>
+    </w:tblStylePr>
     <w:tblStylePr w:type="nwCell">
       <w:pPr>
         <w:pBdr/>
@@ -9035,9 +9360,9 @@
       </w:tcPr>
     </w:tblStylePr>
   </w:style>
-  <w:style w:type="table" w:styleId="70">
+  <w:style w:type="table" w:styleId="722">
     <w:name w:val="Grid Table 3 - Accent 1"/>
-    <w:basedOn w:val="618"/>
+    <w:basedOn w:val="845"/>
     <w:uiPriority w:val="99"/>
     <w:pPr>
       <w:pBdr/>
@@ -9136,29 +9461,6 @@
         <w:tblBorders/>
       </w:tblPr>
       <w:tcPr>
-        <w:shd w:color="ffffff"/>
-        <w:tcBorders>
-          <w:top w:val="none" w:color="000000" w:sz="4" w:space="0"/>
-          <w:left w:val="none" w:color="000000" w:sz="4" w:space="0"/>
-          <w:bottom w:val="none" w:color="000000" w:sz="4" w:space="0"/>
-          <w:right w:val="none" w:color="000000" w:sz="4" w:space="0"/>
-        </w:tcBorders>
-      </w:tcPr>
-    </w:tblStylePr>
-    <w:tblStylePr w:type="firstRow">
-      <w:rPr>
-        <w:b/>
-        <w:color w:val="404040"/>
-      </w:rPr>
-      <w:pPr>
-        <w:pBdr/>
-        <w:spacing/>
-        <w:ind/>
-      </w:pPr>
-      <w:tblPr>
-        <w:tblBorders/>
-      </w:tblPr>
-      <w:tcPr>
         <w:shd w:val="clear" w:color="ffffff"/>
         <w:tcBorders>
           <w:top w:val="none" w:color="000000" w:sz="4" w:space="0"/>
@@ -9168,30 +9470,7 @@
         </w:tcBorders>
       </w:tcPr>
     </w:tblStylePr>
-    <w:tblStylePr w:type="lastCol">
-      <w:rPr>
-        <w:i/>
-        <w:color w:val="404040"/>
-      </w:rPr>
-      <w:pPr>
-        <w:pBdr/>
-        <w:spacing/>
-        <w:ind/>
-      </w:pPr>
-      <w:tblPr>
-        <w:tblBorders/>
-      </w:tblPr>
-      <w:tcPr>
-        <w:shd w:color="ffffff"/>
-        <w:tcBorders>
-          <w:top w:val="none" w:color="000000" w:sz="4" w:space="0"/>
-          <w:left w:val="none" w:color="000000" w:sz="4" w:space="0"/>
-          <w:bottom w:val="none" w:color="000000" w:sz="4" w:space="0"/>
-          <w:right w:val="none" w:color="000000" w:sz="4" w:space="0"/>
-        </w:tcBorders>
-      </w:tcPr>
-    </w:tblStylePr>
-    <w:tblStylePr w:type="lastRow">
+    <w:tblStylePr w:type="firstRow">
       <w:rPr>
         <w:b/>
         <w:color w:val="404040"/>
@@ -9214,6 +9493,52 @@
         </w:tcBorders>
       </w:tcPr>
     </w:tblStylePr>
+    <w:tblStylePr w:type="lastCol">
+      <w:rPr>
+        <w:i/>
+        <w:color w:val="404040"/>
+      </w:rPr>
+      <w:pPr>
+        <w:pBdr/>
+        <w:spacing/>
+        <w:ind/>
+      </w:pPr>
+      <w:tblPr>
+        <w:tblBorders/>
+      </w:tblPr>
+      <w:tcPr>
+        <w:shd w:val="clear" w:color="ffffff"/>
+        <w:tcBorders>
+          <w:top w:val="none" w:color="000000" w:sz="4" w:space="0"/>
+          <w:left w:val="none" w:color="000000" w:sz="4" w:space="0"/>
+          <w:bottom w:val="none" w:color="000000" w:sz="4" w:space="0"/>
+          <w:right w:val="none" w:color="000000" w:sz="4" w:space="0"/>
+        </w:tcBorders>
+      </w:tcPr>
+    </w:tblStylePr>
+    <w:tblStylePr w:type="lastRow">
+      <w:rPr>
+        <w:b/>
+        <w:color w:val="404040"/>
+      </w:rPr>
+      <w:pPr>
+        <w:pBdr/>
+        <w:spacing/>
+        <w:ind/>
+      </w:pPr>
+      <w:tblPr>
+        <w:tblBorders/>
+      </w:tblPr>
+      <w:tcPr>
+        <w:shd w:val="clear" w:color="ffffff"/>
+        <w:tcBorders>
+          <w:top w:val="none" w:color="000000" w:sz="4" w:space="0"/>
+          <w:left w:val="none" w:color="000000" w:sz="4" w:space="0"/>
+          <w:bottom w:val="none" w:color="000000" w:sz="4" w:space="0"/>
+          <w:right w:val="none" w:color="000000" w:sz="4" w:space="0"/>
+        </w:tcBorders>
+      </w:tcPr>
+    </w:tblStylePr>
     <w:tblStylePr w:type="nwCell">
       <w:pPr>
         <w:pBdr/>
@@ -9280,9 +9605,9 @@
       </w:tcPr>
     </w:tblStylePr>
   </w:style>
-  <w:style w:type="table" w:styleId="71">
+  <w:style w:type="table" w:styleId="723">
     <w:name w:val="Grid Table 3 - Accent 2"/>
-    <w:basedOn w:val="618"/>
+    <w:basedOn w:val="845"/>
     <w:uiPriority w:val="99"/>
     <w:pPr>
       <w:pBdr/>
@@ -9381,29 +9706,6 @@
         <w:tblBorders/>
       </w:tblPr>
       <w:tcPr>
-        <w:shd w:color="ffffff"/>
-        <w:tcBorders>
-          <w:top w:val="none" w:color="000000" w:sz="4" w:space="0"/>
-          <w:left w:val="none" w:color="000000" w:sz="4" w:space="0"/>
-          <w:bottom w:val="none" w:color="000000" w:sz="4" w:space="0"/>
-          <w:right w:val="none" w:color="000000" w:sz="4" w:space="0"/>
-        </w:tcBorders>
-      </w:tcPr>
-    </w:tblStylePr>
-    <w:tblStylePr w:type="firstRow">
-      <w:rPr>
-        <w:b/>
-        <w:color w:val="404040"/>
-      </w:rPr>
-      <w:pPr>
-        <w:pBdr/>
-        <w:spacing/>
-        <w:ind/>
-      </w:pPr>
-      <w:tblPr>
-        <w:tblBorders/>
-      </w:tblPr>
-      <w:tcPr>
         <w:shd w:val="clear" w:color="ffffff"/>
         <w:tcBorders>
           <w:top w:val="none" w:color="000000" w:sz="4" w:space="0"/>
@@ -9413,30 +9715,7 @@
         </w:tcBorders>
       </w:tcPr>
     </w:tblStylePr>
-    <w:tblStylePr w:type="lastCol">
-      <w:rPr>
-        <w:i/>
-        <w:color w:val="404040"/>
-      </w:rPr>
-      <w:pPr>
-        <w:pBdr/>
-        <w:spacing/>
-        <w:ind/>
-      </w:pPr>
-      <w:tblPr>
-        <w:tblBorders/>
-      </w:tblPr>
-      <w:tcPr>
-        <w:shd w:color="ffffff"/>
-        <w:tcBorders>
-          <w:top w:val="none" w:color="000000" w:sz="4" w:space="0"/>
-          <w:left w:val="none" w:color="000000" w:sz="4" w:space="0"/>
-          <w:bottom w:val="none" w:color="000000" w:sz="4" w:space="0"/>
-          <w:right w:val="none" w:color="000000" w:sz="4" w:space="0"/>
-        </w:tcBorders>
-      </w:tcPr>
-    </w:tblStylePr>
-    <w:tblStylePr w:type="lastRow">
+    <w:tblStylePr w:type="firstRow">
       <w:rPr>
         <w:b/>
         <w:color w:val="404040"/>
@@ -9459,6 +9738,52 @@
         </w:tcBorders>
       </w:tcPr>
     </w:tblStylePr>
+    <w:tblStylePr w:type="lastCol">
+      <w:rPr>
+        <w:i/>
+        <w:color w:val="404040"/>
+      </w:rPr>
+      <w:pPr>
+        <w:pBdr/>
+        <w:spacing/>
+        <w:ind/>
+      </w:pPr>
+      <w:tblPr>
+        <w:tblBorders/>
+      </w:tblPr>
+      <w:tcPr>
+        <w:shd w:val="clear" w:color="ffffff"/>
+        <w:tcBorders>
+          <w:top w:val="none" w:color="000000" w:sz="4" w:space="0"/>
+          <w:left w:val="none" w:color="000000" w:sz="4" w:space="0"/>
+          <w:bottom w:val="none" w:color="000000" w:sz="4" w:space="0"/>
+          <w:right w:val="none" w:color="000000" w:sz="4" w:space="0"/>
+        </w:tcBorders>
+      </w:tcPr>
+    </w:tblStylePr>
+    <w:tblStylePr w:type="lastRow">
+      <w:rPr>
+        <w:b/>
+        <w:color w:val="404040"/>
+      </w:rPr>
+      <w:pPr>
+        <w:pBdr/>
+        <w:spacing/>
+        <w:ind/>
+      </w:pPr>
+      <w:tblPr>
+        <w:tblBorders/>
+      </w:tblPr>
+      <w:tcPr>
+        <w:shd w:val="clear" w:color="ffffff"/>
+        <w:tcBorders>
+          <w:top w:val="none" w:color="000000" w:sz="4" w:space="0"/>
+          <w:left w:val="none" w:color="000000" w:sz="4" w:space="0"/>
+          <w:bottom w:val="none" w:color="000000" w:sz="4" w:space="0"/>
+          <w:right w:val="none" w:color="000000" w:sz="4" w:space="0"/>
+        </w:tcBorders>
+      </w:tcPr>
+    </w:tblStylePr>
     <w:tblStylePr w:type="nwCell">
       <w:pPr>
         <w:pBdr/>
@@ -9525,9 +9850,9 @@
       </w:tcPr>
     </w:tblStylePr>
   </w:style>
-  <w:style w:type="table" w:styleId="72">
+  <w:style w:type="table" w:styleId="724">
     <w:name w:val="Grid Table 3 - Accent 3"/>
-    <w:basedOn w:val="618"/>
+    <w:basedOn w:val="845"/>
     <w:uiPriority w:val="99"/>
     <w:pPr>
       <w:pBdr/>
@@ -9626,29 +9951,6 @@
         <w:tblBorders/>
       </w:tblPr>
       <w:tcPr>
-        <w:shd w:color="ffffff"/>
-        <w:tcBorders>
-          <w:top w:val="none" w:color="000000" w:sz="4" w:space="0"/>
-          <w:left w:val="none" w:color="000000" w:sz="4" w:space="0"/>
-          <w:bottom w:val="none" w:color="000000" w:sz="4" w:space="0"/>
-          <w:right w:val="none" w:color="000000" w:sz="4" w:space="0"/>
-        </w:tcBorders>
-      </w:tcPr>
-    </w:tblStylePr>
-    <w:tblStylePr w:type="firstRow">
-      <w:rPr>
-        <w:b/>
-        <w:color w:val="404040"/>
-      </w:rPr>
-      <w:pPr>
-        <w:pBdr/>
-        <w:spacing/>
-        <w:ind/>
-      </w:pPr>
-      <w:tblPr>
-        <w:tblBorders/>
-      </w:tblPr>
-      <w:tcPr>
         <w:shd w:val="clear" w:color="ffffff"/>
         <w:tcBorders>
           <w:top w:val="none" w:color="000000" w:sz="4" w:space="0"/>
@@ -9658,30 +9960,7 @@
         </w:tcBorders>
       </w:tcPr>
     </w:tblStylePr>
-    <w:tblStylePr w:type="lastCol">
-      <w:rPr>
-        <w:i/>
-        <w:color w:val="404040"/>
-      </w:rPr>
-      <w:pPr>
-        <w:pBdr/>
-        <w:spacing/>
-        <w:ind/>
-      </w:pPr>
-      <w:tblPr>
-        <w:tblBorders/>
-      </w:tblPr>
-      <w:tcPr>
-        <w:shd w:color="ffffff"/>
-        <w:tcBorders>
-          <w:top w:val="none" w:color="000000" w:sz="4" w:space="0"/>
-          <w:left w:val="none" w:color="000000" w:sz="4" w:space="0"/>
-          <w:bottom w:val="none" w:color="000000" w:sz="4" w:space="0"/>
-          <w:right w:val="none" w:color="000000" w:sz="4" w:space="0"/>
-        </w:tcBorders>
-      </w:tcPr>
-    </w:tblStylePr>
-    <w:tblStylePr w:type="lastRow">
+    <w:tblStylePr w:type="firstRow">
       <w:rPr>
         <w:b/>
         <w:color w:val="404040"/>
@@ -9704,6 +9983,52 @@
         </w:tcBorders>
       </w:tcPr>
     </w:tblStylePr>
+    <w:tblStylePr w:type="lastCol">
+      <w:rPr>
+        <w:i/>
+        <w:color w:val="404040"/>
+      </w:rPr>
+      <w:pPr>
+        <w:pBdr/>
+        <w:spacing/>
+        <w:ind/>
+      </w:pPr>
+      <w:tblPr>
+        <w:tblBorders/>
+      </w:tblPr>
+      <w:tcPr>
+        <w:shd w:val="clear" w:color="ffffff"/>
+        <w:tcBorders>
+          <w:top w:val="none" w:color="000000" w:sz="4" w:space="0"/>
+          <w:left w:val="none" w:color="000000" w:sz="4" w:space="0"/>
+          <w:bottom w:val="none" w:color="000000" w:sz="4" w:space="0"/>
+          <w:right w:val="none" w:color="000000" w:sz="4" w:space="0"/>
+        </w:tcBorders>
+      </w:tcPr>
+    </w:tblStylePr>
+    <w:tblStylePr w:type="lastRow">
+      <w:rPr>
+        <w:b/>
+        <w:color w:val="404040"/>
+      </w:rPr>
+      <w:pPr>
+        <w:pBdr/>
+        <w:spacing/>
+        <w:ind/>
+      </w:pPr>
+      <w:tblPr>
+        <w:tblBorders/>
+      </w:tblPr>
+      <w:tcPr>
+        <w:shd w:val="clear" w:color="ffffff"/>
+        <w:tcBorders>
+          <w:top w:val="none" w:color="000000" w:sz="4" w:space="0"/>
+          <w:left w:val="none" w:color="000000" w:sz="4" w:space="0"/>
+          <w:bottom w:val="none" w:color="000000" w:sz="4" w:space="0"/>
+          <w:right w:val="none" w:color="000000" w:sz="4" w:space="0"/>
+        </w:tcBorders>
+      </w:tcPr>
+    </w:tblStylePr>
     <w:tblStylePr w:type="nwCell">
       <w:pPr>
         <w:pBdr/>
@@ -9770,9 +10095,9 @@
       </w:tcPr>
     </w:tblStylePr>
   </w:style>
-  <w:style w:type="table" w:styleId="73">
+  <w:style w:type="table" w:styleId="725">
     <w:name w:val="Grid Table 3 - Accent 4"/>
-    <w:basedOn w:val="618"/>
+    <w:basedOn w:val="845"/>
     <w:uiPriority w:val="99"/>
     <w:pPr>
       <w:pBdr/>
@@ -9871,29 +10196,6 @@
         <w:tblBorders/>
       </w:tblPr>
       <w:tcPr>
-        <w:shd w:color="ffffff"/>
-        <w:tcBorders>
-          <w:top w:val="none" w:color="000000" w:sz="4" w:space="0"/>
-          <w:left w:val="none" w:color="000000" w:sz="4" w:space="0"/>
-          <w:bottom w:val="none" w:color="000000" w:sz="4" w:space="0"/>
-          <w:right w:val="none" w:color="000000" w:sz="4" w:space="0"/>
-        </w:tcBorders>
-      </w:tcPr>
-    </w:tblStylePr>
-    <w:tblStylePr w:type="firstRow">
-      <w:rPr>
-        <w:b/>
-        <w:color w:val="404040"/>
-      </w:rPr>
-      <w:pPr>
-        <w:pBdr/>
-        <w:spacing/>
-        <w:ind/>
-      </w:pPr>
-      <w:tblPr>
-        <w:tblBorders/>
-      </w:tblPr>
-      <w:tcPr>
         <w:shd w:val="clear" w:color="ffffff"/>
         <w:tcBorders>
           <w:top w:val="none" w:color="000000" w:sz="4" w:space="0"/>
@@ -9903,30 +10205,7 @@
         </w:tcBorders>
       </w:tcPr>
     </w:tblStylePr>
-    <w:tblStylePr w:type="lastCol">
-      <w:rPr>
-        <w:i/>
-        <w:color w:val="404040"/>
-      </w:rPr>
-      <w:pPr>
-        <w:pBdr/>
-        <w:spacing/>
-        <w:ind/>
-      </w:pPr>
-      <w:tblPr>
-        <w:tblBorders/>
-      </w:tblPr>
-      <w:tcPr>
-        <w:shd w:color="ffffff"/>
-        <w:tcBorders>
-          <w:top w:val="none" w:color="000000" w:sz="4" w:space="0"/>
-          <w:left w:val="none" w:color="000000" w:sz="4" w:space="0"/>
-          <w:bottom w:val="none" w:color="000000" w:sz="4" w:space="0"/>
-          <w:right w:val="none" w:color="000000" w:sz="4" w:space="0"/>
-        </w:tcBorders>
-      </w:tcPr>
-    </w:tblStylePr>
-    <w:tblStylePr w:type="lastRow">
+    <w:tblStylePr w:type="firstRow">
       <w:rPr>
         <w:b/>
         <w:color w:val="404040"/>
@@ -9949,6 +10228,52 @@
         </w:tcBorders>
       </w:tcPr>
     </w:tblStylePr>
+    <w:tblStylePr w:type="lastCol">
+      <w:rPr>
+        <w:i/>
+        <w:color w:val="404040"/>
+      </w:rPr>
+      <w:pPr>
+        <w:pBdr/>
+        <w:spacing/>
+        <w:ind/>
+      </w:pPr>
+      <w:tblPr>
+        <w:tblBorders/>
+      </w:tblPr>
+      <w:tcPr>
+        <w:shd w:val="clear" w:color="ffffff"/>
+        <w:tcBorders>
+          <w:top w:val="none" w:color="000000" w:sz="4" w:space="0"/>
+          <w:left w:val="none" w:color="000000" w:sz="4" w:space="0"/>
+          <w:bottom w:val="none" w:color="000000" w:sz="4" w:space="0"/>
+          <w:right w:val="none" w:color="000000" w:sz="4" w:space="0"/>
+        </w:tcBorders>
+      </w:tcPr>
+    </w:tblStylePr>
+    <w:tblStylePr w:type="lastRow">
+      <w:rPr>
+        <w:b/>
+        <w:color w:val="404040"/>
+      </w:rPr>
+      <w:pPr>
+        <w:pBdr/>
+        <w:spacing/>
+        <w:ind/>
+      </w:pPr>
+      <w:tblPr>
+        <w:tblBorders/>
+      </w:tblPr>
+      <w:tcPr>
+        <w:shd w:val="clear" w:color="ffffff"/>
+        <w:tcBorders>
+          <w:top w:val="none" w:color="000000" w:sz="4" w:space="0"/>
+          <w:left w:val="none" w:color="000000" w:sz="4" w:space="0"/>
+          <w:bottom w:val="none" w:color="000000" w:sz="4" w:space="0"/>
+          <w:right w:val="none" w:color="000000" w:sz="4" w:space="0"/>
+        </w:tcBorders>
+      </w:tcPr>
+    </w:tblStylePr>
     <w:tblStylePr w:type="nwCell">
       <w:pPr>
         <w:pBdr/>
@@ -10015,9 +10340,9 @@
       </w:tcPr>
     </w:tblStylePr>
   </w:style>
-  <w:style w:type="table" w:styleId="74">
+  <w:style w:type="table" w:styleId="726">
     <w:name w:val="Grid Table 3 - Accent 5"/>
-    <w:basedOn w:val="618"/>
+    <w:basedOn w:val="845"/>
     <w:uiPriority w:val="99"/>
     <w:pPr>
       <w:pBdr/>
@@ -10116,29 +10441,6 @@
         <w:tblBorders/>
       </w:tblPr>
       <w:tcPr>
-        <w:shd w:color="ffffff"/>
-        <w:tcBorders>
-          <w:top w:val="none" w:color="000000" w:sz="4" w:space="0"/>
-          <w:left w:val="none" w:color="000000" w:sz="4" w:space="0"/>
-          <w:bottom w:val="none" w:color="000000" w:sz="4" w:space="0"/>
-          <w:right w:val="none" w:color="000000" w:sz="4" w:space="0"/>
-        </w:tcBorders>
-      </w:tcPr>
-    </w:tblStylePr>
-    <w:tblStylePr w:type="firstRow">
-      <w:rPr>
-        <w:b/>
-        <w:color w:val="404040"/>
-      </w:rPr>
-      <w:pPr>
-        <w:pBdr/>
-        <w:spacing/>
-        <w:ind/>
-      </w:pPr>
-      <w:tblPr>
-        <w:tblBorders/>
-      </w:tblPr>
-      <w:tcPr>
         <w:shd w:val="clear" w:color="ffffff"/>
         <w:tcBorders>
           <w:top w:val="none" w:color="000000" w:sz="4" w:space="0"/>
@@ -10148,30 +10450,7 @@
         </w:tcBorders>
       </w:tcPr>
     </w:tblStylePr>
-    <w:tblStylePr w:type="lastCol">
-      <w:rPr>
-        <w:i/>
-        <w:color w:val="404040"/>
-      </w:rPr>
-      <w:pPr>
-        <w:pBdr/>
-        <w:spacing/>
-        <w:ind/>
-      </w:pPr>
-      <w:tblPr>
-        <w:tblBorders/>
-      </w:tblPr>
-      <w:tcPr>
-        <w:shd w:color="ffffff"/>
-        <w:tcBorders>
-          <w:top w:val="none" w:color="000000" w:sz="4" w:space="0"/>
-          <w:left w:val="none" w:color="000000" w:sz="4" w:space="0"/>
-          <w:bottom w:val="none" w:color="000000" w:sz="4" w:space="0"/>
-          <w:right w:val="none" w:color="000000" w:sz="4" w:space="0"/>
-        </w:tcBorders>
-      </w:tcPr>
-    </w:tblStylePr>
-    <w:tblStylePr w:type="lastRow">
+    <w:tblStylePr w:type="firstRow">
       <w:rPr>
         <w:b/>
         <w:color w:val="404040"/>
@@ -10194,6 +10473,52 @@
         </w:tcBorders>
       </w:tcPr>
     </w:tblStylePr>
+    <w:tblStylePr w:type="lastCol">
+      <w:rPr>
+        <w:i/>
+        <w:color w:val="404040"/>
+      </w:rPr>
+      <w:pPr>
+        <w:pBdr/>
+        <w:spacing/>
+        <w:ind/>
+      </w:pPr>
+      <w:tblPr>
+        <w:tblBorders/>
+      </w:tblPr>
+      <w:tcPr>
+        <w:shd w:val="clear" w:color="ffffff"/>
+        <w:tcBorders>
+          <w:top w:val="none" w:color="000000" w:sz="4" w:space="0"/>
+          <w:left w:val="none" w:color="000000" w:sz="4" w:space="0"/>
+          <w:bottom w:val="none" w:color="000000" w:sz="4" w:space="0"/>
+          <w:right w:val="none" w:color="000000" w:sz="4" w:space="0"/>
+        </w:tcBorders>
+      </w:tcPr>
+    </w:tblStylePr>
+    <w:tblStylePr w:type="lastRow">
+      <w:rPr>
+        <w:b/>
+        <w:color w:val="404040"/>
+      </w:rPr>
+      <w:pPr>
+        <w:pBdr/>
+        <w:spacing/>
+        <w:ind/>
+      </w:pPr>
+      <w:tblPr>
+        <w:tblBorders/>
+      </w:tblPr>
+      <w:tcPr>
+        <w:shd w:val="clear" w:color="ffffff"/>
+        <w:tcBorders>
+          <w:top w:val="none" w:color="000000" w:sz="4" w:space="0"/>
+          <w:left w:val="none" w:color="000000" w:sz="4" w:space="0"/>
+          <w:bottom w:val="none" w:color="000000" w:sz="4" w:space="0"/>
+          <w:right w:val="none" w:color="000000" w:sz="4" w:space="0"/>
+        </w:tcBorders>
+      </w:tcPr>
+    </w:tblStylePr>
     <w:tblStylePr w:type="nwCell">
       <w:pPr>
         <w:pBdr/>
@@ -10260,9 +10585,9 @@
       </w:tcPr>
     </w:tblStylePr>
   </w:style>
-  <w:style w:type="table" w:styleId="75">
+  <w:style w:type="table" w:styleId="727">
     <w:name w:val="Grid Table 3 - Accent 6"/>
-    <w:basedOn w:val="618"/>
+    <w:basedOn w:val="845"/>
     <w:uiPriority w:val="99"/>
     <w:pPr>
       <w:pBdr/>
@@ -10361,29 +10686,6 @@
         <w:tblBorders/>
       </w:tblPr>
       <w:tcPr>
-        <w:shd w:color="ffffff"/>
-        <w:tcBorders>
-          <w:top w:val="none" w:color="000000" w:sz="4" w:space="0"/>
-          <w:left w:val="none" w:color="000000" w:sz="4" w:space="0"/>
-          <w:bottom w:val="none" w:color="000000" w:sz="4" w:space="0"/>
-          <w:right w:val="none" w:color="000000" w:sz="4" w:space="0"/>
-        </w:tcBorders>
-      </w:tcPr>
-    </w:tblStylePr>
-    <w:tblStylePr w:type="firstRow">
-      <w:rPr>
-        <w:b/>
-        <w:color w:val="404040"/>
-      </w:rPr>
-      <w:pPr>
-        <w:pBdr/>
-        <w:spacing/>
-        <w:ind/>
-      </w:pPr>
-      <w:tblPr>
-        <w:tblBorders/>
-      </w:tblPr>
-      <w:tcPr>
         <w:shd w:val="clear" w:color="ffffff"/>
         <w:tcBorders>
           <w:top w:val="none" w:color="000000" w:sz="4" w:space="0"/>
@@ -10393,30 +10695,7 @@
         </w:tcBorders>
       </w:tcPr>
     </w:tblStylePr>
-    <w:tblStylePr w:type="lastCol">
-      <w:rPr>
-        <w:i/>
-        <w:color w:val="404040"/>
-      </w:rPr>
-      <w:pPr>
-        <w:pBdr/>
-        <w:spacing/>
-        <w:ind/>
-      </w:pPr>
-      <w:tblPr>
-        <w:tblBorders/>
-      </w:tblPr>
-      <w:tcPr>
-        <w:shd w:color="ffffff"/>
-        <w:tcBorders>
-          <w:top w:val="none" w:color="000000" w:sz="4" w:space="0"/>
-          <w:left w:val="none" w:color="000000" w:sz="4" w:space="0"/>
-          <w:bottom w:val="none" w:color="000000" w:sz="4" w:space="0"/>
-          <w:right w:val="none" w:color="000000" w:sz="4" w:space="0"/>
-        </w:tcBorders>
-      </w:tcPr>
-    </w:tblStylePr>
-    <w:tblStylePr w:type="lastRow">
+    <w:tblStylePr w:type="firstRow">
       <w:rPr>
         <w:b/>
         <w:color w:val="404040"/>
@@ -10439,6 +10718,52 @@
         </w:tcBorders>
       </w:tcPr>
     </w:tblStylePr>
+    <w:tblStylePr w:type="lastCol">
+      <w:rPr>
+        <w:i/>
+        <w:color w:val="404040"/>
+      </w:rPr>
+      <w:pPr>
+        <w:pBdr/>
+        <w:spacing/>
+        <w:ind/>
+      </w:pPr>
+      <w:tblPr>
+        <w:tblBorders/>
+      </w:tblPr>
+      <w:tcPr>
+        <w:shd w:val="clear" w:color="ffffff"/>
+        <w:tcBorders>
+          <w:top w:val="none" w:color="000000" w:sz="4" w:space="0"/>
+          <w:left w:val="none" w:color="000000" w:sz="4" w:space="0"/>
+          <w:bottom w:val="none" w:color="000000" w:sz="4" w:space="0"/>
+          <w:right w:val="none" w:color="000000" w:sz="4" w:space="0"/>
+        </w:tcBorders>
+      </w:tcPr>
+    </w:tblStylePr>
+    <w:tblStylePr w:type="lastRow">
+      <w:rPr>
+        <w:b/>
+        <w:color w:val="404040"/>
+      </w:rPr>
+      <w:pPr>
+        <w:pBdr/>
+        <w:spacing/>
+        <w:ind/>
+      </w:pPr>
+      <w:tblPr>
+        <w:tblBorders/>
+      </w:tblPr>
+      <w:tcPr>
+        <w:shd w:val="clear" w:color="ffffff"/>
+        <w:tcBorders>
+          <w:top w:val="none" w:color="000000" w:sz="4" w:space="0"/>
+          <w:left w:val="none" w:color="000000" w:sz="4" w:space="0"/>
+          <w:bottom w:val="none" w:color="000000" w:sz="4" w:space="0"/>
+          <w:right w:val="none" w:color="000000" w:sz="4" w:space="0"/>
+        </w:tcBorders>
+      </w:tcPr>
+    </w:tblStylePr>
     <w:tblStylePr w:type="nwCell">
       <w:pPr>
         <w:pBdr/>
@@ -10505,9 +10830,9 @@
       </w:tcPr>
     </w:tblStylePr>
   </w:style>
-  <w:style w:type="table" w:styleId="76">
+  <w:style w:type="table" w:styleId="728">
     <w:name w:val="Grid Table 4"/>
-    <w:basedOn w:val="618"/>
+    <w:basedOn w:val="845"/>
     <w:uiPriority w:val="59"/>
     <w:pPr>
       <w:pBdr/>
@@ -10738,9 +11063,9 @@
       </w:tcPr>
     </w:tblStylePr>
   </w:style>
-  <w:style w:type="table" w:styleId="77">
+  <w:style w:type="table" w:styleId="729">
     <w:name w:val="Grid Table 4 - Accent 1"/>
-    <w:basedOn w:val="618"/>
+    <w:basedOn w:val="845"/>
     <w:uiPriority w:val="59"/>
     <w:pPr>
       <w:pBdr/>
@@ -10971,9 +11296,9 @@
       </w:tcPr>
     </w:tblStylePr>
   </w:style>
-  <w:style w:type="table" w:styleId="78">
+  <w:style w:type="table" w:styleId="730">
     <w:name w:val="Grid Table 4 - Accent 2"/>
-    <w:basedOn w:val="618"/>
+    <w:basedOn w:val="845"/>
     <w:uiPriority w:val="59"/>
     <w:pPr>
       <w:pBdr/>
@@ -11204,9 +11529,9 @@
       </w:tcPr>
     </w:tblStylePr>
   </w:style>
-  <w:style w:type="table" w:styleId="79">
+  <w:style w:type="table" w:styleId="731">
     <w:name w:val="Grid Table 4 - Accent 3"/>
-    <w:basedOn w:val="618"/>
+    <w:basedOn w:val="845"/>
     <w:uiPriority w:val="59"/>
     <w:pPr>
       <w:pBdr/>
@@ -11437,9 +11762,9 @@
       </w:tcPr>
     </w:tblStylePr>
   </w:style>
-  <w:style w:type="table" w:styleId="80">
+  <w:style w:type="table" w:styleId="732">
     <w:name w:val="Grid Table 4 - Accent 4"/>
-    <w:basedOn w:val="618"/>
+    <w:basedOn w:val="845"/>
     <w:uiPriority w:val="59"/>
     <w:pPr>
       <w:pBdr/>
@@ -11670,9 +11995,9 @@
       </w:tcPr>
     </w:tblStylePr>
   </w:style>
-  <w:style w:type="table" w:styleId="81">
+  <w:style w:type="table" w:styleId="733">
     <w:name w:val="Grid Table 4 - Accent 5"/>
-    <w:basedOn w:val="618"/>
+    <w:basedOn w:val="845"/>
     <w:uiPriority w:val="59"/>
     <w:pPr>
       <w:pBdr/>
@@ -11903,9 +12228,9 @@
       </w:tcPr>
     </w:tblStylePr>
   </w:style>
-  <w:style w:type="table" w:styleId="82">
+  <w:style w:type="table" w:styleId="734">
     <w:name w:val="Grid Table 4 - Accent 6"/>
-    <w:basedOn w:val="618"/>
+    <w:basedOn w:val="845"/>
     <w:uiPriority w:val="59"/>
     <w:pPr>
       <w:pBdr/>
@@ -12136,9 +12461,9 @@
       </w:tcPr>
     </w:tblStylePr>
   </w:style>
-  <w:style w:type="table" w:styleId="83">
+  <w:style w:type="table" w:styleId="735">
     <w:name w:val="Grid Table 5 Dark"/>
-    <w:basedOn w:val="618"/>
+    <w:basedOn w:val="845"/>
     <w:uiPriority w:val="99"/>
     <w:pPr>
       <w:pBdr/>
@@ -12364,9 +12689,9 @@
       </w:tcPr>
     </w:tblStylePr>
   </w:style>
-  <w:style w:type="table" w:styleId="84">
+  <w:style w:type="table" w:styleId="736">
     <w:name w:val="Grid Table 5 Dark- Accent 1"/>
-    <w:basedOn w:val="618"/>
+    <w:basedOn w:val="845"/>
     <w:uiPriority w:val="99"/>
     <w:pPr>
       <w:pBdr/>
@@ -12592,9 +12917,9 @@
       </w:tcPr>
     </w:tblStylePr>
   </w:style>
-  <w:style w:type="table" w:styleId="85">
+  <w:style w:type="table" w:styleId="737">
     <w:name w:val="Grid Table 5 Dark - Accent 2"/>
-    <w:basedOn w:val="618"/>
+    <w:basedOn w:val="845"/>
     <w:uiPriority w:val="99"/>
     <w:pPr>
       <w:pBdr/>
@@ -12820,9 +13145,9 @@
       </w:tcPr>
     </w:tblStylePr>
   </w:style>
-  <w:style w:type="table" w:styleId="86">
+  <w:style w:type="table" w:styleId="738">
     <w:name w:val="Grid Table 5 Dark - Accent 3"/>
-    <w:basedOn w:val="618"/>
+    <w:basedOn w:val="845"/>
     <w:uiPriority w:val="99"/>
     <w:pPr>
       <w:pBdr/>
@@ -13048,9 +13373,9 @@
       </w:tcPr>
     </w:tblStylePr>
   </w:style>
-  <w:style w:type="table" w:styleId="87">
+  <w:style w:type="table" w:styleId="739">
     <w:name w:val="Grid Table 5 Dark- Accent 4"/>
-    <w:basedOn w:val="618"/>
+    <w:basedOn w:val="845"/>
     <w:uiPriority w:val="99"/>
     <w:pPr>
       <w:pBdr/>
@@ -13276,9 +13601,9 @@
       </w:tcPr>
     </w:tblStylePr>
   </w:style>
-  <w:style w:type="table" w:styleId="88">
+  <w:style w:type="table" w:styleId="740">
     <w:name w:val="Grid Table 5 Dark - Accent 5"/>
-    <w:basedOn w:val="618"/>
+    <w:basedOn w:val="845"/>
     <w:uiPriority w:val="99"/>
     <w:pPr>
       <w:pBdr/>
@@ -13504,9 +13829,9 @@
       </w:tcPr>
     </w:tblStylePr>
   </w:style>
-  <w:style w:type="table" w:styleId="89">
+  <w:style w:type="table" w:styleId="741">
     <w:name w:val="Grid Table 5 Dark - Accent 6"/>
-    <w:basedOn w:val="618"/>
+    <w:basedOn w:val="845"/>
     <w:uiPriority w:val="99"/>
     <w:pPr>
       <w:pBdr/>
@@ -13732,9 +14057,9 @@
       </w:tcPr>
     </w:tblStylePr>
   </w:style>
-  <w:style w:type="table" w:styleId="90">
+  <w:style w:type="table" w:styleId="742">
     <w:name w:val="Grid Table 6 Colorful"/>
-    <w:basedOn w:val="618"/>
+    <w:basedOn w:val="845"/>
     <w:uiPriority w:val="99"/>
     <w:pPr>
       <w:pBdr/>
@@ -13962,9 +14287,9 @@
       </w:tcPr>
     </w:tblStylePr>
   </w:style>
-  <w:style w:type="table" w:styleId="91">
+  <w:style w:type="table" w:styleId="743">
     <w:name w:val="Grid Table 6 Colorful - Accent 1"/>
-    <w:basedOn w:val="618"/>
+    <w:basedOn w:val="845"/>
     <w:uiPriority w:val="99"/>
     <w:pPr>
       <w:pBdr/>
@@ -14192,9 +14517,9 @@
       </w:tcPr>
     </w:tblStylePr>
   </w:style>
-  <w:style w:type="table" w:styleId="92">
+  <w:style w:type="table" w:styleId="744">
     <w:name w:val="Grid Table 6 Colorful - Accent 2"/>
-    <w:basedOn w:val="618"/>
+    <w:basedOn w:val="845"/>
     <w:uiPriority w:val="99"/>
     <w:pPr>
       <w:pBdr/>
@@ -14422,9 +14747,9 @@
       </w:tcPr>
     </w:tblStylePr>
   </w:style>
-  <w:style w:type="table" w:styleId="93">
+  <w:style w:type="table" w:styleId="745">
     <w:name w:val="Grid Table 6 Colorful - Accent 3"/>
-    <w:basedOn w:val="618"/>
+    <w:basedOn w:val="845"/>
     <w:uiPriority w:val="99"/>
     <w:pPr>
       <w:pBdr/>
@@ -14652,9 +14977,9 @@
       </w:tcPr>
     </w:tblStylePr>
   </w:style>
-  <w:style w:type="table" w:styleId="94">
+  <w:style w:type="table" w:styleId="746">
     <w:name w:val="Grid Table 6 Colorful - Accent 4"/>
-    <w:basedOn w:val="618"/>
+    <w:basedOn w:val="845"/>
     <w:uiPriority w:val="99"/>
     <w:pPr>
       <w:pBdr/>
@@ -14882,9 +15207,9 @@
       </w:tcPr>
     </w:tblStylePr>
   </w:style>
-  <w:style w:type="table" w:styleId="95">
+  <w:style w:type="table" w:styleId="747">
     <w:name w:val="Grid Table 6 Colorful - Accent 5"/>
-    <w:basedOn w:val="618"/>
+    <w:basedOn w:val="845"/>
     <w:uiPriority w:val="99"/>
     <w:pPr>
       <w:pBdr/>
@@ -15112,9 +15437,9 @@
       </w:tcPr>
     </w:tblStylePr>
   </w:style>
-  <w:style w:type="table" w:styleId="96">
+  <w:style w:type="table" w:styleId="748">
     <w:name w:val="Grid Table 6 Colorful - Accent 6"/>
-    <w:basedOn w:val="618"/>
+    <w:basedOn w:val="845"/>
     <w:uiPriority w:val="99"/>
     <w:pPr>
       <w:pBdr/>
@@ -15342,9 +15667,9 @@
       </w:tcPr>
     </w:tblStylePr>
   </w:style>
-  <w:style w:type="table" w:styleId="97">
+  <w:style w:type="table" w:styleId="749">
     <w:name w:val="Grid Table 7 Colorful"/>
-    <w:basedOn w:val="618"/>
+    <w:basedOn w:val="845"/>
     <w:uiPriority w:val="99"/>
     <w:pPr>
       <w:pBdr/>
@@ -15446,11 +15771,11 @@
         <w:tblBorders/>
       </w:tblPr>
       <w:tcPr>
-        <w:shd w:color="ffffff"/>
+        <w:shd w:val="clear" w:color="ffffff"/>
         <w:tcBorders>
-          <w:top w:val="none"/>
-          <w:left w:val="none"/>
-          <w:bottom w:val="none"/>
+          <w:top w:val="none" w:color="000000" w:sz="4" w:space="0"/>
+          <w:left w:val="none" w:color="000000" w:sz="4" w:space="0"/>
+          <w:bottom w:val="none" w:color="000000" w:sz="4" w:space="0"/>
           <w:right w:val="single" w:color="000000" w:themeColor="text1" w:themeTint="80" w:sz="4" w:space="0"/>
         </w:tcBorders>
       </w:tcPr>
@@ -15473,10 +15798,10 @@
       <w:tcPr>
         <w:shd w:val="clear" w:color="ffffff" w:themeColor="light1" w:fill="ffffff" w:themeFill="light1"/>
         <w:tcBorders>
-          <w:top w:val="none"/>
-          <w:left w:val="none"/>
+          <w:top w:val="none" w:color="000000" w:sz="4" w:space="0"/>
+          <w:left w:val="none" w:color="000000" w:sz="4" w:space="0"/>
           <w:bottom w:val="single" w:color="000000" w:themeColor="text1" w:themeTint="80" w:sz="4" w:space="0"/>
-          <w:right w:val="none"/>
+          <w:right w:val="none" w:color="000000" w:sz="4" w:space="0"/>
         </w:tcBorders>
       </w:tcPr>
     </w:tblStylePr>
@@ -15496,12 +15821,12 @@
         <w:tblBorders/>
       </w:tblPr>
       <w:tcPr>
-        <w:shd w:color="ffffff"/>
+        <w:shd w:val="clear" w:color="ffffff"/>
         <w:tcBorders>
-          <w:top w:val="none"/>
+          <w:top w:val="none" w:color="000000" w:sz="4" w:space="0"/>
           <w:left w:val="single" w:color="000000" w:themeColor="text1" w:themeTint="80" w:sz="4" w:space="0"/>
-          <w:bottom w:val="none"/>
-          <w:right w:val="none"/>
+          <w:bottom w:val="none" w:color="000000" w:sz="4" w:space="0"/>
+          <w:right w:val="none" w:color="000000" w:sz="4" w:space="0"/>
         </w:tcBorders>
       </w:tcPr>
     </w:tblStylePr>
@@ -15524,9 +15849,9 @@
         <w:shd w:val="clear" w:color="ffffff" w:themeColor="light1" w:fill="ffffff" w:themeFill="light1"/>
         <w:tcBorders>
           <w:top w:val="single" w:color="000000" w:themeColor="text1" w:themeTint="80" w:sz="4" w:space="0"/>
-          <w:left w:val="none"/>
-          <w:bottom w:val="none"/>
-          <w:right w:val="none"/>
+          <w:left w:val="none" w:color="000000" w:sz="4" w:space="0"/>
+          <w:bottom w:val="none" w:color="000000" w:sz="4" w:space="0"/>
+          <w:right w:val="none" w:color="000000" w:sz="4" w:space="0"/>
         </w:tcBorders>
       </w:tcPr>
     </w:tblStylePr>
@@ -15596,9 +15921,9 @@
       </w:tcPr>
     </w:tblStylePr>
   </w:style>
-  <w:style w:type="table" w:styleId="98">
+  <w:style w:type="table" w:styleId="750">
     <w:name w:val="Grid Table 7 Colorful - Accent 1"/>
-    <w:basedOn w:val="618"/>
+    <w:basedOn w:val="845"/>
     <w:uiPriority w:val="99"/>
     <w:pPr>
       <w:pBdr/>
@@ -15700,11 +16025,11 @@
         <w:tblBorders/>
       </w:tblPr>
       <w:tcPr>
-        <w:shd w:color="ffffff"/>
+        <w:shd w:val="clear" w:color="ffffff"/>
         <w:tcBorders>
-          <w:top w:val="none"/>
-          <w:left w:val="none"/>
-          <w:bottom w:val="none"/>
+          <w:top w:val="none" w:color="000000" w:sz="4" w:space="0"/>
+          <w:left w:val="none" w:color="000000" w:sz="4" w:space="0"/>
+          <w:bottom w:val="none" w:color="000000" w:sz="4" w:space="0"/>
           <w:right w:val="single" w:color="000000" w:themeColor="accent1" w:themeTint="80" w:sz="4" w:space="0"/>
         </w:tcBorders>
       </w:tcPr>
@@ -15727,10 +16052,10 @@
       <w:tcPr>
         <w:shd w:val="clear" w:color="ffffff" w:themeColor="light1" w:fill="ffffff" w:themeFill="light1"/>
         <w:tcBorders>
-          <w:top w:val="none"/>
-          <w:left w:val="none"/>
+          <w:top w:val="none" w:color="000000" w:sz="4" w:space="0"/>
+          <w:left w:val="none" w:color="000000" w:sz="4" w:space="0"/>
           <w:bottom w:val="single" w:color="000000" w:themeColor="accent1" w:themeTint="80" w:sz="4" w:space="0"/>
-          <w:right w:val="none"/>
+          <w:right w:val="none" w:color="000000" w:sz="4" w:space="0"/>
         </w:tcBorders>
       </w:tcPr>
     </w:tblStylePr>
@@ -15750,12 +16075,12 @@
         <w:tblBorders/>
       </w:tblPr>
       <w:tcPr>
-        <w:shd w:color="ffffff"/>
+        <w:shd w:val="clear" w:color="ffffff"/>
         <w:tcBorders>
-          <w:top w:val="none"/>
+          <w:top w:val="none" w:color="000000" w:sz="4" w:space="0"/>
           <w:left w:val="single" w:color="000000" w:themeColor="accent1" w:themeTint="80" w:sz="4" w:space="0"/>
-          <w:bottom w:val="none"/>
-          <w:right w:val="none"/>
+          <w:bottom w:val="none" w:color="000000" w:sz="4" w:space="0"/>
+          <w:right w:val="none" w:color="000000" w:sz="4" w:space="0"/>
         </w:tcBorders>
       </w:tcPr>
     </w:tblStylePr>
@@ -15778,9 +16103,9 @@
         <w:shd w:val="clear" w:color="ffffff" w:themeColor="light1" w:fill="ffffff" w:themeFill="light1"/>
         <w:tcBorders>
           <w:top w:val="single" w:color="000000" w:themeColor="accent1" w:themeTint="80" w:sz="4" w:space="0"/>
-          <w:left w:val="none"/>
-          <w:bottom w:val="none"/>
-          <w:right w:val="none"/>
+          <w:left w:val="none" w:color="000000" w:sz="4" w:space="0"/>
+          <w:bottom w:val="none" w:color="000000" w:sz="4" w:space="0"/>
+          <w:right w:val="none" w:color="000000" w:sz="4" w:space="0"/>
         </w:tcBorders>
       </w:tcPr>
     </w:tblStylePr>
@@ -15850,9 +16175,9 @@
       </w:tcPr>
     </w:tblStylePr>
   </w:style>
-  <w:style w:type="table" w:styleId="99">
+  <w:style w:type="table" w:styleId="751">
     <w:name w:val="Grid Table 7 Colorful - Accent 2"/>
-    <w:basedOn w:val="618"/>
+    <w:basedOn w:val="845"/>
     <w:uiPriority w:val="99"/>
     <w:pPr>
       <w:pBdr/>
@@ -15954,11 +16279,11 @@
         <w:tblBorders/>
       </w:tblPr>
       <w:tcPr>
-        <w:shd w:color="ffffff"/>
+        <w:shd w:val="clear" w:color="ffffff"/>
         <w:tcBorders>
-          <w:top w:val="none"/>
-          <w:left w:val="none"/>
-          <w:bottom w:val="none"/>
+          <w:top w:val="none" w:color="000000" w:sz="4" w:space="0"/>
+          <w:left w:val="none" w:color="000000" w:sz="4" w:space="0"/>
+          <w:bottom w:val="none" w:color="000000" w:sz="4" w:space="0"/>
           <w:right w:val="single" w:color="000000" w:themeColor="accent2" w:themeTint="97" w:sz="4" w:space="0"/>
         </w:tcBorders>
       </w:tcPr>
@@ -15981,10 +16306,10 @@
       <w:tcPr>
         <w:shd w:val="clear" w:color="ffffff" w:themeColor="light1" w:fill="ffffff" w:themeFill="light1"/>
         <w:tcBorders>
-          <w:top w:val="none"/>
-          <w:left w:val="none"/>
+          <w:top w:val="none" w:color="000000" w:sz="4" w:space="0"/>
+          <w:left w:val="none" w:color="000000" w:sz="4" w:space="0"/>
           <w:bottom w:val="single" w:color="000000" w:themeColor="accent2" w:themeTint="97" w:sz="4" w:space="0"/>
-          <w:right w:val="none"/>
+          <w:right w:val="none" w:color="000000" w:sz="4" w:space="0"/>
         </w:tcBorders>
       </w:tcPr>
     </w:tblStylePr>
@@ -16004,12 +16329,12 @@
         <w:tblBorders/>
       </w:tblPr>
       <w:tcPr>
-        <w:shd w:color="ffffff"/>
+        <w:shd w:val="clear" w:color="ffffff"/>
         <w:tcBorders>
-          <w:top w:val="none"/>
+          <w:top w:val="none" w:color="000000" w:sz="4" w:space="0"/>
           <w:left w:val="single" w:color="000000" w:themeColor="accent2" w:themeTint="97" w:sz="4" w:space="0"/>
-          <w:bottom w:val="none"/>
-          <w:right w:val="none"/>
+          <w:bottom w:val="none" w:color="000000" w:sz="4" w:space="0"/>
+          <w:right w:val="none" w:color="000000" w:sz="4" w:space="0"/>
         </w:tcBorders>
       </w:tcPr>
     </w:tblStylePr>
@@ -16032,9 +16357,9 @@
         <w:shd w:val="clear" w:color="ffffff" w:themeColor="light1" w:fill="ffffff" w:themeFill="light1"/>
         <w:tcBorders>
           <w:top w:val="single" w:color="000000" w:themeColor="accent2" w:themeTint="97" w:sz="4" w:space="0"/>
-          <w:left w:val="none"/>
-          <w:bottom w:val="none"/>
-          <w:right w:val="none"/>
+          <w:left w:val="none" w:color="000000" w:sz="4" w:space="0"/>
+          <w:bottom w:val="none" w:color="000000" w:sz="4" w:space="0"/>
+          <w:right w:val="none" w:color="000000" w:sz="4" w:space="0"/>
         </w:tcBorders>
       </w:tcPr>
     </w:tblStylePr>
@@ -16104,9 +16429,9 @@
       </w:tcPr>
     </w:tblStylePr>
   </w:style>
-  <w:style w:type="table" w:styleId="100">
+  <w:style w:type="table" w:styleId="752">
     <w:name w:val="Grid Table 7 Colorful - Accent 3"/>
-    <w:basedOn w:val="618"/>
+    <w:basedOn w:val="845"/>
     <w:uiPriority w:val="99"/>
     <w:pPr>
       <w:pBdr/>
@@ -16208,11 +16533,11 @@
         <w:tblBorders/>
       </w:tblPr>
       <w:tcPr>
-        <w:shd w:color="ffffff"/>
+        <w:shd w:val="clear" w:color="ffffff"/>
         <w:tcBorders>
-          <w:top w:val="none"/>
-          <w:left w:val="none"/>
-          <w:bottom w:val="none"/>
+          <w:top w:val="none" w:color="000000" w:sz="4" w:space="0"/>
+          <w:left w:val="none" w:color="000000" w:sz="4" w:space="0"/>
+          <w:bottom w:val="none" w:color="000000" w:sz="4" w:space="0"/>
           <w:right w:val="single" w:color="000000" w:themeColor="accent3" w:themeTint="FE" w:sz="4" w:space="0"/>
         </w:tcBorders>
       </w:tcPr>
@@ -16235,10 +16560,10 @@
       <w:tcPr>
         <w:shd w:val="clear" w:color="ffffff" w:themeColor="light1" w:fill="ffffff" w:themeFill="light1"/>
         <w:tcBorders>
-          <w:top w:val="none"/>
-          <w:left w:val="none"/>
+          <w:top w:val="none" w:color="000000" w:sz="4" w:space="0"/>
+          <w:left w:val="none" w:color="000000" w:sz="4" w:space="0"/>
           <w:bottom w:val="single" w:color="000000" w:themeColor="accent3" w:themeTint="FE" w:sz="4" w:space="0"/>
-          <w:right w:val="none"/>
+          <w:right w:val="none" w:color="000000" w:sz="4" w:space="0"/>
         </w:tcBorders>
       </w:tcPr>
     </w:tblStylePr>
@@ -16258,12 +16583,12 @@
         <w:tblBorders/>
       </w:tblPr>
       <w:tcPr>
-        <w:shd w:color="ffffff"/>
+        <w:shd w:val="clear" w:color="ffffff"/>
         <w:tcBorders>
-          <w:top w:val="none"/>
+          <w:top w:val="none" w:color="000000" w:sz="4" w:space="0"/>
           <w:left w:val="single" w:color="000000" w:themeColor="accent3" w:themeTint="FE" w:sz="4" w:space="0"/>
-          <w:bottom w:val="none"/>
-          <w:right w:val="none"/>
+          <w:bottom w:val="none" w:color="000000" w:sz="4" w:space="0"/>
+          <w:right w:val="none" w:color="000000" w:sz="4" w:space="0"/>
         </w:tcBorders>
       </w:tcPr>
     </w:tblStylePr>
@@ -16286,9 +16611,9 @@
         <w:shd w:val="clear" w:color="ffffff" w:themeColor="light1" w:fill="ffffff" w:themeFill="light1"/>
         <w:tcBorders>
           <w:top w:val="single" w:color="000000" w:themeColor="accent3" w:themeTint="FE" w:sz="4" w:space="0"/>
-          <w:left w:val="none"/>
-          <w:bottom w:val="none"/>
-          <w:right w:val="none"/>
+          <w:left w:val="none" w:color="000000" w:sz="4" w:space="0"/>
+          <w:bottom w:val="none" w:color="000000" w:sz="4" w:space="0"/>
+          <w:right w:val="none" w:color="000000" w:sz="4" w:space="0"/>
         </w:tcBorders>
       </w:tcPr>
     </w:tblStylePr>
@@ -16358,9 +16683,9 @@
       </w:tcPr>
     </w:tblStylePr>
   </w:style>
-  <w:style w:type="table" w:styleId="101">
+  <w:style w:type="table" w:styleId="753">
     <w:name w:val="Grid Table 7 Colorful - Accent 4"/>
-    <w:basedOn w:val="618"/>
+    <w:basedOn w:val="845"/>
     <w:uiPriority w:val="99"/>
     <w:pPr>
       <w:pBdr/>
@@ -16462,11 +16787,11 @@
         <w:tblBorders/>
       </w:tblPr>
       <w:tcPr>
-        <w:shd w:color="ffffff"/>
+        <w:shd w:val="clear" w:color="ffffff"/>
         <w:tcBorders>
-          <w:top w:val="none"/>
-          <w:left w:val="none"/>
-          <w:bottom w:val="none"/>
+          <w:top w:val="none" w:color="000000" w:sz="4" w:space="0"/>
+          <w:left w:val="none" w:color="000000" w:sz="4" w:space="0"/>
+          <w:bottom w:val="none" w:color="000000" w:sz="4" w:space="0"/>
           <w:right w:val="single" w:color="000000" w:themeColor="accent4" w:themeTint="9A" w:sz="4" w:space="0"/>
         </w:tcBorders>
       </w:tcPr>
@@ -16489,10 +16814,10 @@
       <w:tcPr>
         <w:shd w:val="clear" w:color="ffffff" w:themeColor="light1" w:fill="ffffff" w:themeFill="light1"/>
         <w:tcBorders>
-          <w:top w:val="none"/>
-          <w:left w:val="none"/>
+          <w:top w:val="none" w:color="000000" w:sz="4" w:space="0"/>
+          <w:left w:val="none" w:color="000000" w:sz="4" w:space="0"/>
           <w:bottom w:val="single" w:color="000000" w:themeColor="accent4" w:themeTint="9A" w:sz="4" w:space="0"/>
-          <w:right w:val="none"/>
+          <w:right w:val="none" w:color="000000" w:sz="4" w:space="0"/>
         </w:tcBorders>
       </w:tcPr>
     </w:tblStylePr>
@@ -16512,12 +16837,12 @@
         <w:tblBorders/>
       </w:tblPr>
       <w:tcPr>
-        <w:shd w:color="ffffff"/>
+        <w:shd w:val="clear" w:color="ffffff"/>
         <w:tcBorders>
-          <w:top w:val="none"/>
+          <w:top w:val="none" w:color="000000" w:sz="4" w:space="0"/>
           <w:left w:val="single" w:color="000000" w:themeColor="accent4" w:themeTint="9A" w:sz="4" w:space="0"/>
-          <w:bottom w:val="none"/>
-          <w:right w:val="none"/>
+          <w:bottom w:val="none" w:color="000000" w:sz="4" w:space="0"/>
+          <w:right w:val="none" w:color="000000" w:sz="4" w:space="0"/>
         </w:tcBorders>
       </w:tcPr>
     </w:tblStylePr>
@@ -16540,9 +16865,9 @@
         <w:shd w:val="clear" w:color="ffffff" w:themeColor="light1" w:fill="ffffff" w:themeFill="light1"/>
         <w:tcBorders>
           <w:top w:val="single" w:color="000000" w:themeColor="accent4" w:themeTint="9A" w:sz="4" w:space="0"/>
-          <w:left w:val="none"/>
-          <w:bottom w:val="none"/>
-          <w:right w:val="none"/>
+          <w:left w:val="none" w:color="000000" w:sz="4" w:space="0"/>
+          <w:bottom w:val="none" w:color="000000" w:sz="4" w:space="0"/>
+          <w:right w:val="none" w:color="000000" w:sz="4" w:space="0"/>
         </w:tcBorders>
       </w:tcPr>
     </w:tblStylePr>
@@ -16612,9 +16937,9 @@
       </w:tcPr>
     </w:tblStylePr>
   </w:style>
-  <w:style w:type="table" w:styleId="102">
+  <w:style w:type="table" w:styleId="754">
     <w:name w:val="Grid Table 7 Colorful - Accent 5"/>
-    <w:basedOn w:val="618"/>
+    <w:basedOn w:val="845"/>
     <w:uiPriority w:val="99"/>
     <w:pPr>
       <w:pBdr/>
@@ -16716,11 +17041,11 @@
         <w:tblBorders/>
       </w:tblPr>
       <w:tcPr>
-        <w:shd w:color="ffffff"/>
+        <w:shd w:val="clear" w:color="ffffff"/>
         <w:tcBorders>
-          <w:top w:val="none"/>
-          <w:left w:val="none"/>
-          <w:bottom w:val="none"/>
+          <w:top w:val="none" w:color="000000" w:sz="4" w:space="0"/>
+          <w:left w:val="none" w:color="000000" w:sz="4" w:space="0"/>
+          <w:bottom w:val="none" w:color="000000" w:sz="4" w:space="0"/>
           <w:right w:val="single" w:color="000000" w:themeColor="accent5" w:themeTint="90" w:sz="4" w:space="0"/>
         </w:tcBorders>
       </w:tcPr>
@@ -16743,10 +17068,10 @@
       <w:tcPr>
         <w:shd w:val="clear" w:color="ffffff" w:themeColor="light1" w:fill="ffffff" w:themeFill="light1"/>
         <w:tcBorders>
-          <w:top w:val="none"/>
-          <w:left w:val="none"/>
+          <w:top w:val="none" w:color="000000" w:sz="4" w:space="0"/>
+          <w:left w:val="none" w:color="000000" w:sz="4" w:space="0"/>
           <w:bottom w:val="single" w:color="000000" w:themeColor="accent5" w:themeTint="90" w:sz="4" w:space="0"/>
-          <w:right w:val="none"/>
+          <w:right w:val="none" w:color="000000" w:sz="4" w:space="0"/>
         </w:tcBorders>
       </w:tcPr>
     </w:tblStylePr>
@@ -16766,12 +17091,12 @@
         <w:tblBorders/>
       </w:tblPr>
       <w:tcPr>
-        <w:shd w:color="ffffff"/>
+        <w:shd w:val="clear" w:color="ffffff"/>
         <w:tcBorders>
-          <w:top w:val="none"/>
+          <w:top w:val="none" w:color="000000" w:sz="4" w:space="0"/>
           <w:left w:val="single" w:color="000000" w:themeColor="accent5" w:themeTint="90" w:sz="4" w:space="0"/>
-          <w:bottom w:val="none"/>
-          <w:right w:val="none"/>
+          <w:bottom w:val="none" w:color="000000" w:sz="4" w:space="0"/>
+          <w:right w:val="none" w:color="000000" w:sz="4" w:space="0"/>
         </w:tcBorders>
       </w:tcPr>
     </w:tblStylePr>
@@ -16794,9 +17119,9 @@
         <w:shd w:val="clear" w:color="ffffff" w:themeColor="light1" w:fill="ffffff" w:themeFill="light1"/>
         <w:tcBorders>
           <w:top w:val="single" w:color="000000" w:themeColor="accent5" w:themeTint="90" w:sz="4" w:space="0"/>
-          <w:left w:val="none"/>
-          <w:bottom w:val="none"/>
-          <w:right w:val="none"/>
+          <w:left w:val="none" w:color="000000" w:sz="4" w:space="0"/>
+          <w:bottom w:val="none" w:color="000000" w:sz="4" w:space="0"/>
+          <w:right w:val="none" w:color="000000" w:sz="4" w:space="0"/>
         </w:tcBorders>
       </w:tcPr>
     </w:tblStylePr>
@@ -16866,9 +17191,9 @@
       </w:tcPr>
     </w:tblStylePr>
   </w:style>
-  <w:style w:type="table" w:styleId="103">
+  <w:style w:type="table" w:styleId="755">
     <w:name w:val="Grid Table 7 Colorful - Accent 6"/>
-    <w:basedOn w:val="618"/>
+    <w:basedOn w:val="845"/>
     <w:uiPriority w:val="99"/>
     <w:pPr>
       <w:pBdr/>
@@ -16970,11 +17295,11 @@
         <w:tblBorders/>
       </w:tblPr>
       <w:tcPr>
-        <w:shd w:color="ffffff"/>
+        <w:shd w:val="clear" w:color="ffffff"/>
         <w:tcBorders>
-          <w:top w:val="none"/>
-          <w:left w:val="none"/>
-          <w:bottom w:val="none"/>
+          <w:top w:val="none" w:color="000000" w:sz="4" w:space="0"/>
+          <w:left w:val="none" w:color="000000" w:sz="4" w:space="0"/>
+          <w:bottom w:val="none" w:color="000000" w:sz="4" w:space="0"/>
           <w:right w:val="single" w:color="000000" w:themeColor="accent6" w:themeTint="90" w:sz="4" w:space="0"/>
         </w:tcBorders>
       </w:tcPr>
@@ -16997,10 +17322,10 @@
       <w:tcPr>
         <w:shd w:val="clear" w:color="ffffff" w:themeColor="light1" w:fill="ffffff" w:themeFill="light1"/>
         <w:tcBorders>
-          <w:top w:val="none"/>
-          <w:left w:val="none"/>
+          <w:top w:val="none" w:color="000000" w:sz="4" w:space="0"/>
+          <w:left w:val="none" w:color="000000" w:sz="4" w:space="0"/>
           <w:bottom w:val="single" w:color="000000" w:themeColor="accent6" w:themeTint="90" w:sz="4" w:space="0"/>
-          <w:right w:val="none"/>
+          <w:right w:val="none" w:color="000000" w:sz="4" w:space="0"/>
         </w:tcBorders>
       </w:tcPr>
     </w:tblStylePr>
@@ -17020,12 +17345,12 @@
         <w:tblBorders/>
       </w:tblPr>
       <w:tcPr>
-        <w:shd w:color="ffffff"/>
+        <w:shd w:val="clear" w:color="ffffff"/>
         <w:tcBorders>
-          <w:top w:val="none"/>
+          <w:top w:val="none" w:color="000000" w:sz="4" w:space="0"/>
           <w:left w:val="single" w:color="000000" w:themeColor="accent6" w:themeTint="90" w:sz="4" w:space="0"/>
-          <w:bottom w:val="none"/>
-          <w:right w:val="none"/>
+          <w:bottom w:val="none" w:color="000000" w:sz="4" w:space="0"/>
+          <w:right w:val="none" w:color="000000" w:sz="4" w:space="0"/>
         </w:tcBorders>
       </w:tcPr>
     </w:tblStylePr>
@@ -17048,9 +17373,9 @@
         <w:shd w:val="clear" w:color="ffffff" w:themeColor="light1" w:fill="ffffff" w:themeFill="light1"/>
         <w:tcBorders>
           <w:top w:val="single" w:color="000000" w:themeColor="accent6" w:themeTint="90" w:sz="4" w:space="0"/>
-          <w:left w:val="none"/>
-          <w:bottom w:val="none"/>
-          <w:right w:val="none"/>
+          <w:left w:val="none" w:color="000000" w:sz="4" w:space="0"/>
+          <w:bottom w:val="none" w:color="000000" w:sz="4" w:space="0"/>
+          <w:right w:val="none" w:color="000000" w:sz="4" w:space="0"/>
         </w:tcBorders>
       </w:tcPr>
     </w:tblStylePr>
@@ -17120,9 +17445,9 @@
       </w:tcPr>
     </w:tblStylePr>
   </w:style>
-  <w:style w:type="table" w:styleId="104">
+  <w:style w:type="table" w:styleId="756">
     <w:name w:val="List Table 1 Light"/>
-    <w:basedOn w:val="618"/>
+    <w:basedOn w:val="845"/>
     <w:uiPriority w:val="99"/>
     <w:pPr>
       <w:pBdr/>
@@ -17336,9 +17661,9 @@
       </w:tcPr>
     </w:tblStylePr>
   </w:style>
-  <w:style w:type="table" w:styleId="105">
+  <w:style w:type="table" w:styleId="757">
     <w:name w:val="List Table 1 Light - Accent 1"/>
-    <w:basedOn w:val="618"/>
+    <w:basedOn w:val="845"/>
     <w:uiPriority w:val="99"/>
     <w:pPr>
       <w:pBdr/>
@@ -17552,9 +17877,9 @@
       </w:tcPr>
     </w:tblStylePr>
   </w:style>
-  <w:style w:type="table" w:styleId="106">
+  <w:style w:type="table" w:styleId="758">
     <w:name w:val="List Table 1 Light - Accent 2"/>
-    <w:basedOn w:val="618"/>
+    <w:basedOn w:val="845"/>
     <w:uiPriority w:val="99"/>
     <w:pPr>
       <w:pBdr/>
@@ -17768,9 +18093,9 @@
       </w:tcPr>
     </w:tblStylePr>
   </w:style>
-  <w:style w:type="table" w:styleId="107">
+  <w:style w:type="table" w:styleId="759">
     <w:name w:val="List Table 1 Light - Accent 3"/>
-    <w:basedOn w:val="618"/>
+    <w:basedOn w:val="845"/>
     <w:uiPriority w:val="99"/>
     <w:pPr>
       <w:pBdr/>
@@ -17984,9 +18309,9 @@
       </w:tcPr>
     </w:tblStylePr>
   </w:style>
-  <w:style w:type="table" w:styleId="108">
+  <w:style w:type="table" w:styleId="760">
     <w:name w:val="List Table 1 Light - Accent 4"/>
-    <w:basedOn w:val="618"/>
+    <w:basedOn w:val="845"/>
     <w:uiPriority w:val="99"/>
     <w:pPr>
       <w:pBdr/>
@@ -18200,9 +18525,9 @@
       </w:tcPr>
     </w:tblStylePr>
   </w:style>
-  <w:style w:type="table" w:styleId="109">
+  <w:style w:type="table" w:styleId="761">
     <w:name w:val="List Table 1 Light - Accent 5"/>
-    <w:basedOn w:val="618"/>
+    <w:basedOn w:val="845"/>
     <w:uiPriority w:val="99"/>
     <w:pPr>
       <w:pBdr/>
@@ -18416,9 +18741,9 @@
       </w:tcPr>
     </w:tblStylePr>
   </w:style>
-  <w:style w:type="table" w:styleId="110">
+  <w:style w:type="table" w:styleId="762">
     <w:name w:val="List Table 1 Light - Accent 6"/>
-    <w:basedOn w:val="618"/>
+    <w:basedOn w:val="845"/>
     <w:uiPriority w:val="99"/>
     <w:pPr>
       <w:pBdr/>
@@ -18632,9 +18957,9 @@
       </w:tcPr>
     </w:tblStylePr>
   </w:style>
-  <w:style w:type="table" w:styleId="111">
+  <w:style w:type="table" w:styleId="763">
     <w:name w:val="List Table 2"/>
-    <w:basedOn w:val="618"/>
+    <w:basedOn w:val="845"/>
     <w:uiPriority w:val="99"/>
     <w:pPr>
       <w:pBdr/>
@@ -18870,9 +19195,9 @@
       </w:tcPr>
     </w:tblStylePr>
   </w:style>
-  <w:style w:type="table" w:styleId="112">
+  <w:style w:type="table" w:styleId="764">
     <w:name w:val="List Table 2 - Accent 1"/>
-    <w:basedOn w:val="618"/>
+    <w:basedOn w:val="845"/>
     <w:uiPriority w:val="99"/>
     <w:pPr>
       <w:pBdr/>
@@ -19108,9 +19433,9 @@
       </w:tcPr>
     </w:tblStylePr>
   </w:style>
-  <w:style w:type="table" w:styleId="113">
+  <w:style w:type="table" w:styleId="765">
     <w:name w:val="List Table 2 - Accent 2"/>
-    <w:basedOn w:val="618"/>
+    <w:basedOn w:val="845"/>
     <w:uiPriority w:val="99"/>
     <w:pPr>
       <w:pBdr/>
@@ -19346,9 +19671,9 @@
       </w:tcPr>
     </w:tblStylePr>
   </w:style>
-  <w:style w:type="table" w:styleId="114">
+  <w:style w:type="table" w:styleId="766">
     <w:name w:val="List Table 2 - Accent 3"/>
-    <w:basedOn w:val="618"/>
+    <w:basedOn w:val="845"/>
     <w:uiPriority w:val="99"/>
     <w:pPr>
       <w:pBdr/>
@@ -19584,9 +19909,9 @@
       </w:tcPr>
     </w:tblStylePr>
   </w:style>
-  <w:style w:type="table" w:styleId="115">
+  <w:style w:type="table" w:styleId="767">
     <w:name w:val="List Table 2 - Accent 4"/>
-    <w:basedOn w:val="618"/>
+    <w:basedOn w:val="845"/>
     <w:uiPriority w:val="99"/>
     <w:pPr>
       <w:pBdr/>
@@ -19822,9 +20147,9 @@
       </w:tcPr>
     </w:tblStylePr>
   </w:style>
-  <w:style w:type="table" w:styleId="116">
+  <w:style w:type="table" w:styleId="768">
     <w:name w:val="List Table 2 - Accent 5"/>
-    <w:basedOn w:val="618"/>
+    <w:basedOn w:val="845"/>
     <w:uiPriority w:val="99"/>
     <w:pPr>
       <w:pBdr/>
@@ -20060,9 +20385,9 @@
       </w:tcPr>
     </w:tblStylePr>
   </w:style>
-  <w:style w:type="table" w:styleId="117">
+  <w:style w:type="table" w:styleId="769">
     <w:name w:val="List Table 2 - Accent 6"/>
-    <w:basedOn w:val="618"/>
+    <w:basedOn w:val="845"/>
     <w:uiPriority w:val="99"/>
     <w:pPr>
       <w:pBdr/>
@@ -20298,9 +20623,9 @@
       </w:tcPr>
     </w:tblStylePr>
   </w:style>
-  <w:style w:type="table" w:styleId="118">
+  <w:style w:type="table" w:styleId="770">
     <w:name w:val="List Table 3"/>
-    <w:basedOn w:val="618"/>
+    <w:basedOn w:val="845"/>
     <w:uiPriority w:val="99"/>
     <w:pPr>
       <w:pBdr/>
@@ -20526,9 +20851,9 @@
       </w:tcPr>
     </w:tblStylePr>
   </w:style>
-  <w:style w:type="table" w:styleId="119">
+  <w:style w:type="table" w:styleId="771">
     <w:name w:val="List Table 3 - Accent 1"/>
-    <w:basedOn w:val="618"/>
+    <w:basedOn w:val="845"/>
     <w:uiPriority w:val="99"/>
     <w:pPr>
       <w:pBdr/>
@@ -20754,9 +21079,9 @@
       </w:tcPr>
     </w:tblStylePr>
   </w:style>
-  <w:style w:type="table" w:styleId="120">
+  <w:style w:type="table" w:styleId="772">
     <w:name w:val="List Table 3 - Accent 2"/>
-    <w:basedOn w:val="618"/>
+    <w:basedOn w:val="845"/>
     <w:uiPriority w:val="99"/>
     <w:pPr>
       <w:pBdr/>
@@ -20982,9 +21307,9 @@
       </w:tcPr>
     </w:tblStylePr>
   </w:style>
-  <w:style w:type="table" w:styleId="121">
+  <w:style w:type="table" w:styleId="773">
     <w:name w:val="List Table 3 - Accent 3"/>
-    <w:basedOn w:val="618"/>
+    <w:basedOn w:val="845"/>
     <w:uiPriority w:val="99"/>
     <w:pPr>
       <w:pBdr/>
@@ -21210,9 +21535,9 @@
       </w:tcPr>
     </w:tblStylePr>
   </w:style>
-  <w:style w:type="table" w:styleId="122">
+  <w:style w:type="table" w:styleId="774">
     <w:name w:val="List Table 3 - Accent 4"/>
-    <w:basedOn w:val="618"/>
+    <w:basedOn w:val="845"/>
     <w:uiPriority w:val="99"/>
     <w:pPr>
       <w:pBdr/>
@@ -21438,9 +21763,9 @@
       </w:tcPr>
     </w:tblStylePr>
   </w:style>
-  <w:style w:type="table" w:styleId="123">
+  <w:style w:type="table" w:styleId="775">
     <w:name w:val="List Table 3 - Accent 5"/>
-    <w:basedOn w:val="618"/>
+    <w:basedOn w:val="845"/>
     <w:uiPriority w:val="99"/>
     <w:pPr>
       <w:pBdr/>
@@ -21666,9 +21991,9 @@
       </w:tcPr>
     </w:tblStylePr>
   </w:style>
-  <w:style w:type="table" w:styleId="124">
+  <w:style w:type="table" w:styleId="776">
     <w:name w:val="List Table 3 - Accent 6"/>
-    <w:basedOn w:val="618"/>
+    <w:basedOn w:val="845"/>
     <w:uiPriority w:val="99"/>
     <w:pPr>
       <w:pBdr/>
@@ -21894,9 +22219,9 @@
       </w:tcPr>
     </w:tblStylePr>
   </w:style>
-  <w:style w:type="table" w:styleId="125">
+  <w:style w:type="table" w:styleId="777">
     <w:name w:val="List Table 4"/>
-    <w:basedOn w:val="618"/>
+    <w:basedOn w:val="845"/>
     <w:uiPriority w:val="99"/>
     <w:pPr>
       <w:pBdr/>
@@ -22119,9 +22444,9 @@
       </w:tcPr>
     </w:tblStylePr>
   </w:style>
-  <w:style w:type="table" w:styleId="126">
+  <w:style w:type="table" w:styleId="778">
     <w:name w:val="List Table 4 - Accent 1"/>
-    <w:basedOn w:val="618"/>
+    <w:basedOn w:val="845"/>
     <w:uiPriority w:val="99"/>
     <w:pPr>
       <w:pBdr/>
@@ -22344,9 +22669,9 @@
       </w:tcPr>
     </w:tblStylePr>
   </w:style>
-  <w:style w:type="table" w:styleId="127">
+  <w:style w:type="table" w:styleId="779">
     <w:name w:val="List Table 4 - Accent 2"/>
-    <w:basedOn w:val="618"/>
+    <w:basedOn w:val="845"/>
     <w:uiPriority w:val="99"/>
     <w:pPr>
       <w:pBdr/>
@@ -22569,9 +22894,9 @@
       </w:tcPr>
     </w:tblStylePr>
   </w:style>
-  <w:style w:type="table" w:styleId="128">
+  <w:style w:type="table" w:styleId="780">
     <w:name w:val="List Table 4 - Accent 3"/>
-    <w:basedOn w:val="618"/>
+    <w:basedOn w:val="845"/>
     <w:uiPriority w:val="99"/>
     <w:pPr>
       <w:pBdr/>
@@ -22794,9 +23119,9 @@
       </w:tcPr>
     </w:tblStylePr>
   </w:style>
-  <w:style w:type="table" w:styleId="129">
+  <w:style w:type="table" w:styleId="781">
     <w:name w:val="List Table 4 - Accent 4"/>
-    <w:basedOn w:val="618"/>
+    <w:basedOn w:val="845"/>
     <w:uiPriority w:val="99"/>
     <w:pPr>
       <w:pBdr/>
@@ -23019,9 +23344,9 @@
       </w:tcPr>
     </w:tblStylePr>
   </w:style>
-  <w:style w:type="table" w:styleId="130">
+  <w:style w:type="table" w:styleId="782">
     <w:name w:val="List Table 4 - Accent 5"/>
-    <w:basedOn w:val="618"/>
+    <w:basedOn w:val="845"/>
     <w:uiPriority w:val="99"/>
     <w:pPr>
       <w:pBdr/>
@@ -23244,9 +23569,9 @@
       </w:tcPr>
     </w:tblStylePr>
   </w:style>
-  <w:style w:type="table" w:styleId="131">
+  <w:style w:type="table" w:styleId="783">
     <w:name w:val="List Table 4 - Accent 6"/>
-    <w:basedOn w:val="618"/>
+    <w:basedOn w:val="845"/>
     <w:uiPriority w:val="99"/>
     <w:pPr>
       <w:pBdr/>
@@ -23469,9 +23794,9 @@
       </w:tcPr>
     </w:tblStylePr>
   </w:style>
-  <w:style w:type="table" w:styleId="132">
+  <w:style w:type="table" w:styleId="784">
     <w:name w:val="List Table 5 Dark"/>
-    <w:basedOn w:val="618"/>
+    <w:basedOn w:val="845"/>
     <w:uiPriority w:val="99"/>
     <w:pPr>
       <w:pBdr/>
@@ -23711,9 +24036,9 @@
       </w:tcPr>
     </w:tblStylePr>
   </w:style>
-  <w:style w:type="table" w:styleId="133">
+  <w:style w:type="table" w:styleId="785">
     <w:name w:val="List Table 5 Dark - Accent 1"/>
-    <w:basedOn w:val="618"/>
+    <w:basedOn w:val="845"/>
     <w:uiPriority w:val="99"/>
     <w:pPr>
       <w:pBdr/>
@@ -23953,9 +24278,9 @@
       </w:tcPr>
     </w:tblStylePr>
   </w:style>
-  <w:style w:type="table" w:styleId="134">
+  <w:style w:type="table" w:styleId="786">
     <w:name w:val="List Table 5 Dark - Accent 2"/>
-    <w:basedOn w:val="618"/>
+    <w:basedOn w:val="845"/>
     <w:uiPriority w:val="99"/>
     <w:pPr>
       <w:pBdr/>
@@ -24195,9 +24520,9 @@
       </w:tcPr>
     </w:tblStylePr>
   </w:style>
-  <w:style w:type="table" w:styleId="135">
+  <w:style w:type="table" w:styleId="787">
     <w:name w:val="List Table 5 Dark - Accent 3"/>
-    <w:basedOn w:val="618"/>
+    <w:basedOn w:val="845"/>
     <w:uiPriority w:val="99"/>
     <w:pPr>
       <w:pBdr/>
@@ -24437,9 +24762,9 @@
       </w:tcPr>
     </w:tblStylePr>
   </w:style>
-  <w:style w:type="table" w:styleId="136">
+  <w:style w:type="table" w:styleId="788">
     <w:name w:val="List Table 5 Dark - Accent 4"/>
-    <w:basedOn w:val="618"/>
+    <w:basedOn w:val="845"/>
     <w:uiPriority w:val="99"/>
     <w:pPr>
       <w:pBdr/>
@@ -24679,9 +25004,9 @@
       </w:tcPr>
     </w:tblStylePr>
   </w:style>
-  <w:style w:type="table" w:styleId="137">
+  <w:style w:type="table" w:styleId="789">
     <w:name w:val="List Table 5 Dark - Accent 5"/>
-    <w:basedOn w:val="618"/>
+    <w:basedOn w:val="845"/>
     <w:uiPriority w:val="99"/>
     <w:pPr>
       <w:pBdr/>
@@ -24921,9 +25246,9 @@
       </w:tcPr>
     </w:tblStylePr>
   </w:style>
-  <w:style w:type="table" w:styleId="138">
+  <w:style w:type="table" w:styleId="790">
     <w:name w:val="List Table 5 Dark - Accent 6"/>
-    <w:basedOn w:val="618"/>
+    <w:basedOn w:val="845"/>
     <w:uiPriority w:val="99"/>
     <w:pPr>
       <w:pBdr/>
@@ -25163,9 +25488,9 @@
       </w:tcPr>
     </w:tblStylePr>
   </w:style>
-  <w:style w:type="table" w:styleId="139">
+  <w:style w:type="table" w:styleId="791">
     <w:name w:val="List Table 6 Colorful"/>
-    <w:basedOn w:val="618"/>
+    <w:basedOn w:val="845"/>
     <w:uiPriority w:val="99"/>
     <w:pPr>
       <w:pBdr/>
@@ -25386,9 +25711,9 @@
       </w:tcPr>
     </w:tblStylePr>
   </w:style>
-  <w:style w:type="table" w:styleId="140">
+  <w:style w:type="table" w:styleId="792">
     <w:name w:val="List Table 6 Colorful - Accent 1"/>
-    <w:basedOn w:val="618"/>
+    <w:basedOn w:val="845"/>
     <w:uiPriority w:val="99"/>
     <w:pPr>
       <w:pBdr/>
@@ -25609,9 +25934,9 @@
       </w:tcPr>
     </w:tblStylePr>
   </w:style>
-  <w:style w:type="table" w:styleId="141">
+  <w:style w:type="table" w:styleId="793">
     <w:name w:val="List Table 6 Colorful - Accent 2"/>
-    <w:basedOn w:val="618"/>
+    <w:basedOn w:val="845"/>
     <w:uiPriority w:val="99"/>
     <w:pPr>
       <w:pBdr/>
@@ -25832,9 +26157,9 @@
       </w:tcPr>
     </w:tblStylePr>
   </w:style>
-  <w:style w:type="table" w:styleId="142">
+  <w:style w:type="table" w:styleId="794">
     <w:name w:val="List Table 6 Colorful - Accent 3"/>
-    <w:basedOn w:val="618"/>
+    <w:basedOn w:val="845"/>
     <w:uiPriority w:val="99"/>
     <w:pPr>
       <w:pBdr/>
@@ -26055,9 +26380,9 @@
       </w:tcPr>
     </w:tblStylePr>
   </w:style>
-  <w:style w:type="table" w:styleId="143">
+  <w:style w:type="table" w:styleId="795">
     <w:name w:val="List Table 6 Colorful - Accent 4"/>
-    <w:basedOn w:val="618"/>
+    <w:basedOn w:val="845"/>
     <w:uiPriority w:val="99"/>
     <w:pPr>
       <w:pBdr/>
@@ -26278,9 +26603,9 @@
       </w:tcPr>
     </w:tblStylePr>
   </w:style>
-  <w:style w:type="table" w:styleId="144">
+  <w:style w:type="table" w:styleId="796">
     <w:name w:val="List Table 6 Colorful - Accent 5"/>
-    <w:basedOn w:val="618"/>
+    <w:basedOn w:val="845"/>
     <w:uiPriority w:val="99"/>
     <w:pPr>
       <w:pBdr/>
@@ -26501,9 +26826,9 @@
       </w:tcPr>
     </w:tblStylePr>
   </w:style>
-  <w:style w:type="table" w:styleId="145">
+  <w:style w:type="table" w:styleId="797">
     <w:name w:val="List Table 6 Colorful - Accent 6"/>
-    <w:basedOn w:val="618"/>
+    <w:basedOn w:val="845"/>
     <w:uiPriority w:val="99"/>
     <w:pPr>
       <w:pBdr/>
@@ -26724,9 +27049,9 @@
       </w:tcPr>
     </w:tblStylePr>
   </w:style>
-  <w:style w:type="table" w:styleId="146">
+  <w:style w:type="table" w:styleId="798">
     <w:name w:val="List Table 7 Colorful"/>
-    <w:basedOn w:val="618"/>
+    <w:basedOn w:val="845"/>
     <w:uiPriority w:val="99"/>
     <w:pPr>
       <w:pBdr/>
@@ -26825,11 +27150,11 @@
         <w:tblBorders/>
       </w:tblPr>
       <w:tcPr>
-        <w:shd w:color="ffffff"/>
+        <w:shd w:val="clear" w:color="ffffff"/>
         <w:tcBorders>
-          <w:top w:val="none"/>
-          <w:left w:val="none"/>
-          <w:bottom w:val="none"/>
+          <w:top w:val="none" w:color="000000" w:sz="4" w:space="0"/>
+          <w:left w:val="none" w:color="000000" w:sz="4" w:space="0"/>
+          <w:bottom w:val="none" w:color="000000" w:sz="4" w:space="0"/>
           <w:right w:val="single" w:color="000000" w:themeColor="text1" w:themeTint="80" w:sz="4" w:space="0"/>
         </w:tcBorders>
       </w:tcPr>
@@ -26852,10 +27177,10 @@
       <w:tcPr>
         <w:shd w:val="clear" w:color="ffffff" w:themeColor="light1" w:fill="ffffff" w:themeFill="light1"/>
         <w:tcBorders>
-          <w:top w:val="none"/>
-          <w:left w:val="none"/>
+          <w:top w:val="none" w:color="000000" w:sz="4" w:space="0"/>
+          <w:left w:val="none" w:color="000000" w:sz="4" w:space="0"/>
           <w:bottom w:val="single" w:color="000000" w:themeColor="text1" w:themeTint="80" w:sz="4" w:space="0"/>
-          <w:right w:val="none"/>
+          <w:right w:val="none" w:color="000000" w:sz="4" w:space="0"/>
         </w:tcBorders>
       </w:tcPr>
     </w:tblStylePr>
@@ -26875,12 +27200,12 @@
         <w:tblBorders/>
       </w:tblPr>
       <w:tcPr>
-        <w:shd w:color="ffffff"/>
+        <w:shd w:val="clear" w:color="ffffff"/>
         <w:tcBorders>
-          <w:top w:val="none"/>
+          <w:top w:val="none" w:color="000000" w:sz="4" w:space="0"/>
           <w:left w:val="single" w:color="000000" w:themeColor="text1" w:themeTint="80" w:sz="4" w:space="0"/>
-          <w:bottom w:val="none"/>
-          <w:right w:val="none"/>
+          <w:bottom w:val="none" w:color="000000" w:sz="4" w:space="0"/>
+          <w:right w:val="none" w:color="000000" w:sz="4" w:space="0"/>
         </w:tcBorders>
       </w:tcPr>
     </w:tblStylePr>
@@ -26903,9 +27228,9 @@
         <w:shd w:val="clear" w:color="ffffff" w:themeColor="light1" w:fill="ffffff" w:themeFill="light1"/>
         <w:tcBorders>
           <w:top w:val="single" w:color="000000" w:themeColor="text1" w:themeTint="80" w:sz="4" w:space="0"/>
-          <w:left w:val="none"/>
-          <w:bottom w:val="none"/>
-          <w:right w:val="none"/>
+          <w:left w:val="none" w:color="000000" w:sz="4" w:space="0"/>
+          <w:bottom w:val="none" w:color="000000" w:sz="4" w:space="0"/>
+          <w:right w:val="none" w:color="000000" w:sz="4" w:space="0"/>
         </w:tcBorders>
       </w:tcPr>
     </w:tblStylePr>
@@ -26980,9 +27305,9 @@
       </w:tcPr>
     </w:tblStylePr>
   </w:style>
-  <w:style w:type="table" w:styleId="147">
+  <w:style w:type="table" w:styleId="799">
     <w:name w:val="List Table 7 Colorful - Accent 1"/>
-    <w:basedOn w:val="618"/>
+    <w:basedOn w:val="845"/>
     <w:uiPriority w:val="99"/>
     <w:pPr>
       <w:pBdr/>
@@ -27081,11 +27406,11 @@
         <w:tblBorders/>
       </w:tblPr>
       <w:tcPr>
-        <w:shd w:color="ffffff"/>
+        <w:shd w:val="clear" w:color="ffffff"/>
         <w:tcBorders>
-          <w:top w:val="none"/>
-          <w:left w:val="none"/>
-          <w:bottom w:val="none"/>
+          <w:top w:val="none" w:color="000000" w:sz="4" w:space="0"/>
+          <w:left w:val="none" w:color="000000" w:sz="4" w:space="0"/>
+          <w:bottom w:val="none" w:color="000000" w:sz="4" w:space="0"/>
           <w:right w:val="single" w:color="000000" w:themeColor="accent1" w:sz="4" w:space="0"/>
         </w:tcBorders>
       </w:tcPr>
@@ -27108,10 +27433,10 @@
       <w:tcPr>
         <w:shd w:val="clear" w:color="ffffff" w:themeColor="light1" w:fill="ffffff" w:themeFill="light1"/>
         <w:tcBorders>
-          <w:top w:val="none"/>
-          <w:left w:val="none"/>
+          <w:top w:val="none" w:color="000000" w:sz="4" w:space="0"/>
+          <w:left w:val="none" w:color="000000" w:sz="4" w:space="0"/>
           <w:bottom w:val="single" w:color="000000" w:themeColor="accent1" w:sz="4" w:space="0"/>
-          <w:right w:val="none"/>
+          <w:right w:val="none" w:color="000000" w:sz="4" w:space="0"/>
         </w:tcBorders>
       </w:tcPr>
     </w:tblStylePr>
@@ -27131,12 +27456,12 @@
         <w:tblBorders/>
       </w:tblPr>
       <w:tcPr>
-        <w:shd w:color="ffffff"/>
+        <w:shd w:val="clear" w:color="ffffff"/>
         <w:tcBorders>
-          <w:top w:val="none"/>
+          <w:top w:val="none" w:color="000000" w:sz="4" w:space="0"/>
           <w:left w:val="single" w:color="000000" w:themeColor="accent1" w:sz="4" w:space="0"/>
-          <w:bottom w:val="none"/>
-          <w:right w:val="none"/>
+          <w:bottom w:val="none" w:color="000000" w:sz="4" w:space="0"/>
+          <w:right w:val="none" w:color="000000" w:sz="4" w:space="0"/>
         </w:tcBorders>
       </w:tcPr>
     </w:tblStylePr>
@@ -27159,9 +27484,9 @@
         <w:shd w:val="clear" w:color="ffffff" w:themeColor="light1" w:fill="ffffff" w:themeFill="light1"/>
         <w:tcBorders>
           <w:top w:val="single" w:color="000000" w:themeColor="accent1" w:sz="4" w:space="0"/>
-          <w:left w:val="none"/>
-          <w:bottom w:val="none"/>
-          <w:right w:val="none"/>
+          <w:left w:val="none" w:color="000000" w:sz="4" w:space="0"/>
+          <w:bottom w:val="none" w:color="000000" w:sz="4" w:space="0"/>
+          <w:right w:val="none" w:color="000000" w:sz="4" w:space="0"/>
         </w:tcBorders>
       </w:tcPr>
     </w:tblStylePr>
@@ -27236,9 +27561,9 @@
       </w:tcPr>
     </w:tblStylePr>
   </w:style>
-  <w:style w:type="table" w:styleId="148">
+  <w:style w:type="table" w:styleId="800">
     <w:name w:val="List Table 7 Colorful - Accent 2"/>
-    <w:basedOn w:val="618"/>
+    <w:basedOn w:val="845"/>
     <w:uiPriority w:val="99"/>
     <w:pPr>
       <w:pBdr/>
@@ -27337,11 +27662,11 @@
         <w:tblBorders/>
       </w:tblPr>
       <w:tcPr>
-        <w:shd w:color="ffffff"/>
+        <w:shd w:val="clear" w:color="ffffff"/>
         <w:tcBorders>
-          <w:top w:val="none"/>
-          <w:left w:val="none"/>
-          <w:bottom w:val="none"/>
+          <w:top w:val="none" w:color="000000" w:sz="4" w:space="0"/>
+          <w:left w:val="none" w:color="000000" w:sz="4" w:space="0"/>
+          <w:bottom w:val="none" w:color="000000" w:sz="4" w:space="0"/>
           <w:right w:val="single" w:color="000000" w:themeColor="accent2" w:themeTint="97" w:sz="4" w:space="0"/>
         </w:tcBorders>
       </w:tcPr>
@@ -27364,10 +27689,10 @@
       <w:tcPr>
         <w:shd w:val="clear" w:color="ffffff" w:themeColor="light1" w:fill="ffffff" w:themeFill="light1"/>
         <w:tcBorders>
-          <w:top w:val="none"/>
-          <w:left w:val="none"/>
+          <w:top w:val="none" w:color="000000" w:sz="4" w:space="0"/>
+          <w:left w:val="none" w:color="000000" w:sz="4" w:space="0"/>
           <w:bottom w:val="single" w:color="000000" w:themeColor="accent2" w:themeTint="97" w:sz="4" w:space="0"/>
-          <w:right w:val="none"/>
+          <w:right w:val="none" w:color="000000" w:sz="4" w:space="0"/>
         </w:tcBorders>
       </w:tcPr>
     </w:tblStylePr>
@@ -27387,12 +27712,12 @@
         <w:tblBorders/>
       </w:tblPr>
       <w:tcPr>
-        <w:shd w:color="ffffff"/>
+        <w:shd w:val="clear" w:color="ffffff"/>
         <w:tcBorders>
-          <w:top w:val="none"/>
+          <w:top w:val="none" w:color="000000" w:sz="4" w:space="0"/>
           <w:left w:val="single" w:color="000000" w:themeColor="accent2" w:themeTint="97" w:sz="4" w:space="0"/>
-          <w:bottom w:val="none"/>
-          <w:right w:val="none"/>
+          <w:bottom w:val="none" w:color="000000" w:sz="4" w:space="0"/>
+          <w:right w:val="none" w:color="000000" w:sz="4" w:space="0"/>
         </w:tcBorders>
       </w:tcPr>
     </w:tblStylePr>
@@ -27415,9 +27740,9 @@
         <w:shd w:val="clear" w:color="ffffff" w:themeColor="light1" w:fill="ffffff" w:themeFill="light1"/>
         <w:tcBorders>
           <w:top w:val="single" w:color="000000" w:themeColor="accent2" w:themeTint="97" w:sz="4" w:space="0"/>
-          <w:left w:val="none"/>
-          <w:bottom w:val="none"/>
-          <w:right w:val="none"/>
+          <w:left w:val="none" w:color="000000" w:sz="4" w:space="0"/>
+          <w:bottom w:val="none" w:color="000000" w:sz="4" w:space="0"/>
+          <w:right w:val="none" w:color="000000" w:sz="4" w:space="0"/>
         </w:tcBorders>
       </w:tcPr>
     </w:tblStylePr>
@@ -27492,9 +27817,9 @@
       </w:tcPr>
     </w:tblStylePr>
   </w:style>
-  <w:style w:type="table" w:styleId="149">
+  <w:style w:type="table" w:styleId="801">
     <w:name w:val="List Table 7 Colorful - Accent 3"/>
-    <w:basedOn w:val="618"/>
+    <w:basedOn w:val="845"/>
     <w:uiPriority w:val="99"/>
     <w:pPr>
       <w:pBdr/>
@@ -27593,11 +27918,11 @@
         <w:tblBorders/>
       </w:tblPr>
       <w:tcPr>
-        <w:shd w:color="ffffff"/>
+        <w:shd w:val="clear" w:color="ffffff"/>
         <w:tcBorders>
-          <w:top w:val="none"/>
-          <w:left w:val="none"/>
-          <w:bottom w:val="none"/>
+          <w:top w:val="none" w:color="000000" w:sz="4" w:space="0"/>
+          <w:left w:val="none" w:color="000000" w:sz="4" w:space="0"/>
+          <w:bottom w:val="none" w:color="000000" w:sz="4" w:space="0"/>
           <w:right w:val="single" w:color="000000" w:themeColor="accent3" w:themeTint="98" w:sz="4" w:space="0"/>
         </w:tcBorders>
       </w:tcPr>
@@ -27620,10 +27945,10 @@
       <w:tcPr>
         <w:shd w:val="clear" w:color="ffffff" w:themeColor="light1" w:fill="ffffff" w:themeFill="light1"/>
         <w:tcBorders>
-          <w:top w:val="none"/>
-          <w:left w:val="none"/>
+          <w:top w:val="none" w:color="000000" w:sz="4" w:space="0"/>
+          <w:left w:val="none" w:color="000000" w:sz="4" w:space="0"/>
           <w:bottom w:val="single" w:color="000000" w:themeColor="accent3" w:themeTint="98" w:sz="4" w:space="0"/>
-          <w:right w:val="none"/>
+          <w:right w:val="none" w:color="000000" w:sz="4" w:space="0"/>
         </w:tcBorders>
       </w:tcPr>
     </w:tblStylePr>
@@ -27643,12 +27968,12 @@
         <w:tblBorders/>
       </w:tblPr>
       <w:tcPr>
-        <w:shd w:color="ffffff"/>
+        <w:shd w:val="clear" w:color="ffffff"/>
         <w:tcBorders>
-          <w:top w:val="none"/>
+          <w:top w:val="none" w:color="000000" w:sz="4" w:space="0"/>
           <w:left w:val="single" w:color="000000" w:themeColor="accent3" w:themeTint="98" w:sz="4" w:space="0"/>
-          <w:bottom w:val="none"/>
-          <w:right w:val="none"/>
+          <w:bottom w:val="none" w:color="000000" w:sz="4" w:space="0"/>
+          <w:right w:val="none" w:color="000000" w:sz="4" w:space="0"/>
         </w:tcBorders>
       </w:tcPr>
     </w:tblStylePr>
@@ -27671,9 +27996,9 @@
         <w:shd w:val="clear" w:color="ffffff" w:themeColor="light1" w:fill="ffffff" w:themeFill="light1"/>
         <w:tcBorders>
           <w:top w:val="single" w:color="000000" w:themeColor="accent3" w:themeTint="98" w:sz="4" w:space="0"/>
-          <w:left w:val="none"/>
-          <w:bottom w:val="none"/>
-          <w:right w:val="none"/>
+          <w:left w:val="none" w:color="000000" w:sz="4" w:space="0"/>
+          <w:bottom w:val="none" w:color="000000" w:sz="4" w:space="0"/>
+          <w:right w:val="none" w:color="000000" w:sz="4" w:space="0"/>
         </w:tcBorders>
       </w:tcPr>
     </w:tblStylePr>
@@ -27748,9 +28073,9 @@
       </w:tcPr>
     </w:tblStylePr>
   </w:style>
-  <w:style w:type="table" w:styleId="150">
+  <w:style w:type="table" w:styleId="802">
     <w:name w:val="List Table 7 Colorful - Accent 4"/>
-    <w:basedOn w:val="618"/>
+    <w:basedOn w:val="845"/>
     <w:uiPriority w:val="99"/>
     <w:pPr>
       <w:pBdr/>
@@ -27849,11 +28174,11 @@
         <w:tblBorders/>
       </w:tblPr>
       <w:tcPr>
-        <w:shd w:color="ffffff"/>
+        <w:shd w:val="clear" w:color="ffffff"/>
         <w:tcBorders>
-          <w:top w:val="none"/>
-          <w:left w:val="none"/>
-          <w:bottom w:val="none"/>
+          <w:top w:val="none" w:color="000000" w:sz="4" w:space="0"/>
+          <w:left w:val="none" w:color="000000" w:sz="4" w:space="0"/>
+          <w:bottom w:val="none" w:color="000000" w:sz="4" w:space="0"/>
           <w:right w:val="single" w:color="000000" w:themeColor="accent4" w:themeTint="9A" w:sz="4" w:space="0"/>
         </w:tcBorders>
       </w:tcPr>
@@ -27876,10 +28201,10 @@
       <w:tcPr>
         <w:shd w:val="clear" w:color="ffffff" w:themeColor="light1" w:fill="ffffff" w:themeFill="light1"/>
         <w:tcBorders>
-          <w:top w:val="none"/>
-          <w:left w:val="none"/>
+          <w:top w:val="none" w:color="000000" w:sz="4" w:space="0"/>
+          <w:left w:val="none" w:color="000000" w:sz="4" w:space="0"/>
           <w:bottom w:val="single" w:color="000000" w:themeColor="accent4" w:themeTint="9A" w:sz="4" w:space="0"/>
-          <w:right w:val="none"/>
+          <w:right w:val="none" w:color="000000" w:sz="4" w:space="0"/>
         </w:tcBorders>
       </w:tcPr>
     </w:tblStylePr>
@@ -27899,12 +28224,12 @@
         <w:tblBorders/>
       </w:tblPr>
       <w:tcPr>
-        <w:shd w:color="ffffff"/>
+        <w:shd w:val="clear" w:color="ffffff"/>
         <w:tcBorders>
-          <w:top w:val="none"/>
+          <w:top w:val="none" w:color="000000" w:sz="4" w:space="0"/>
           <w:left w:val="single" w:color="000000" w:themeColor="accent4" w:themeTint="9A" w:sz="4" w:space="0"/>
-          <w:bottom w:val="none"/>
-          <w:right w:val="none"/>
+          <w:bottom w:val="none" w:color="000000" w:sz="4" w:space="0"/>
+          <w:right w:val="none" w:color="000000" w:sz="4" w:space="0"/>
         </w:tcBorders>
       </w:tcPr>
     </w:tblStylePr>
@@ -27927,9 +28252,9 @@
         <w:shd w:val="clear" w:color="ffffff" w:themeColor="light1" w:fill="ffffff" w:themeFill="light1"/>
         <w:tcBorders>
           <w:top w:val="single" w:color="000000" w:themeColor="accent4" w:themeTint="9A" w:sz="4" w:space="0"/>
-          <w:left w:val="none"/>
-          <w:bottom w:val="none"/>
-          <w:right w:val="none"/>
+          <w:left w:val="none" w:color="000000" w:sz="4" w:space="0"/>
+          <w:bottom w:val="none" w:color="000000" w:sz="4" w:space="0"/>
+          <w:right w:val="none" w:color="000000" w:sz="4" w:space="0"/>
         </w:tcBorders>
       </w:tcPr>
     </w:tblStylePr>
@@ -28004,9 +28329,9 @@
       </w:tcPr>
     </w:tblStylePr>
   </w:style>
-  <w:style w:type="table" w:styleId="151">
+  <w:style w:type="table" w:styleId="803">
     <w:name w:val="List Table 7 Colorful - Accent 5"/>
-    <w:basedOn w:val="618"/>
+    <w:basedOn w:val="845"/>
     <w:uiPriority w:val="99"/>
     <w:pPr>
       <w:pBdr/>
@@ -28105,11 +28430,11 @@
         <w:tblBorders/>
       </w:tblPr>
       <w:tcPr>
-        <w:shd w:color="ffffff"/>
+        <w:shd w:val="clear" w:color="ffffff"/>
         <w:tcBorders>
-          <w:top w:val="none"/>
-          <w:left w:val="none"/>
-          <w:bottom w:val="none"/>
+          <w:top w:val="none" w:color="000000" w:sz="4" w:space="0"/>
+          <w:left w:val="none" w:color="000000" w:sz="4" w:space="0"/>
+          <w:bottom w:val="none" w:color="000000" w:sz="4" w:space="0"/>
           <w:right w:val="single" w:color="000000" w:themeColor="accent5" w:themeTint="9A" w:sz="4" w:space="0"/>
         </w:tcBorders>
       </w:tcPr>
@@ -28132,10 +28457,10 @@
       <w:tcPr>
         <w:shd w:val="clear" w:color="ffffff" w:themeColor="light1" w:fill="ffffff" w:themeFill="light1"/>
         <w:tcBorders>
-          <w:top w:val="none"/>
-          <w:left w:val="none"/>
+          <w:top w:val="none" w:color="000000" w:sz="4" w:space="0"/>
+          <w:left w:val="none" w:color="000000" w:sz="4" w:space="0"/>
           <w:bottom w:val="single" w:color="000000" w:themeColor="accent5" w:themeTint="9A" w:sz="4" w:space="0"/>
-          <w:right w:val="none"/>
+          <w:right w:val="none" w:color="000000" w:sz="4" w:space="0"/>
         </w:tcBorders>
       </w:tcPr>
     </w:tblStylePr>
@@ -28155,12 +28480,12 @@
         <w:tblBorders/>
       </w:tblPr>
       <w:tcPr>
-        <w:shd w:color="ffffff"/>
+        <w:shd w:val="clear" w:color="ffffff"/>
         <w:tcBorders>
-          <w:top w:val="none"/>
+          <w:top w:val="none" w:color="000000" w:sz="4" w:space="0"/>
           <w:left w:val="single" w:color="000000" w:themeColor="accent5" w:themeTint="9A" w:sz="4" w:space="0"/>
-          <w:bottom w:val="none"/>
-          <w:right w:val="none"/>
+          <w:bottom w:val="none" w:color="000000" w:sz="4" w:space="0"/>
+          <w:right w:val="none" w:color="000000" w:sz="4" w:space="0"/>
         </w:tcBorders>
       </w:tcPr>
     </w:tblStylePr>
@@ -28183,9 +28508,9 @@
         <w:shd w:val="clear" w:color="ffffff" w:themeColor="light1" w:fill="ffffff" w:themeFill="light1"/>
         <w:tcBorders>
           <w:top w:val="single" w:color="000000" w:themeColor="accent5" w:themeTint="9A" w:sz="4" w:space="0"/>
-          <w:left w:val="none"/>
-          <w:bottom w:val="none"/>
-          <w:right w:val="none"/>
+          <w:left w:val="none" w:color="000000" w:sz="4" w:space="0"/>
+          <w:bottom w:val="none" w:color="000000" w:sz="4" w:space="0"/>
+          <w:right w:val="none" w:color="000000" w:sz="4" w:space="0"/>
         </w:tcBorders>
       </w:tcPr>
     </w:tblStylePr>
@@ -28260,9 +28585,9 @@
       </w:tcPr>
     </w:tblStylePr>
   </w:style>
-  <w:style w:type="table" w:styleId="152">
+  <w:style w:type="table" w:styleId="804">
     <w:name w:val="List Table 7 Colorful - Accent 6"/>
-    <w:basedOn w:val="618"/>
+    <w:basedOn w:val="845"/>
     <w:uiPriority w:val="99"/>
     <w:pPr>
       <w:pBdr/>
@@ -28361,11 +28686,11 @@
         <w:tblBorders/>
       </w:tblPr>
       <w:tcPr>
-        <w:shd w:color="ffffff"/>
+        <w:shd w:val="clear" w:color="ffffff"/>
         <w:tcBorders>
-          <w:top w:val="none"/>
-          <w:left w:val="none"/>
-          <w:bottom w:val="none"/>
+          <w:top w:val="none" w:color="000000" w:sz="4" w:space="0"/>
+          <w:left w:val="none" w:color="000000" w:sz="4" w:space="0"/>
+          <w:bottom w:val="none" w:color="000000" w:sz="4" w:space="0"/>
           <w:right w:val="single" w:color="000000" w:themeColor="accent6" w:themeTint="98" w:sz="4" w:space="0"/>
         </w:tcBorders>
       </w:tcPr>
@@ -28388,10 +28713,10 @@
       <w:tcPr>
         <w:shd w:val="clear" w:color="ffffff" w:themeColor="light1" w:fill="ffffff" w:themeFill="light1"/>
         <w:tcBorders>
-          <w:top w:val="none"/>
-          <w:left w:val="none"/>
+          <w:top w:val="none" w:color="000000" w:sz="4" w:space="0"/>
+          <w:left w:val="none" w:color="000000" w:sz="4" w:space="0"/>
           <w:bottom w:val="single" w:color="000000" w:themeColor="accent6" w:themeTint="98" w:sz="4" w:space="0"/>
-          <w:right w:val="none"/>
+          <w:right w:val="none" w:color="000000" w:sz="4" w:space="0"/>
         </w:tcBorders>
       </w:tcPr>
     </w:tblStylePr>
@@ -28411,12 +28736,12 @@
         <w:tblBorders/>
       </w:tblPr>
       <w:tcPr>
-        <w:shd w:color="ffffff"/>
+        <w:shd w:val="clear" w:color="ffffff"/>
         <w:tcBorders>
-          <w:top w:val="none"/>
+          <w:top w:val="none" w:color="000000" w:sz="4" w:space="0"/>
           <w:left w:val="single" w:color="000000" w:themeColor="accent6" w:themeTint="98" w:sz="4" w:space="0"/>
-          <w:bottom w:val="none"/>
-          <w:right w:val="none"/>
+          <w:bottom w:val="none" w:color="000000" w:sz="4" w:space="0"/>
+          <w:right w:val="none" w:color="000000" w:sz="4" w:space="0"/>
         </w:tcBorders>
       </w:tcPr>
     </w:tblStylePr>
@@ -28439,9 +28764,9 @@
         <w:shd w:val="clear" w:color="ffffff" w:themeColor="light1" w:fill="ffffff" w:themeFill="light1"/>
         <w:tcBorders>
           <w:top w:val="single" w:color="000000" w:themeColor="accent6" w:themeTint="98" w:sz="4" w:space="0"/>
-          <w:left w:val="none"/>
-          <w:bottom w:val="none"/>
-          <w:right w:val="none"/>
+          <w:left w:val="none" w:color="000000" w:sz="4" w:space="0"/>
+          <w:bottom w:val="none" w:color="000000" w:sz="4" w:space="0"/>
+          <w:right w:val="none" w:color="000000" w:sz="4" w:space="0"/>
         </w:tcBorders>
       </w:tcPr>
     </w:tblStylePr>
@@ -28516,9 +28841,9 @@
       </w:tcPr>
     </w:tblStylePr>
   </w:style>
-  <w:style w:type="table" w:styleId="153">
+  <w:style w:type="table" w:styleId="805">
     <w:name w:val="Lined - Accent"/>
-    <w:basedOn w:val="618"/>
+    <w:basedOn w:val="845"/>
     <w:uiPriority w:val="99"/>
     <w:pPr>
       <w:pBdr/>
@@ -28753,9 +29078,9 @@
       </w:tcPr>
     </w:tblStylePr>
   </w:style>
-  <w:style w:type="table" w:styleId="154">
+  <w:style w:type="table" w:styleId="806">
     <w:name w:val="Lined - Accent 1"/>
-    <w:basedOn w:val="618"/>
+    <w:basedOn w:val="845"/>
     <w:uiPriority w:val="99"/>
     <w:pPr>
       <w:pBdr/>
@@ -28990,9 +29315,9 @@
       </w:tcPr>
     </w:tblStylePr>
   </w:style>
-  <w:style w:type="table" w:styleId="155">
+  <w:style w:type="table" w:styleId="807">
     <w:name w:val="Lined - Accent 2"/>
-    <w:basedOn w:val="618"/>
+    <w:basedOn w:val="845"/>
     <w:uiPriority w:val="99"/>
     <w:pPr>
       <w:pBdr/>
@@ -29227,9 +29552,9 @@
       </w:tcPr>
     </w:tblStylePr>
   </w:style>
-  <w:style w:type="table" w:styleId="156">
+  <w:style w:type="table" w:styleId="808">
     <w:name w:val="Lined - Accent 3"/>
-    <w:basedOn w:val="618"/>
+    <w:basedOn w:val="845"/>
     <w:uiPriority w:val="99"/>
     <w:pPr>
       <w:pBdr/>
@@ -29464,9 +29789,9 @@
       </w:tcPr>
     </w:tblStylePr>
   </w:style>
-  <w:style w:type="table" w:styleId="157">
+  <w:style w:type="table" w:styleId="809">
     <w:name w:val="Lined - Accent 4"/>
-    <w:basedOn w:val="618"/>
+    <w:basedOn w:val="845"/>
     <w:uiPriority w:val="99"/>
     <w:pPr>
       <w:pBdr/>
@@ -29701,9 +30026,9 @@
       </w:tcPr>
     </w:tblStylePr>
   </w:style>
-  <w:style w:type="table" w:styleId="158">
+  <w:style w:type="table" w:styleId="810">
     <w:name w:val="Lined - Accent 5"/>
-    <w:basedOn w:val="618"/>
+    <w:basedOn w:val="845"/>
     <w:uiPriority w:val="99"/>
     <w:pPr>
       <w:pBdr/>
@@ -29938,9 +30263,9 @@
       </w:tcPr>
     </w:tblStylePr>
   </w:style>
-  <w:style w:type="table" w:styleId="159">
+  <w:style w:type="table" w:styleId="811">
     <w:name w:val="Lined - Accent 6"/>
-    <w:basedOn w:val="618"/>
+    <w:basedOn w:val="845"/>
     <w:uiPriority w:val="99"/>
     <w:pPr>
       <w:pBdr/>
@@ -30175,9 +30500,9 @@
       </w:tcPr>
     </w:tblStylePr>
   </w:style>
-  <w:style w:type="table" w:styleId="160">
+  <w:style w:type="table" w:styleId="812">
     <w:name w:val="Bordered &amp; Lined - Accent"/>
-    <w:basedOn w:val="618"/>
+    <w:basedOn w:val="845"/>
     <w:uiPriority w:val="99"/>
     <w:pPr>
       <w:pBdr/>
@@ -30419,9 +30744,9 @@
       </w:tcPr>
     </w:tblStylePr>
   </w:style>
-  <w:style w:type="table" w:styleId="161">
+  <w:style w:type="table" w:styleId="813">
     <w:name w:val="Bordered &amp; Lined - Accent 1"/>
-    <w:basedOn w:val="618"/>
+    <w:basedOn w:val="845"/>
     <w:uiPriority w:val="99"/>
     <w:pPr>
       <w:pBdr/>
@@ -30663,9 +30988,9 @@
       </w:tcPr>
     </w:tblStylePr>
   </w:style>
-  <w:style w:type="table" w:styleId="162">
+  <w:style w:type="table" w:styleId="814">
     <w:name w:val="Bordered &amp; Lined - Accent 2"/>
-    <w:basedOn w:val="618"/>
+    <w:basedOn w:val="845"/>
     <w:uiPriority w:val="99"/>
     <w:pPr>
       <w:pBdr/>
@@ -30907,9 +31232,9 @@
       </w:tcPr>
     </w:tblStylePr>
   </w:style>
-  <w:style w:type="table" w:styleId="163">
+  <w:style w:type="table" w:styleId="815">
     <w:name w:val="Bordered &amp; Lined - Accent 3"/>
-    <w:basedOn w:val="618"/>
+    <w:basedOn w:val="845"/>
     <w:uiPriority w:val="99"/>
     <w:pPr>
       <w:pBdr/>
@@ -31151,9 +31476,9 @@
       </w:tcPr>
     </w:tblStylePr>
   </w:style>
-  <w:style w:type="table" w:styleId="164">
+  <w:style w:type="table" w:styleId="816">
     <w:name w:val="Bordered &amp; Lined - Accent 4"/>
-    <w:basedOn w:val="618"/>
+    <w:basedOn w:val="845"/>
     <w:uiPriority w:val="99"/>
     <w:pPr>
       <w:pBdr/>
@@ -31395,9 +31720,9 @@
       </w:tcPr>
     </w:tblStylePr>
   </w:style>
-  <w:style w:type="table" w:styleId="165">
+  <w:style w:type="table" w:styleId="817">
     <w:name w:val="Bordered &amp; Lined - Accent 5"/>
-    <w:basedOn w:val="618"/>
+    <w:basedOn w:val="845"/>
     <w:uiPriority w:val="99"/>
     <w:pPr>
       <w:pBdr/>
@@ -31639,9 +31964,9 @@
       </w:tcPr>
     </w:tblStylePr>
   </w:style>
-  <w:style w:type="table" w:styleId="166">
+  <w:style w:type="table" w:styleId="818">
     <w:name w:val="Bordered &amp; Lined - Accent 6"/>
-    <w:basedOn w:val="618"/>
+    <w:basedOn w:val="845"/>
     <w:uiPriority w:val="99"/>
     <w:pPr>
       <w:pBdr/>
@@ -31883,9 +32208,9 @@
       </w:tcPr>
     </w:tblStylePr>
   </w:style>
-  <w:style w:type="table" w:styleId="167">
+  <w:style w:type="table" w:styleId="819">
     <w:name w:val="Bordered"/>
-    <w:basedOn w:val="618"/>
+    <w:basedOn w:val="845"/>
     <w:uiPriority w:val="99"/>
     <w:pPr>
       <w:pBdr/>
@@ -32114,9 +32439,9 @@
       </w:tcPr>
     </w:tblStylePr>
   </w:style>
-  <w:style w:type="table" w:styleId="168">
+  <w:style w:type="table" w:styleId="820">
     <w:name w:val="Bordered - Accent 1"/>
-    <w:basedOn w:val="618"/>
+    <w:basedOn w:val="845"/>
     <w:uiPriority w:val="99"/>
     <w:pPr>
       <w:pBdr/>
@@ -32345,9 +32670,9 @@
       </w:tcPr>
     </w:tblStylePr>
   </w:style>
-  <w:style w:type="table" w:styleId="169">
+  <w:style w:type="table" w:styleId="821">
     <w:name w:val="Bordered - Accent 2"/>
-    <w:basedOn w:val="618"/>
+    <w:basedOn w:val="845"/>
     <w:uiPriority w:val="99"/>
     <w:pPr>
       <w:pBdr/>
@@ -32576,9 +32901,9 @@
       </w:tcPr>
     </w:tblStylePr>
   </w:style>
-  <w:style w:type="table" w:styleId="170">
+  <w:style w:type="table" w:styleId="822">
     <w:name w:val="Bordered - Accent 3"/>
-    <w:basedOn w:val="618"/>
+    <w:basedOn w:val="845"/>
     <w:uiPriority w:val="99"/>
     <w:pPr>
       <w:pBdr/>
@@ -32807,9 +33132,9 @@
       </w:tcPr>
     </w:tblStylePr>
   </w:style>
-  <w:style w:type="table" w:styleId="171">
+  <w:style w:type="table" w:styleId="823">
     <w:name w:val="Bordered - Accent 4"/>
-    <w:basedOn w:val="618"/>
+    <w:basedOn w:val="845"/>
     <w:uiPriority w:val="99"/>
     <w:pPr>
       <w:pBdr/>
@@ -33038,9 +33363,9 @@
       </w:tcPr>
     </w:tblStylePr>
   </w:style>
-  <w:style w:type="table" w:styleId="172">
+  <w:style w:type="table" w:styleId="824">
     <w:name w:val="Bordered - Accent 5"/>
-    <w:basedOn w:val="618"/>
+    <w:basedOn w:val="845"/>
     <w:uiPriority w:val="99"/>
     <w:pPr>
       <w:pBdr/>
@@ -33269,9 +33594,9 @@
       </w:tcPr>
     </w:tblStylePr>
   </w:style>
-  <w:style w:type="table" w:styleId="173">
+  <w:style w:type="table" w:styleId="825">
     <w:name w:val="Bordered - Accent 6"/>
-    <w:basedOn w:val="618"/>
+    <w:basedOn w:val="845"/>
     <w:uiPriority w:val="99"/>
     <w:pPr>
       <w:pBdr/>
@@ -33500,7 +33825,7 @@
       </w:tcPr>
     </w:tblStylePr>
   </w:style>
-  <w:style w:type="character" w:styleId="174">
+  <w:style w:type="character" w:styleId="826">
     <w:name w:val="Hyperlink"/>
     <w:uiPriority w:val="99"/>
     <w:unhideWhenUsed/>
@@ -33514,10 +33839,10 @@
       <w:u w:val="single"/>
     </w:rPr>
   </w:style>
-  <w:style w:type="paragraph" w:styleId="175">
+  <w:style w:type="paragraph" w:styleId="827">
     <w:name w:val="footnote text"/>
-    <w:basedOn w:val="617"/>
-    <w:link w:val="176"/>
+    <w:basedOn w:val="844"/>
+    <w:link w:val="828"/>
     <w:uiPriority w:val="99"/>
     <w:semiHidden/>
     <w:unhideWhenUsed/>
@@ -33530,9 +33855,9 @@
       <w:sz w:val="18"/>
     </w:rPr>
   </w:style>
-  <w:style w:type="character" w:styleId="176">
+  <w:style w:type="character" w:styleId="828">
     <w:name w:val="Footnote Text Char"/>
-    <w:link w:val="175"/>
+    <w:link w:val="827"/>
     <w:uiPriority w:val="99"/>
     <w:pPr>
       <w:pBdr/>
@@ -33543,9 +33868,8 @@
       <w:sz w:val="18"/>
     </w:rPr>
   </w:style>
-  <w:style w:type="character" w:styleId="177">
+  <w:style w:type="character" w:styleId="829">
     <w:name w:val="footnote reference"/>
-    <w:basedOn w:val="11"/>
     <w:uiPriority w:val="99"/>
     <w:unhideWhenUsed/>
     <w:pPr>
@@ -33557,10 +33881,10 @@
       <w:vertAlign w:val="superscript"/>
     </w:rPr>
   </w:style>
-  <w:style w:type="paragraph" w:styleId="178">
+  <w:style w:type="paragraph" w:styleId="830">
     <w:name w:val="endnote text"/>
-    <w:basedOn w:val="617"/>
-    <w:link w:val="179"/>
+    <w:basedOn w:val="844"/>
+    <w:link w:val="831"/>
     <w:uiPriority w:val="99"/>
     <w:semiHidden/>
     <w:unhideWhenUsed/>
@@ -33573,9 +33897,9 @@
       <w:sz w:val="20"/>
     </w:rPr>
   </w:style>
-  <w:style w:type="character" w:styleId="179">
+  <w:style w:type="character" w:styleId="831">
     <w:name w:val="Endnote Text Char"/>
-    <w:link w:val="178"/>
+    <w:link w:val="830"/>
     <w:uiPriority w:val="99"/>
     <w:pPr>
       <w:pBdr/>
@@ -33586,9 +33910,8 @@
       <w:sz w:val="20"/>
     </w:rPr>
   </w:style>
-  <w:style w:type="character" w:styleId="180">
+  <w:style w:type="character" w:styleId="832">
     <w:name w:val="endnote reference"/>
-    <w:basedOn w:val="11"/>
     <w:uiPriority w:val="99"/>
     <w:semiHidden/>
     <w:unhideWhenUsed/>
@@ -33601,10 +33924,10 @@
       <w:vertAlign w:val="superscript"/>
     </w:rPr>
   </w:style>
-  <w:style w:type="paragraph" w:styleId="181">
+  <w:style w:type="paragraph" w:styleId="833">
     <w:name w:val="toc 1"/>
-    <w:basedOn w:val="617"/>
-    <w:next w:val="617"/>
+    <w:basedOn w:val="844"/>
+    <w:next w:val="844"/>
     <w:uiPriority w:val="39"/>
     <w:unhideWhenUsed/>
     <w:pPr>
@@ -33613,10 +33936,10 @@
       <w:ind w:right="0" w:firstLine="0" w:left="0"/>
     </w:pPr>
   </w:style>
-  <w:style w:type="paragraph" w:styleId="182">
+  <w:style w:type="paragraph" w:styleId="834">
     <w:name w:val="toc 2"/>
-    <w:basedOn w:val="617"/>
-    <w:next w:val="617"/>
+    <w:basedOn w:val="844"/>
+    <w:next w:val="844"/>
     <w:uiPriority w:val="39"/>
     <w:unhideWhenUsed/>
     <w:pPr>
@@ -33625,10 +33948,10 @@
       <w:ind w:right="0" w:firstLine="0" w:left="283"/>
     </w:pPr>
   </w:style>
-  <w:style w:type="paragraph" w:styleId="183">
+  <w:style w:type="paragraph" w:styleId="835">
     <w:name w:val="toc 3"/>
-    <w:basedOn w:val="617"/>
-    <w:next w:val="617"/>
+    <w:basedOn w:val="844"/>
+    <w:next w:val="844"/>
     <w:uiPriority w:val="39"/>
     <w:unhideWhenUsed/>
     <w:pPr>
@@ -33637,10 +33960,10 @@
       <w:ind w:right="0" w:firstLine="0" w:left="567"/>
     </w:pPr>
   </w:style>
-  <w:style w:type="paragraph" w:styleId="184">
+  <w:style w:type="paragraph" w:styleId="836">
     <w:name w:val="toc 4"/>
-    <w:basedOn w:val="617"/>
-    <w:next w:val="617"/>
+    <w:basedOn w:val="844"/>
+    <w:next w:val="844"/>
     <w:uiPriority w:val="39"/>
     <w:unhideWhenUsed/>
     <w:pPr>
@@ -33649,10 +33972,10 @@
       <w:ind w:right="0" w:firstLine="0" w:left="850"/>
     </w:pPr>
   </w:style>
-  <w:style w:type="paragraph" w:styleId="185">
+  <w:style w:type="paragraph" w:styleId="837">
     <w:name w:val="toc 5"/>
-    <w:basedOn w:val="617"/>
-    <w:next w:val="617"/>
+    <w:basedOn w:val="844"/>
+    <w:next w:val="844"/>
     <w:uiPriority w:val="39"/>
     <w:unhideWhenUsed/>
     <w:pPr>
@@ -33661,10 +33984,10 @@
       <w:ind w:right="0" w:firstLine="0" w:left="1134"/>
     </w:pPr>
   </w:style>
-  <w:style w:type="paragraph" w:styleId="186">
+  <w:style w:type="paragraph" w:styleId="838">
     <w:name w:val="toc 6"/>
-    <w:basedOn w:val="617"/>
-    <w:next w:val="617"/>
+    <w:basedOn w:val="844"/>
+    <w:next w:val="844"/>
     <w:uiPriority w:val="39"/>
     <w:unhideWhenUsed/>
     <w:pPr>
@@ -33673,10 +33996,10 @@
       <w:ind w:right="0" w:firstLine="0" w:left="1417"/>
     </w:pPr>
   </w:style>
-  <w:style w:type="paragraph" w:styleId="187">
+  <w:style w:type="paragraph" w:styleId="839">
     <w:name w:val="toc 7"/>
-    <w:basedOn w:val="617"/>
-    <w:next w:val="617"/>
+    <w:basedOn w:val="844"/>
+    <w:next w:val="844"/>
     <w:uiPriority w:val="39"/>
     <w:unhideWhenUsed/>
     <w:pPr>
@@ -33685,10 +34008,10 @@
       <w:ind w:right="0" w:firstLine="0" w:left="1701"/>
     </w:pPr>
   </w:style>
-  <w:style w:type="paragraph" w:styleId="188">
+  <w:style w:type="paragraph" w:styleId="840">
     <w:name w:val="toc 8"/>
-    <w:basedOn w:val="617"/>
-    <w:next w:val="617"/>
+    <w:basedOn w:val="844"/>
+    <w:next w:val="844"/>
     <w:uiPriority w:val="39"/>
     <w:unhideWhenUsed/>
     <w:pPr>
@@ -33697,10 +34020,10 @@
       <w:ind w:right="0" w:firstLine="0" w:left="1984"/>
     </w:pPr>
   </w:style>
-  <w:style w:type="paragraph" w:styleId="189">
+  <w:style w:type="paragraph" w:styleId="841">
     <w:name w:val="toc 9"/>
-    <w:basedOn w:val="617"/>
-    <w:next w:val="617"/>
+    <w:basedOn w:val="844"/>
+    <w:next w:val="844"/>
     <w:uiPriority w:val="39"/>
     <w:unhideWhenUsed/>
     <w:pPr>
@@ -33709,7 +34032,7 @@
       <w:ind w:right="0" w:firstLine="0" w:left="2268"/>
     </w:pPr>
   </w:style>
-  <w:style w:type="paragraph" w:styleId="190">
+  <w:style w:type="paragraph" w:styleId="842">
     <w:name w:val="TOC Heading"/>
     <w:uiPriority w:val="39"/>
     <w:unhideWhenUsed/>
@@ -33719,10 +34042,10 @@
       <w:ind/>
     </w:pPr>
   </w:style>
-  <w:style w:type="paragraph" w:styleId="191">
+  <w:style w:type="paragraph" w:styleId="843">
     <w:name w:val="table of figures"/>
-    <w:basedOn w:val="617"/>
-    <w:next w:val="617"/>
+    <w:basedOn w:val="844"/>
+    <w:next w:val="844"/>
     <w:uiPriority w:val="99"/>
     <w:unhideWhenUsed/>
     <w:pPr>
@@ -33731,7 +34054,7 @@
       <w:ind/>
     </w:pPr>
   </w:style>
-  <w:style w:type="paragraph" w:styleId="617" w:default="1">
+  <w:style w:type="paragraph" w:styleId="844" w:default="1">
     <w:name w:val="Normal"/>
     <w:qFormat/>
     <w:pPr>
@@ -33740,7 +34063,7 @@
       <w:ind/>
     </w:pPr>
   </w:style>
-  <w:style w:type="table" w:styleId="618" w:default="1">
+  <w:style w:type="table" w:styleId="845" w:default="1">
     <w:name w:val="Normal Table"/>
     <w:uiPriority w:val="99"/>
     <w:semiHidden/>
@@ -33933,7 +34256,7 @@
       </w:tcPr>
     </w:tblStylePr>
   </w:style>
-  <w:style w:type="numbering" w:styleId="619" w:default="1">
+  <w:style w:type="numbering" w:styleId="846" w:default="1">
     <w:name w:val="No List"/>
     <w:uiPriority w:val="99"/>
     <w:semiHidden/>
@@ -33944,9 +34267,9 @@
       <w:ind/>
     </w:pPr>
   </w:style>
-  <w:style w:type="paragraph" w:styleId="620">
+  <w:style w:type="paragraph" w:styleId="847">
     <w:name w:val="No Spacing"/>
-    <w:basedOn w:val="617"/>
+    <w:basedOn w:val="844"/>
     <w:uiPriority w:val="1"/>
     <w:qFormat/>
     <w:pPr>
@@ -33955,9 +34278,9 @@
       <w:ind/>
     </w:pPr>
   </w:style>
-  <w:style w:type="paragraph" w:styleId="621">
+  <w:style w:type="paragraph" w:styleId="848">
     <w:name w:val="List Paragraph"/>
-    <w:basedOn w:val="617"/>
+    <w:basedOn w:val="844"/>
     <w:uiPriority w:val="34"/>
     <w:qFormat/>
     <w:pPr>
@@ -33967,7 +34290,7 @@
       <w:contextualSpacing w:val="true"/>
     </w:pPr>
   </w:style>
-  <w:style w:type="character" w:styleId="626" w:default="1">
+  <w:style w:type="character" w:styleId="849" w:default="1">
     <w:name w:val="Default Paragraph Font"/>
     <w:uiPriority w:val="1"/>
     <w:semiHidden/>

--- a/documentazione/documentazione.docx
+++ b/documentazione/documentazione.docx
@@ -30,6 +30,7 @@
           <w:bCs/>
           <w:sz w:val="48"/>
           <w:szCs w:val="48"/>
+          <w:highlight w:val="none"/>
         </w:rPr>
       </w:r>
       <w:r>
@@ -108,6 +109,7 @@
           <w:bCs w:val="0"/>
           <w:sz w:val="24"/>
           <w:szCs w:val="24"/>
+          <w:highlight w:val="none"/>
         </w:rPr>
       </w:r>
       <w:r>
@@ -208,7 +210,7 @@
             </w:pict>
           </mc:Fallback>
         </mc:AlternateContent>
-        <w:t xml:space="preserve">    </w:t>
+        <w:t xml:space="preserve">   </w:t>
         <mc:AlternateContent>
           <mc:Choice Requires="wpg">
             <w:drawing>
@@ -223,7 +225,7 @@
                   <a:graphicData uri="http://schemas.openxmlformats.org/drawingml/2006/picture">
                     <pic:pic xmlns:pic="http://schemas.openxmlformats.org/drawingml/2006/picture">
                       <pic:nvPicPr>
-                        <pic:cNvPr id="1534961631" name=""/>
+                        <pic:cNvPr id="174627348" name=""/>
                         <pic:cNvPicPr>
                           <a:picLocks noChangeAspect="1"/>
                         </pic:cNvPicPr>
@@ -234,9 +236,9 @@
                         <a:stretch/>
                       </pic:blipFill>
                       <pic:spPr bwMode="auto">
-                        <a:xfrm flipH="1" flipV="0">
+                        <a:xfrm flipH="0" flipV="0">
                           <a:off x="0" y="0"/>
-                          <a:ext cx="1753318" cy="3896264"/>
+                          <a:ext cx="1753319" cy="3896264"/>
                         </a:xfrm>
                         <a:prstGeom prst="rect">
                           <a:avLst/>
@@ -269,14 +271,14 @@
                 <v:path o:extrusionok="f" gradientshapeok="t" o:connecttype="rect"/>
                 <o:lock v:ext="edit" aspectratio="t"/>
               </v:shapetype>
-              <v:shape id="_x0000_i1" o:spid="_x0000_s1" type="#_x0000_t75" style="width:138.06pt;height:306.79pt;mso-wrap-distance-left:0.00pt;mso-wrap-distance-top:0.00pt;mso-wrap-distance-right:0.00pt;mso-wrap-distance-bottom:0.00pt;flip:x;z-index:1;" stroked="false">
+              <v:shape id="_x0000_i1" o:spid="_x0000_s1" type="#_x0000_t75" style="width:138.06pt;height:306.79pt;mso-wrap-distance-left:0.00pt;mso-wrap-distance-top:0.00pt;mso-wrap-distance-right:0.00pt;mso-wrap-distance-bottom:0.00pt;z-index:1;" stroked="false">
                 <v:imagedata r:id="rId11" o:title=""/>
                 <o:lock v:ext="edit" rotation="t"/>
               </v:shape>
             </w:pict>
           </mc:Fallback>
         </mc:AlternateContent>
-        <w:t xml:space="preserve">   </w:t>
+        <w:t xml:space="preserve">    </w:t>
       </w:r>
       <w:r>
         <w:rPr>
@@ -516,7 +518,6 @@
           <w:bCs w:val="0"/>
           <w:sz w:val="24"/>
           <w:szCs w:val="24"/>
-          <w:highlight w:val="none"/>
         </w:rPr>
       </w:r>
       <w:r>
@@ -556,6 +557,7 @@
           <w:bCs w:val="0"/>
           <w:sz w:val="24"/>
           <w:szCs w:val="24"/>
+          <w:highlight w:val="none"/>
         </w:rPr>
       </w:r>
       <w:r>
@@ -1820,6 +1822,7 @@
           <w:sz w:val="24"/>
           <w:szCs w:val="24"/>
           <w:highlight w:val="none"/>
+          <w:lang w:val="it-IT"/>
         </w:rPr>
       </w:r>
       <w:r>
@@ -2075,7 +2078,6 @@
           <w:sz w:val="28"/>
           <w:szCs w:val="28"/>
           <w:highlight w:val="none"/>
-          <w:lang w:val="it-IT"/>
         </w:rPr>
       </w:r>
       <w:r>
@@ -2447,49 +2449,10 @@
           <w:b w:val="0"/>
           <w:bCs w:val="0"/>
           <w:i w:val="0"/>
-          <w:iCs w:val="0"/>
           <w:sz w:val="24"/>
           <w:szCs w:val="24"/>
           <w:highlight w:val="none"/>
           <w:lang w:val="it-IT"/>
-        </w:rPr>
-      </w:r>
-      <w:r>
-        <w:rPr>
-          <w:b w:val="0"/>
-          <w:bCs w:val="0"/>
-          <w:i w:val="0"/>
-          <w:sz w:val="24"/>
-          <w:szCs w:val="24"/>
-          <w:highlight w:val="none"/>
-          <w:lang w:val="it-IT"/>
-        </w:rPr>
-      </w:r>
-      <w:r>
-        <w:rPr>
-          <w:b/>
-          <w:bCs/>
-          <w:sz w:val="40"/>
-          <w:szCs w:val="40"/>
-          <w:highlight w:val="none"/>
-        </w:rPr>
-      </w:r>
-      <w:r>
-        <w:rPr>
-          <w:b/>
-          <w:bCs/>
-          <w:sz w:val="40"/>
-          <w:szCs w:val="40"/>
-          <w:highlight w:val="none"/>
-        </w:rPr>
-      </w:r>
-      <w:r>
-        <w:rPr>
-          <w:b/>
-          <w:bCs/>
-          <w:sz w:val="40"/>
-          <w:szCs w:val="40"/>
-          <w:highlight w:val="none"/>
         </w:rPr>
       </w:r>
       <w:r>
@@ -2537,6 +2500,17 @@
           <w:bCs w:val="0"/>
           <w:i w:val="0"/>
           <w:iCs w:val="0"/>
+          <w:sz w:val="24"/>
+          <w:szCs w:val="24"/>
+          <w:highlight w:val="none"/>
+          <w:lang w:val="it-IT"/>
+        </w:rPr>
+      </w:r>
+      <w:r>
+        <w:rPr>
+          <w:b w:val="0"/>
+          <w:bCs w:val="0"/>
+          <w:i w:val="0"/>
           <w:sz w:val="24"/>
           <w:szCs w:val="24"/>
           <w:highlight w:val="none"/>
@@ -2949,6 +2923,8 @@
           <w:bCs w:val="0"/>
           <w:sz w:val="24"/>
           <w:szCs w:val="24"/>
+          <w:highlight w:val="none"/>
+          <w:lang w:val="it-IT"/>
         </w:rPr>
       </w:r>
       <w:r>
@@ -2996,8 +2972,6 @@
           <w:bCs w:val="0"/>
           <w:sz w:val="24"/>
           <w:szCs w:val="24"/>
-          <w:highlight w:val="none"/>
-          <w:lang w:val="it-IT"/>
         </w:rPr>
       </w:r>
       <w:r>
@@ -3044,7 +3018,6 @@
           <w:bCs w:val="0"/>
           <w:sz w:val="24"/>
           <w:szCs w:val="24"/>
-          <w:highlight w:val="none"/>
           <w:lang w:val="it-IT"/>
         </w:rPr>
       </w:r>
@@ -3093,7 +3066,6 @@
           <w:bCs w:val="0"/>
           <w:sz w:val="24"/>
           <w:szCs w:val="24"/>
-          <w:highlight w:val="none"/>
           <w:lang w:val="it-IT"/>
         </w:rPr>
       </w:r>
@@ -3142,7 +3114,6 @@
           <w:bCs w:val="0"/>
           <w:sz w:val="24"/>
           <w:szCs w:val="24"/>
-          <w:highlight w:val="none"/>
           <w:lang w:val="it-IT"/>
         </w:rPr>
       </w:r>
@@ -3257,7 +3228,6 @@
           <w:bCs/>
           <w:sz w:val="40"/>
           <w:szCs w:val="40"/>
-          <w:highlight w:val="none"/>
         </w:rPr>
       </w:r>
       <w:r>
@@ -3381,7 +3351,7 @@
         <w:rFonts w:hint="default" w:ascii="Symbol" w:hAnsi="Symbol" w:eastAsia="Symbol" w:cs="Symbol"/>
       </w:rPr>
       <w:start w:val="1"/>
-      <w:suff w:val="tab"/>
+      <w:suff w:val="space"/>
     </w:lvl>
     <w:lvl w:ilvl="1">
       <w:isLgl w:val="false"/>
@@ -3397,7 +3367,7 @@
         <w:rFonts w:hint="default" w:ascii="Courier New" w:hAnsi="Courier New" w:eastAsia="Courier New" w:cs="Courier New"/>
       </w:rPr>
       <w:start w:val="1"/>
-      <w:suff w:val="tab"/>
+      <w:suff w:val="space"/>
     </w:lvl>
     <w:lvl w:ilvl="2">
       <w:isLgl w:val="false"/>
@@ -3413,7 +3383,7 @@
         <w:rFonts w:hint="default" w:ascii="Wingdings" w:hAnsi="Wingdings" w:eastAsia="Wingdings" w:cs="Wingdings"/>
       </w:rPr>
       <w:start w:val="1"/>
-      <w:suff w:val="tab"/>
+      <w:suff w:val="space"/>
     </w:lvl>
     <w:lvl w:ilvl="3">
       <w:isLgl w:val="false"/>
@@ -3429,7 +3399,7 @@
         <w:rFonts w:hint="default" w:ascii="Symbol" w:hAnsi="Symbol" w:eastAsia="Symbol" w:cs="Symbol"/>
       </w:rPr>
       <w:start w:val="1"/>
-      <w:suff w:val="tab"/>
+      <w:suff w:val="space"/>
     </w:lvl>
     <w:lvl w:ilvl="4">
       <w:isLgl w:val="false"/>
@@ -3445,7 +3415,7 @@
         <w:rFonts w:hint="default" w:ascii="Courier New" w:hAnsi="Courier New" w:eastAsia="Courier New" w:cs="Courier New"/>
       </w:rPr>
       <w:start w:val="1"/>
-      <w:suff w:val="tab"/>
+      <w:suff w:val="space"/>
     </w:lvl>
     <w:lvl w:ilvl="5">
       <w:isLgl w:val="false"/>
@@ -3461,7 +3431,7 @@
         <w:rFonts w:hint="default" w:ascii="Wingdings" w:hAnsi="Wingdings" w:eastAsia="Wingdings" w:cs="Wingdings"/>
       </w:rPr>
       <w:start w:val="1"/>
-      <w:suff w:val="tab"/>
+      <w:suff w:val="space"/>
     </w:lvl>
     <w:lvl w:ilvl="6">
       <w:isLgl w:val="false"/>
@@ -3477,7 +3447,7 @@
         <w:rFonts w:hint="default" w:ascii="Symbol" w:hAnsi="Symbol" w:eastAsia="Symbol" w:cs="Symbol"/>
       </w:rPr>
       <w:start w:val="1"/>
-      <w:suff w:val="tab"/>
+      <w:suff w:val="space"/>
     </w:lvl>
     <w:lvl w:ilvl="7">
       <w:isLgl w:val="false"/>
@@ -3493,7 +3463,7 @@
         <w:rFonts w:hint="default" w:ascii="Courier New" w:hAnsi="Courier New" w:eastAsia="Courier New" w:cs="Courier New"/>
       </w:rPr>
       <w:start w:val="1"/>
-      <w:suff w:val="tab"/>
+      <w:suff w:val="space"/>
     </w:lvl>
     <w:lvl w:ilvl="8">
       <w:isLgl w:val="false"/>
@@ -3509,7 +3479,7 @@
         <w:rFonts w:hint="default" w:ascii="Wingdings" w:hAnsi="Wingdings" w:eastAsia="Wingdings" w:cs="Wingdings"/>
       </w:rPr>
       <w:start w:val="1"/>
-      <w:suff w:val="tab"/>
+      <w:suff w:val="space"/>
     </w:lvl>
   </w:abstractNum>
   <w:abstractNum w:abstractNumId="1">
@@ -3527,7 +3497,7 @@
         <w:rFonts w:hint="default" w:ascii="Symbol" w:hAnsi="Symbol" w:eastAsia="Symbol" w:cs="Symbol"/>
       </w:rPr>
       <w:start w:val="1"/>
-      <w:suff w:val="tab"/>
+      <w:suff w:val="space"/>
     </w:lvl>
     <w:lvl w:ilvl="1">
       <w:isLgl w:val="false"/>
@@ -3543,7 +3513,7 @@
         <w:rFonts w:hint="default" w:ascii="Courier New" w:hAnsi="Courier New" w:eastAsia="Courier New" w:cs="Courier New"/>
       </w:rPr>
       <w:start w:val="1"/>
-      <w:suff w:val="tab"/>
+      <w:suff w:val="space"/>
     </w:lvl>
     <w:lvl w:ilvl="2">
       <w:isLgl w:val="false"/>
@@ -3559,7 +3529,7 @@
         <w:rFonts w:hint="default" w:ascii="Wingdings" w:hAnsi="Wingdings" w:eastAsia="Wingdings" w:cs="Wingdings"/>
       </w:rPr>
       <w:start w:val="1"/>
-      <w:suff w:val="tab"/>
+      <w:suff w:val="space"/>
     </w:lvl>
     <w:lvl w:ilvl="3">
       <w:isLgl w:val="false"/>
@@ -3575,7 +3545,7 @@
         <w:rFonts w:hint="default" w:ascii="Symbol" w:hAnsi="Symbol" w:eastAsia="Symbol" w:cs="Symbol"/>
       </w:rPr>
       <w:start w:val="1"/>
-      <w:suff w:val="tab"/>
+      <w:suff w:val="space"/>
     </w:lvl>
     <w:lvl w:ilvl="4">
       <w:isLgl w:val="false"/>
@@ -3591,7 +3561,7 @@
         <w:rFonts w:hint="default" w:ascii="Courier New" w:hAnsi="Courier New" w:eastAsia="Courier New" w:cs="Courier New"/>
       </w:rPr>
       <w:start w:val="1"/>
-      <w:suff w:val="tab"/>
+      <w:suff w:val="space"/>
     </w:lvl>
     <w:lvl w:ilvl="5">
       <w:isLgl w:val="false"/>
@@ -3607,7 +3577,7 @@
         <w:rFonts w:hint="default" w:ascii="Wingdings" w:hAnsi="Wingdings" w:eastAsia="Wingdings" w:cs="Wingdings"/>
       </w:rPr>
       <w:start w:val="1"/>
-      <w:suff w:val="tab"/>
+      <w:suff w:val="space"/>
     </w:lvl>
     <w:lvl w:ilvl="6">
       <w:isLgl w:val="false"/>
@@ -3623,7 +3593,7 @@
         <w:rFonts w:hint="default" w:ascii="Symbol" w:hAnsi="Symbol" w:eastAsia="Symbol" w:cs="Symbol"/>
       </w:rPr>
       <w:start w:val="1"/>
-      <w:suff w:val="tab"/>
+      <w:suff w:val="space"/>
     </w:lvl>
     <w:lvl w:ilvl="7">
       <w:isLgl w:val="false"/>
@@ -3639,7 +3609,7 @@
         <w:rFonts w:hint="default" w:ascii="Courier New" w:hAnsi="Courier New" w:eastAsia="Courier New" w:cs="Courier New"/>
       </w:rPr>
       <w:start w:val="1"/>
-      <w:suff w:val="tab"/>
+      <w:suff w:val="space"/>
     </w:lvl>
     <w:lvl w:ilvl="8">
       <w:isLgl w:val="false"/>
@@ -3655,7 +3625,7 @@
         <w:rFonts w:hint="default" w:ascii="Wingdings" w:hAnsi="Wingdings" w:eastAsia="Wingdings" w:cs="Wingdings"/>
       </w:rPr>
       <w:start w:val="1"/>
-      <w:suff w:val="tab"/>
+      <w:suff w:val="space"/>
     </w:lvl>
   </w:abstractNum>
   <w:num w:numId="1">
